--- a/out/08_ISMS/SNX-ISMS-SOP-05 Vulnerability & Patch Management (Rev00 DRAFT).docx
+++ b/out/08_ISMS/SNX-ISMS-SOP-05 Vulnerability & Patch Management (Rev00 DRAFT).docx
@@ -217,6 +217,7 @@
     <w:p>
       <w:pPr>
         <w:pStyle w:val="Heading1"/>
+        <w:keepNext/>
         <w:widowControl w:val="0"/>
         <w:spacing w:line="240" w:lineRule="auto"/>
         <w:ind w:right="407" w:firstLine="0"/>
@@ -511,6 +512,10 @@
         <w:gridCol w:w="5850"/>
       </w:tblGrid>
       <w:tr>
+        <w:trPr>
+          <w:cantSplit/>
+          <w:tblHeader/>
+        </w:trPr>
         <w:tc>
           <w:tcPr>
             <w:tcW w:w="3150" w:type="dxa"/>
@@ -523,6 +528,7 @@
           </w:tcPr>
           <w:p>
             <w:pPr>
+              <w:keepNext/>
               <w:widowControl w:val="0"/>
               <w:pBdr>
                 <w:top w:val="nil"/>
@@ -563,6 +569,7 @@
           </w:tcPr>
           <w:p>
             <w:pPr>
+              <w:keepNext/>
               <w:widowControl w:val="0"/>
               <w:pBdr>
                 <w:top w:val="nil"/>
@@ -593,6 +600,9 @@
         </w:tc>
       </w:tr>
       <w:tr>
+        <w:trPr>
+          <w:cantSplit/>
+        </w:trPr>
         <w:tc>
           <w:tcPr>
             <w:tcW w:w="3150" w:type="dxa"/>
@@ -646,6 +656,9 @@
         </w:tc>
       </w:tr>
       <w:tr>
+        <w:trPr>
+          <w:cantSplit/>
+        </w:trPr>
         <w:tc>
           <w:tcPr>
             <w:tcW w:w="3150" w:type="dxa"/>
@@ -699,6 +712,9 @@
         </w:tc>
       </w:tr>
       <w:tr>
+        <w:trPr>
+          <w:cantSplit/>
+        </w:trPr>
         <w:tc>
           <w:tcPr>
             <w:tcW w:w="3150" w:type="dxa"/>
@@ -750,6 +766,9 @@
         </w:tc>
       </w:tr>
       <w:tr>
+        <w:trPr>
+          <w:cantSplit/>
+        </w:trPr>
         <w:tc>
           <w:tcPr>
             <w:tcW w:w="3150" w:type="dxa"/>
@@ -810,6 +829,9 @@
         </w:tc>
       </w:tr>
       <w:tr>
+        <w:trPr>
+          <w:cantSplit/>
+        </w:trPr>
         <w:tc>
           <w:tcPr>
             <w:tcW w:w="3150" w:type="dxa"/>
@@ -861,6 +883,9 @@
         </w:tc>
       </w:tr>
       <w:tr>
+        <w:trPr>
+          <w:cantSplit/>
+        </w:trPr>
         <w:tc>
           <w:tcPr>
             <w:tcW w:w="3150" w:type="dxa"/>
@@ -914,6 +939,9 @@
         </w:tc>
       </w:tr>
       <w:tr>
+        <w:trPr>
+          <w:cantSplit/>
+        </w:trPr>
         <w:tc>
           <w:tcPr>
             <w:tcW w:w="3150" w:type="dxa"/>
@@ -967,6 +995,9 @@
         </w:tc>
       </w:tr>
       <w:tr>
+        <w:trPr>
+          <w:cantSplit/>
+        </w:trPr>
         <w:tc>
           <w:tcPr>
             <w:tcW w:w="3150" w:type="dxa"/>
@@ -1020,6 +1051,9 @@
         </w:tc>
       </w:tr>
       <w:tr>
+        <w:trPr>
+          <w:cantSplit/>
+        </w:trPr>
         <w:tc>
           <w:tcPr>
             <w:tcW w:w="3150" w:type="dxa"/>
@@ -1073,6 +1107,9 @@
         </w:tc>
       </w:tr>
       <w:tr>
+        <w:trPr>
+          <w:cantSplit/>
+        </w:trPr>
         <w:tc>
           <w:tcPr>
             <w:tcW w:w="3150" w:type="dxa"/>
@@ -1126,6 +1163,9 @@
         </w:tc>
       </w:tr>
       <w:tr>
+        <w:trPr>
+          <w:cantSplit/>
+        </w:trPr>
         <w:tc>
           <w:tcPr>
             <w:tcW w:w="3150" w:type="dxa"/>
@@ -1207,6 +1247,7 @@
     <w:p>
       <w:pPr>
         <w:pStyle w:val="Heading1"/>
+        <w:keepNext/>
         <w:widowControl w:val="0"/>
         <w:spacing w:before="816" w:line="240" w:lineRule="auto"/>
         <w:ind w:right="407"/>
@@ -1243,6 +1284,10 @@
         <w:gridCol w:w="3010"/>
       </w:tblGrid>
       <w:tr>
+        <w:trPr>
+          <w:cantSplit/>
+          <w:tblHeader/>
+        </w:trPr>
         <w:tc>
           <w:tcPr>
             <w:tcW w:w="3009" w:type="dxa"/>
@@ -1255,6 +1300,7 @@
           </w:tcPr>
           <w:p>
             <w:pPr>
+              <w:keepNext/>
               <w:widowControl w:val="0"/>
               <w:spacing w:line="240" w:lineRule="auto"/>
               <w:jc w:val="center"/>
@@ -1288,6 +1334,7 @@
           </w:tcPr>
           <w:p>
             <w:pPr>
+              <w:keepNext/>
               <w:widowControl w:val="0"/>
               <w:spacing w:line="240" w:lineRule="auto"/>
               <w:jc w:val="center"/>
@@ -1321,6 +1368,7 @@
           </w:tcPr>
           <w:p>
             <w:pPr>
+              <w:keepNext/>
               <w:widowControl w:val="0"/>
               <w:spacing w:line="240" w:lineRule="auto"/>
               <w:jc w:val="center"/>
@@ -1344,6 +1392,9 @@
         </w:tc>
       </w:tr>
       <w:tr>
+        <w:trPr>
+          <w:cantSplit/>
+        </w:trPr>
         <w:tc>
           <w:tcPr>
             <w:tcW w:w="3009" w:type="dxa"/>
@@ -1392,6 +1443,9 @@
         </w:tc>
       </w:tr>
       <w:tr>
+        <w:trPr>
+          <w:cantSplit/>
+        </w:trPr>
         <w:tc>
           <w:tcPr>
             <w:tcW w:w="3009" w:type="dxa"/>
@@ -1463,6 +1517,9 @@
         </w:tc>
       </w:tr>
       <w:tr>
+        <w:trPr>
+          <w:cantSplit/>
+        </w:trPr>
         <w:tc>
           <w:tcPr>
             <w:tcW w:w="3009" w:type="dxa"/>
@@ -1537,6 +1594,7 @@
     <w:p>
       <w:pPr>
         <w:pStyle w:val="Heading1"/>
+        <w:keepNext/>
         <w:widowControl w:val="0"/>
         <w:spacing w:before="816" w:line="240" w:lineRule="auto"/>
         <w:ind w:right="407"/>
@@ -1578,6 +1636,10 @@
         <w:gridCol w:w="2235"/>
       </w:tblGrid>
       <w:tr>
+        <w:trPr>
+          <w:cantSplit/>
+          <w:tblHeader/>
+        </w:trPr>
         <w:tc>
           <w:tcPr>
             <w:tcW w:w="810" w:type="dxa"/>
@@ -1590,6 +1652,7 @@
           </w:tcPr>
           <w:p>
             <w:pPr>
+              <w:keepNext/>
               <w:widowControl w:val="0"/>
               <w:pBdr>
                 <w:top w:val="nil"/>
@@ -1630,6 +1693,7 @@
           </w:tcPr>
           <w:p>
             <w:pPr>
+              <w:keepNext/>
               <w:widowControl w:val="0"/>
               <w:spacing w:line="240" w:lineRule="auto"/>
               <w:jc w:val="center"/>
@@ -1663,6 +1727,7 @@
           </w:tcPr>
           <w:p>
             <w:pPr>
+              <w:keepNext/>
               <w:widowControl w:val="0"/>
               <w:pBdr>
                 <w:top w:val="nil"/>
@@ -1703,6 +1768,7 @@
           </w:tcPr>
           <w:p>
             <w:pPr>
+              <w:keepNext/>
               <w:widowControl w:val="0"/>
               <w:pBdr>
                 <w:top w:val="nil"/>
@@ -1733,6 +1799,9 @@
         </w:tc>
       </w:tr>
       <w:tr>
+        <w:trPr>
+          <w:cantSplit/>
+        </w:trPr>
         <w:tc>
           <w:tcPr>
             <w:tcW w:w="810" w:type="dxa"/>
@@ -1835,6 +1904,9 @@
         </w:tc>
       </w:tr>
       <w:tr>
+        <w:trPr>
+          <w:cantSplit/>
+        </w:trPr>
         <w:tc>
           <w:tcPr>
             <w:tcW w:w="810" w:type="dxa"/>
@@ -1937,6 +2009,9 @@
         </w:tc>
       </w:tr>
       <w:tr>
+        <w:trPr>
+          <w:cantSplit/>
+        </w:trPr>
         <w:tc>
           <w:tcPr>
             <w:tcW w:w="810" w:type="dxa"/>
@@ -2439,7 +2514,7 @@
           <w:sz w:val="24"/>
           <w:szCs w:val="24"/>
         </w:rPr>
-        <w:t xml:space="preserve">SOP ini berlaku untuk sistem internal SINUX dan sistem pelanggan yang patching-nya menjadi tanggung jawab SINUX menurut kontrak.</w:t>
+        <w:t xml:space="preserve">SOP ini berlaku untuk sistem internal SINUX dan sistem pelanggan yang patching-nya menjadi tanggung jawab SINUX sesuai kontrak.</w:t>
       </w:r>
     </w:p>
     <w:p>
@@ -2487,12 +2562,13 @@
           <w:sz w:val="24"/>
           <w:szCs w:val="24"/>
         </w:rPr>
-        <w:t xml:space="preserve">Dikecualikan dari SOP ini: patch aplikasi milik pelanggan, yang menjadi tanggung jawab developer atau PIC pelanggan (penyampaian temuan dan rekomendasinya ada di bagian 9), dan penanganan insiden keamanan, yang diatur di SNX-ISMS-SOP-01.</w:t>
+        <w:t xml:space="preserve">Dikecualikan dari SOP ini: patch aplikasi milik pelanggan, yang menjadi tanggung jawab developer atau PIC pelanggan, dan penanganan insiden keamanan, yang diatur di SNX-ISMS-SOP-01. Untuk aplikasi milik pelanggan, Service Delivery Manager menyampaikan temuan dan rekomendasinya ke developer atau PIC pelanggan.</w:t>
       </w:r>
     </w:p>
     <w:p>
       <w:pPr>
         <w:pStyle w:val="Heading1"/>
+        <w:keepNext/>
         <w:numPr>
           <w:ilvl w:val="0"/>
           <w:numId w:val="7"/>
@@ -2527,6 +2603,8 @@
       </w:tblGrid>
       <w:tr>
         <w:trPr>
+          <w:cantSplit/>
+          <w:tblHeader/>
           <w:jc w:val="center"/>
         </w:trPr>
         <w:tc>
@@ -2536,6 +2614,7 @@
           </w:tcPr>
           <w:p>
             <w:pPr>
+              <w:keepNext/>
               <w:jc w:val="center"/>
               <w:rPr>
                 <w:sz w:val="24"/>
@@ -2560,6 +2639,7 @@
           </w:tcPr>
           <w:p>
             <w:pPr>
+              <w:keepNext/>
               <w:jc w:val="center"/>
               <w:rPr>
                 <w:sz w:val="24"/>
@@ -2580,6 +2660,7 @@
       </w:tr>
       <w:tr>
         <w:trPr>
+          <w:cantSplit/>
           <w:jc w:val="center"/>
         </w:trPr>
         <w:tc>
@@ -2629,6 +2710,7 @@
       </w:tr>
       <w:tr>
         <w:trPr>
+          <w:cantSplit/>
           <w:jc w:val="center"/>
         </w:trPr>
         <w:tc>
@@ -2678,6 +2760,7 @@
       </w:tr>
       <w:tr>
         <w:trPr>
+          <w:cantSplit/>
           <w:jc w:val="center"/>
         </w:trPr>
         <w:tc>
@@ -2727,6 +2810,7 @@
       </w:tr>
       <w:tr>
         <w:trPr>
+          <w:cantSplit/>
           <w:jc w:val="center"/>
         </w:trPr>
         <w:tc>
@@ -2776,6 +2860,7 @@
       </w:tr>
       <w:tr>
         <w:trPr>
+          <w:cantSplit/>
           <w:jc w:val="center"/>
         </w:trPr>
         <w:tc>
@@ -2825,6 +2910,7 @@
       </w:tr>
       <w:tr>
         <w:trPr>
+          <w:cantSplit/>
           <w:jc w:val="center"/>
         </w:trPr>
         <w:tc>
@@ -2874,6 +2960,7 @@
       </w:tr>
       <w:tr>
         <w:trPr>
+          <w:cantSplit/>
           <w:jc w:val="center"/>
         </w:trPr>
         <w:tc>
@@ -2923,6 +3010,7 @@
       </w:tr>
       <w:tr>
         <w:trPr>
+          <w:cantSplit/>
           <w:jc w:val="center"/>
         </w:trPr>
         <w:tc>
@@ -2972,6 +3060,7 @@
       </w:tr>
       <w:tr>
         <w:trPr>
+          <w:cantSplit/>
           <w:jc w:val="center"/>
         </w:trPr>
         <w:tc>
@@ -3021,6 +3110,7 @@
       </w:tr>
       <w:tr>
         <w:trPr>
+          <w:cantSplit/>
           <w:jc w:val="center"/>
         </w:trPr>
         <w:tc>
@@ -3070,6 +3160,7 @@
       </w:tr>
       <w:tr>
         <w:trPr>
+          <w:cantSplit/>
           <w:jc w:val="center"/>
         </w:trPr>
         <w:tc>
@@ -3119,6 +3210,7 @@
       </w:tr>
       <w:tr>
         <w:trPr>
+          <w:cantSplit/>
           <w:jc w:val="center"/>
         </w:trPr>
         <w:tc>
@@ -3168,6 +3260,7 @@
       </w:tr>
       <w:tr>
         <w:trPr>
+          <w:cantSplit/>
           <w:jc w:val="center"/>
         </w:trPr>
         <w:tc>
@@ -3217,6 +3310,7 @@
       </w:tr>
       <w:tr>
         <w:trPr>
+          <w:cantSplit/>
           <w:jc w:val="center"/>
         </w:trPr>
         <w:tc>
@@ -3266,6 +3360,7 @@
       </w:tr>
       <w:tr>
         <w:trPr>
+          <w:cantSplit/>
           <w:jc w:val="center"/>
         </w:trPr>
         <w:tc>
@@ -3315,6 +3410,7 @@
       </w:tr>
       <w:tr>
         <w:trPr>
+          <w:cantSplit/>
           <w:jc w:val="center"/>
         </w:trPr>
         <w:tc>
@@ -3364,6 +3460,7 @@
       </w:tr>
       <w:tr>
         <w:trPr>
+          <w:cantSplit/>
           <w:jc w:val="center"/>
         </w:trPr>
         <w:tc>
@@ -3406,13 +3503,14 @@
                 <w:sz w:val="24"/>
                 <w:szCs w:val="24"/>
               </w:rPr>
-              <w:t>Change jenis Major menurut SNX-OPS-SOP-02 (USULAN).</w:t>
+              <w:t>Change jenis Major sesuai SNX-OPS-SOP-02 (USULAN).</w:t>
             </w:r>
           </w:p>
         </w:tc>
       </w:tr>
       <w:tr>
         <w:trPr>
+          <w:cantSplit/>
           <w:jc w:val="center"/>
         </w:trPr>
         <w:tc>
@@ -3462,6 +3560,7 @@
       </w:tr>
       <w:tr>
         <w:trPr>
+          <w:cantSplit/>
           <w:jc w:val="center"/>
         </w:trPr>
         <w:tc>
@@ -3504,13 +3603,14 @@
                 <w:sz w:val="24"/>
                 <w:szCs w:val="24"/>
               </w:rPr>
-              <w:t>Skala lima tingkat untuk urgensi penutupan vulnerability: Darurat, Kritis, Tinggi, Sedang, dan Rendah, dengan kriteria di butir 4.2. Skala ini terpisah dari severity tiket P1 sampai P4 (SNX-OPS-SOP-04) dan dari level risiko (SNX-ISMS-REG-02); nama Kritis, Tinggi, Sedang, dan Rendah di dokumen ini selalu berarti prioritas patch.</w:t>
+              <w:t>Skala lima tingkat untuk urgensi penutupan vulnerability: Darurat, Kritis, Tinggi, Sedang, dan Rendah, dengan kriteria di butir 4.2. Skala ini terpisah dari severity ticket P1 sampai P4 (SNX-OPS-SOP-04) dan dari level risiko (SNX-ISMS-REG-02). Di dokumen ini, nama Kritis, Tinggi, Sedang, dan Rendah selalu berarti prioritas patch.</w:t>
             </w:r>
           </w:p>
         </w:tc>
       </w:tr>
       <w:tr>
         <w:trPr>
+          <w:cantSplit/>
           <w:jc w:val="center"/>
         </w:trPr>
         <w:tc>
@@ -3560,6 +3660,7 @@
       </w:tr>
       <w:tr>
         <w:trPr>
+          <w:cantSplit/>
           <w:jc w:val="center"/>
         </w:trPr>
         <w:tc>
@@ -3609,6 +3710,7 @@
       </w:tr>
       <w:tr>
         <w:trPr>
+          <w:cantSplit/>
           <w:jc w:val="center"/>
         </w:trPr>
         <w:tc>
@@ -3658,6 +3760,7 @@
       </w:tr>
       <w:tr>
         <w:trPr>
+          <w:cantSplit/>
           <w:jc w:val="center"/>
         </w:trPr>
         <w:tc>
@@ -3700,13 +3803,14 @@
                 <w:sz w:val="24"/>
                 <w:szCs w:val="24"/>
               </w:rPr>
-              <w:t>Batas waktu pemasangan patch atau penerapan mitigasi kompensasi untuk satu vulnerability menurut prioritasnya; nilainya ada di bagian 8. Dihitung sejak Lead SOC menetapkan prioritas di tiket temuan, dalam hari kalender (USULAN).</w:t>
+              <w:t>Batas waktu pemasangan patch atau penerapan mitigasi kompensasi untuk satu vulnerability sesuai prioritasnya (bagian 8), dihitung dalam hari kalender sejak Lead SOC menetapkan prioritas di ticket temuan (USULAN).</w:t>
             </w:r>
           </w:p>
         </w:tc>
       </w:tr>
       <w:tr>
         <w:trPr>
+          <w:cantSplit/>
           <w:jc w:val="center"/>
         </w:trPr>
         <w:tc>
@@ -3727,7 +3831,7 @@
                 <w:sz w:val="24"/>
                 <w:szCs w:val="24"/>
               </w:rPr>
-              <w:t>Tiket temuan</w:t>
+              <w:t>Ticket temuan</w:t>
             </w:r>
           </w:p>
         </w:tc>
@@ -3749,13 +3853,14 @@
                 <w:sz w:val="24"/>
                 <w:szCs w:val="24"/>
               </w:rPr>
-              <w:t>Tiket di Zammad untuk satu temuan vulnerability beserta penanganannya, direkap di SNX-OPS-FRM-08.</w:t>
+              <w:t>Ticket di Zammad untuk satu temuan vulnerability beserta penanganannya, direkap di SNX-OPS-FRM-08.</w:t>
             </w:r>
           </w:p>
         </w:tc>
       </w:tr>
       <w:tr>
         <w:trPr>
+          <w:cantSplit/>
           <w:jc w:val="center"/>
         </w:trPr>
         <w:tc>
@@ -3805,6 +3910,7 @@
       </w:tr>
       <w:tr>
         <w:trPr>
+          <w:cantSplit/>
           <w:jc w:val="center"/>
         </w:trPr>
         <w:tc>
@@ -3854,6 +3960,7 @@
       </w:tr>
       <w:tr>
         <w:trPr>
+          <w:cantSplit/>
           <w:jc w:val="center"/>
         </w:trPr>
         <w:tc>
@@ -3903,6 +4010,7 @@
       </w:tr>
       <w:tr>
         <w:trPr>
+          <w:cantSplit/>
           <w:jc w:val="center"/>
         </w:trPr>
         <w:tc>
@@ -3945,13 +4053,14 @@
                 <w:sz w:val="24"/>
                 <w:szCs w:val="24"/>
               </w:rPr>
-              <w:t>Jadwal yang disepakati untuk pekerjaan yang berdampak ke layanan, menurut SNX-OPS-SOP-03.</w:t>
+              <w:t>Jadwal yang disepakati untuk pekerjaan yang berdampak ke layanan, sesuai SNX-OPS-SOP-03.</w:t>
             </w:r>
           </w:p>
         </w:tc>
       </w:tr>
       <w:tr>
         <w:trPr>
+          <w:cantSplit/>
           <w:jc w:val="center"/>
         </w:trPr>
         <w:tc>
@@ -3994,7 +4103,7 @@
                 <w:sz w:val="24"/>
                 <w:szCs w:val="24"/>
               </w:rPr>
-              <w:t>Sistem tiket untuk Ops.</w:t>
+              <w:t>Sistem ticket untuk Ops.</w:t>
             </w:r>
           </w:p>
         </w:tc>
@@ -4076,7 +4185,7 @@
           <w:sz w:val="24"/>
           <w:szCs w:val="24"/>
         </w:rPr>
-        <w:t xml:space="preserve">4.2 Prioritas (Annex A 8.8): Lead SOC menetapkan prioritas tiap vulnerability dengan kriteria berikut. Darurat: dieksploitasi aktif di dunia nyata dan dapat dijangkau dari internet, atau RCE tanpa autentikasi. Kritis: CVSS 9.0 atau lebih. Tinggi: CVSS 7.0 sampai 8.9. Sedang: CVSS 4.0 sampai 6.9. Rendah: CVSS di bawah 4.0. Tenggat tiap prioritas ada di bagian 8 dan berstatus USULAN sampai disahkan bersama SNX-ISMS-REG-03.</w:t>
+        <w:t xml:space="preserve">4.2 Prioritas (Annex A 8.8): Lead SOC menetapkan prioritas tiap vulnerability dengan kriteria berikut. Darurat: dieksploitasi aktif di dunia nyata dan dapat dijangkau dari internet, atau RCE tanpa autentikasi. Kritis: CVSS 9.0 atau lebih. Tinggi: CVSS 7.0 sampai 8.9. Sedang: CVSS 4.0 sampai 6.9. Rendah: CVSS di bawah 4.0. Tenggat tiap prioritas (bagian 8) berstatus USULAN sampai disahkan bersama SNX-ISMS-REG-03.</w:t>
       </w:r>
     </w:p>
     <w:p>
@@ -4124,7 +4233,7 @@
           <w:sz w:val="24"/>
           <w:szCs w:val="24"/>
         </w:rPr>
-        <w:t xml:space="preserve">4.4 Pemasangan patch (Annex A 8.8, 8.19): patch diuji lebih dulu bila memungkinkan dan dipasang di production lewat change request menurut SNX-OPS-SOP-02 (butir 6.3). Di server cPanel, yum install atau remove perl-* dilarang, dan update mengikuti mekanisme resmi panel.</w:t>
+        <w:t xml:space="preserve">4.4 Pemasangan patch (Annex A 8.8, 8.19): patch diuji lebih dulu jika memungkinkan, lalu dipasang di production melalui change request sesuai SNX-OPS-SOP-02 (butir 6.3). Di server cPanel, yum install atau remove perl-* dilarang, dan update mengikuti mekanisme resmi panel.</w:t>
       </w:r>
     </w:p>
     <w:p>
@@ -4148,7 +4257,7 @@
           <w:sz w:val="24"/>
           <w:szCs w:val="24"/>
         </w:rPr>
-        <w:t xml:space="preserve">4.5 Mitigasi kompensasi (Annex A 8.8): bila patch belum tersedia atau tidak bisa dipasang, NOC Engineer menerapkan mitigasi kompensasi dan mencatatnya di tiket temuan (butir 6.4).</w:t>
+        <w:t xml:space="preserve">4.5 Mitigasi kompensasi (Annex A 8.8): jika patch belum tersedia atau tidak bisa dipasang, NOC Engineer menerapkan mitigasi kompensasi dan mencatatnya di ticket temuan (butir 6.4).</w:t>
       </w:r>
     </w:p>
     <w:p>
@@ -4172,7 +4281,7 @@
           <w:sz w:val="24"/>
           <w:szCs w:val="24"/>
         </w:rPr>
-        <w:t xml:space="preserve">4.6 Vulnerability yang dieksploitasi aktif (Annex A 8.8): vulnerability ini diperlakukan sebagai potensi insiden. SOC Analyst melakukan sweep IOC sesuai SNX-ISMS-SOP-01 sebelum dan sesudah patch dipasang, karena patch tidak menghapus kompromi yang sudah terjadi (butir 6.3).</w:t>
+        <w:t xml:space="preserve">4.6 Vulnerability yang dieksploitasi aktif (Annex A 8.8): vulnerability ini diperlakukan sebagai potensi insiden. SOC Analyst melakukan sweep IOC sesuai SNX-ISMS-SOP-01 sebelum dan setelah patch dipasang, karena patch tidak menghapus kompromi yang sudah terjadi (butir 6.3).</w:t>
       </w:r>
     </w:p>
     <w:p>
@@ -4196,7 +4305,7 @@
           <w:sz w:val="24"/>
           <w:szCs w:val="24"/>
         </w:rPr>
-        <w:t xml:space="preserve">4.7 Tindakan korektif (ISO 9001:2015 10.2): tiap temuan dicatat sebagai tiket temuan, ditangani sampai tertutup, dan tiketnya ditutup dengan bukti verifikasi. Klaim tertutup didukung dua sumber (butir 6.2 sampai 6.5).</w:t>
+        <w:t xml:space="preserve">4.7 Corrective action (ISO 9001:2015 10.2): tiap temuan dicatat sebagai ticket temuan, ditangani sampai tertutup, dan ticket-nya ditutup dengan bukti verifikasi. Klaim tertutup didukung dua sumber (butir 6.2 sampai 6.5).</w:t>
       </w:r>
     </w:p>
     <w:p>
@@ -4220,7 +4329,7 @@
           <w:sz w:val="24"/>
           <w:szCs w:val="24"/>
         </w:rPr>
-        <w:t xml:space="preserve">4.8 Pengecualian (Annex A 8.8): Lead SOC mencatat patch yang tidak dapat dipasang sesuai tenggat sebagai pengecualian berisi alasan, mitigasi, tanggal tinjau ulang, dan persetujuan Pemilik aset. Pengecualian prioritas Darurat dan Kritis butuh persetujuan Head of Operation, dan Lead SOC mencatatnya di SNX-ISMS-REG-03 sebagai risiko yang diterima (butir 6.6).</w:t>
+        <w:t xml:space="preserve">4.8 Pengecualian (Annex A 8.8): Lead SOC mencatat patch yang tidak dapat dipasang sesuai tenggat sebagai pengecualian berisi alasan, mitigasi, tanggal tinjau ulang, dan persetujuan Pemilik aset. Pengecualian prioritas Darurat dan Kritis memerlukan persetujuan Head of Operation. Lead SOC mencatatnya di SNX-ISMS-REG-03 sebagai risiko yang diterima (butir 6.6).</w:t>
       </w:r>
     </w:p>
     <w:p>
@@ -4244,7 +4353,7 @@
           <w:sz w:val="24"/>
           <w:szCs w:val="24"/>
         </w:rPr>
-        <w:t xml:space="preserve">4.9 Perlindungan malware (Annex A 8.7): server dan laptop kerja menjalankan anti-malware atau EDR yang aktif dan diperbarui, dan fleet hosting pelanggan memakai solusi yang disepakati kontrak. SOC Analyst menangani deteksi malware sesuai SNX-ISMS-SOP-01 (butir 6.7).</w:t>
+        <w:t xml:space="preserve">4.9 Perlindungan malware (Annex A 8.7): server dan laptop kerja menjalankan anti-malware atau EDR yang aktif dan diperbarui. Fleet hosting pelanggan memakai solusi yang disepakati kontrak. SOC Analyst menangani deteksi malware sesuai SNX-ISMS-SOP-01 (butir 6.7).</w:t>
       </w:r>
     </w:p>
     <w:p>
@@ -4268,12 +4377,13 @@
           <w:sz w:val="24"/>
           <w:szCs w:val="24"/>
         </w:rPr>
-        <w:t xml:space="preserve">4.10 Instalasi software (Annex A 8.19): Seluruh personel mengunduh software hanya dari sumber resmi dan memverifikasi checksum bila tersedia (butir 6.7).</w:t>
+        <w:t xml:space="preserve">4.10 Instalasi software (Annex A 8.19): Seluruh personel mengunduh software hanya dari sumber resmi dan memverifikasi checksum jika tersedia (butir 6.7).</w:t>
       </w:r>
     </w:p>
     <w:p>
       <w:pPr>
         <w:pStyle w:val="Heading1"/>
+        <w:keepNext/>
         <w:numPr>
           <w:ilvl w:val="0"/>
           <w:numId w:val="7"/>
@@ -4301,6 +4411,8 @@
       </w:tblGrid>
       <w:tr>
         <w:trPr>
+          <w:cantSplit/>
+          <w:tblHeader/>
           <w:jc w:val="center"/>
         </w:trPr>
         <w:tc>
@@ -4317,6 +4429,7 @@
           </w:tcPr>
           <w:p>
             <w:pPr>
+              <w:keepNext/>
               <w:jc w:val="center"/>
               <w:rPr>
                 <w:sz w:val="24"/>
@@ -4348,6 +4461,7 @@
           </w:tcPr>
           <w:p>
             <w:pPr>
+              <w:keepNext/>
               <w:jc w:val="center"/>
               <w:rPr>
                 <w:sz w:val="24"/>
@@ -4379,6 +4493,7 @@
           </w:tcPr>
           <w:p>
             <w:pPr>
+              <w:keepNext/>
               <w:jc w:val="center"/>
               <w:rPr>
                 <w:sz w:val="24"/>
@@ -4399,6 +4514,7 @@
       </w:tr>
       <w:tr>
         <w:trPr>
+          <w:cantSplit/>
           <w:jc w:val="center"/>
         </w:trPr>
         <w:tc>
@@ -4444,19 +4560,19 @@
           </w:tcPr>
           <w:p>
             <w:pPr>
-              <w:jc w:val="both"/>
-              <w:rPr>
-                <w:sz w:val="24"/>
-                <w:szCs w:val="24"/>
-              </w:rPr>
-            </w:pPr>
-            <w:r>
-              <w:rPr>
-                <w:b w:val="0"/>
-                <w:sz w:val="24"/>
-                <w:szCs w:val="24"/>
-              </w:rPr>
-              <w:t>Pemilik SOP. Menelaah sumber informasi vulnerability, menetapkan prioritas, meneruskan tiket temuan ke Lead NOC, memverifikasi penutupan, dan mencatat pengecualian.</w:t>
+              <w:jc w:val="left"/>
+              <w:rPr>
+                <w:sz w:val="24"/>
+                <w:szCs w:val="24"/>
+              </w:rPr>
+            </w:pPr>
+            <w:r>
+              <w:rPr>
+                <w:b w:val="0"/>
+                <w:sz w:val="24"/>
+                <w:szCs w:val="24"/>
+              </w:rPr>
+              <w:t>Pemilik SOP. Menelaah sumber informasi vulnerability, menetapkan prioritas, meneruskan ticket temuan ke Lead NOC, memverifikasi penutupan, dan mencatat pengecualian.</w:t>
             </w:r>
           </w:p>
         </w:tc>
@@ -4474,25 +4590,26 @@
           </w:tcPr>
           <w:p>
             <w:pPr>
-              <w:jc w:val="both"/>
-              <w:rPr>
-                <w:sz w:val="24"/>
-                <w:szCs w:val="24"/>
-              </w:rPr>
-            </w:pPr>
-            <w:r>
-              <w:rPr>
-                <w:b w:val="0"/>
-                <w:sz w:val="24"/>
-                <w:szCs w:val="24"/>
-              </w:rPr>
-              <w:t>Menetapkan, menaikkan, atau menurunkan prioritas; menutup tiket temuan.</w:t>
+              <w:jc w:val="left"/>
+              <w:rPr>
+                <w:sz w:val="24"/>
+                <w:szCs w:val="24"/>
+              </w:rPr>
+            </w:pPr>
+            <w:r>
+              <w:rPr>
+                <w:b w:val="0"/>
+                <w:sz w:val="24"/>
+                <w:szCs w:val="24"/>
+              </w:rPr>
+              <w:t>Menetapkan, menaikkan, atau menurunkan prioritas; menutup ticket temuan.</w:t>
             </w:r>
           </w:p>
         </w:tc>
       </w:tr>
       <w:tr>
         <w:trPr>
+          <w:cantSplit/>
           <w:jc w:val="center"/>
         </w:trPr>
         <w:tc>
@@ -4538,19 +4655,19 @@
           </w:tcPr>
           <w:p>
             <w:pPr>
-              <w:jc w:val="both"/>
-              <w:rPr>
-                <w:sz w:val="24"/>
-                <w:szCs w:val="24"/>
-              </w:rPr>
-            </w:pPr>
-            <w:r>
-              <w:rPr>
-                <w:b w:val="0"/>
-                <w:sz w:val="24"/>
-                <w:szCs w:val="24"/>
-              </w:rPr>
-              <w:t>Menjalankan vulnerability scan, melakukan triage dan membuat tiket temuan, serta melakukan sweep IOC untuk vulnerability yang dieksploitasi aktif. Menangani deteksi malware menurut SNX-ISMS-SOP-01.</w:t>
+              <w:jc w:val="left"/>
+              <w:rPr>
+                <w:sz w:val="24"/>
+                <w:szCs w:val="24"/>
+              </w:rPr>
+            </w:pPr>
+            <w:r>
+              <w:rPr>
+                <w:b w:val="0"/>
+                <w:sz w:val="24"/>
+                <w:szCs w:val="24"/>
+              </w:rPr>
+              <w:t>Menjalankan vulnerability scan, melakukan triage dan membuat ticket temuan, serta melakukan sweep IOC untuk vulnerability yang dieksploitasi aktif. Menangani deteksi malware sesuai SNX-ISMS-SOP-01.</w:t>
             </w:r>
           </w:p>
         </w:tc>
@@ -4568,25 +4685,26 @@
           </w:tcPr>
           <w:p>
             <w:pPr>
-              <w:jc w:val="both"/>
-              <w:rPr>
-                <w:sz w:val="24"/>
-                <w:szCs w:val="24"/>
-              </w:rPr>
-            </w:pPr>
-            <w:r>
-              <w:rPr>
-                <w:b w:val="0"/>
-                <w:sz w:val="24"/>
-                <w:szCs w:val="24"/>
-              </w:rPr>
-              <w:t>Menentukan temuan hasil triage yang dicatat sebagai tiket.</w:t>
+              <w:jc w:val="left"/>
+              <w:rPr>
+                <w:sz w:val="24"/>
+                <w:szCs w:val="24"/>
+              </w:rPr>
+            </w:pPr>
+            <w:r>
+              <w:rPr>
+                <w:b w:val="0"/>
+                <w:sz w:val="24"/>
+                <w:szCs w:val="24"/>
+              </w:rPr>
+              <w:t>Menentukan temuan hasil triage yang dicatat sebagai ticket.</w:t>
             </w:r>
           </w:p>
         </w:tc>
       </w:tr>
       <w:tr>
         <w:trPr>
+          <w:cantSplit/>
           <w:jc w:val="center"/>
         </w:trPr>
         <w:tc>
@@ -4632,7 +4750,7 @@
           </w:tcPr>
           <w:p>
             <w:pPr>
-              <w:jc w:val="both"/>
+              <w:jc w:val="left"/>
               <w:rPr>
                 <w:sz w:val="24"/>
                 <w:szCs w:val="24"/>
@@ -4662,25 +4780,26 @@
           </w:tcPr>
           <w:p>
             <w:pPr>
-              <w:jc w:val="both"/>
-              <w:rPr>
-                <w:sz w:val="24"/>
-                <w:szCs w:val="24"/>
-              </w:rPr>
-            </w:pPr>
-            <w:r>
-              <w:rPr>
-                <w:b w:val="0"/>
-                <w:sz w:val="24"/>
-                <w:szCs w:val="24"/>
-              </w:rPr>
-              <w:t>Menyetujui change Standar dan Normal NOC menurut SNX-OPS-SOP-02.</w:t>
+              <w:jc w:val="left"/>
+              <w:rPr>
+                <w:sz w:val="24"/>
+                <w:szCs w:val="24"/>
+              </w:rPr>
+            </w:pPr>
+            <w:r>
+              <w:rPr>
+                <w:b w:val="0"/>
+                <w:sz w:val="24"/>
+                <w:szCs w:val="24"/>
+              </w:rPr>
+              <w:t>Menyetujui change Standar dan Normal NOC sesuai SNX-OPS-SOP-02.</w:t>
             </w:r>
           </w:p>
         </w:tc>
       </w:tr>
       <w:tr>
         <w:trPr>
+          <w:cantSplit/>
           <w:jc w:val="center"/>
         </w:trPr>
         <w:tc>
@@ -4726,7 +4845,7 @@
           </w:tcPr>
           <w:p>
             <w:pPr>
-              <w:jc w:val="both"/>
+              <w:jc w:val="left"/>
               <w:rPr>
                 <w:sz w:val="24"/>
                 <w:szCs w:val="24"/>
@@ -4756,25 +4875,26 @@
           </w:tcPr>
           <w:p>
             <w:pPr>
-              <w:jc w:val="both"/>
-              <w:rPr>
-                <w:sz w:val="24"/>
-                <w:szCs w:val="24"/>
-              </w:rPr>
-            </w:pPr>
-            <w:r>
-              <w:rPr>
-                <w:b w:val="0"/>
-                <w:sz w:val="24"/>
-                <w:szCs w:val="24"/>
-              </w:rPr>
-              <w:t>Memasang patch di production sesudah change request disetujui.</w:t>
+              <w:jc w:val="left"/>
+              <w:rPr>
+                <w:sz w:val="24"/>
+                <w:szCs w:val="24"/>
+              </w:rPr>
+            </w:pPr>
+            <w:r>
+              <w:rPr>
+                <w:b w:val="0"/>
+                <w:sz w:val="24"/>
+                <w:szCs w:val="24"/>
+              </w:rPr>
+              <w:t>Memasang patch di production setelah change request disetujui.</w:t>
             </w:r>
           </w:p>
         </w:tc>
       </w:tr>
       <w:tr>
         <w:trPr>
+          <w:cantSplit/>
           <w:jc w:val="center"/>
         </w:trPr>
         <w:tc>
@@ -4820,19 +4940,19 @@
           </w:tcPr>
           <w:p>
             <w:pPr>
-              <w:jc w:val="both"/>
-              <w:rPr>
-                <w:sz w:val="24"/>
-                <w:szCs w:val="24"/>
-              </w:rPr>
-            </w:pPr>
-            <w:r>
-              <w:rPr>
-                <w:b w:val="0"/>
-                <w:sz w:val="24"/>
-                <w:szCs w:val="24"/>
-              </w:rPr>
-              <w:t>Menyetujui window patch dan menerima risiko bila patch ditunda.</w:t>
+              <w:jc w:val="left"/>
+              <w:rPr>
+                <w:sz w:val="24"/>
+                <w:szCs w:val="24"/>
+              </w:rPr>
+            </w:pPr>
+            <w:r>
+              <w:rPr>
+                <w:b w:val="0"/>
+                <w:sz w:val="24"/>
+                <w:szCs w:val="24"/>
+              </w:rPr>
+              <w:t>Menyetujui window patch dan menerima risiko jika patch ditunda.</w:t>
             </w:r>
           </w:p>
         </w:tc>
@@ -4850,7 +4970,7 @@
           </w:tcPr>
           <w:p>
             <w:pPr>
-              <w:jc w:val="both"/>
+              <w:jc w:val="left"/>
               <w:rPr>
                 <w:sz w:val="24"/>
                 <w:szCs w:val="24"/>
@@ -4869,6 +4989,7 @@
       </w:tr>
       <w:tr>
         <w:trPr>
+          <w:cantSplit/>
           <w:jc w:val="center"/>
         </w:trPr>
         <w:tc>
@@ -4914,7 +5035,7 @@
           </w:tcPr>
           <w:p>
             <w:pPr>
-              <w:jc w:val="both"/>
+              <w:jc w:val="left"/>
               <w:rPr>
                 <w:sz w:val="24"/>
                 <w:szCs w:val="24"/>
@@ -4944,7 +5065,7 @@
           </w:tcPr>
           <w:p>
             <w:pPr>
-              <w:jc w:val="both"/>
+              <w:jc w:val="left"/>
               <w:rPr>
                 <w:sz w:val="24"/>
                 <w:szCs w:val="24"/>
@@ -4963,6 +5084,7 @@
       </w:tr>
       <w:tr>
         <w:trPr>
+          <w:cantSplit/>
           <w:jc w:val="center"/>
         </w:trPr>
         <w:tc>
@@ -5008,7 +5130,7 @@
           </w:tcPr>
           <w:p>
             <w:pPr>
-              <w:jc w:val="both"/>
+              <w:jc w:val="left"/>
               <w:rPr>
                 <w:sz w:val="24"/>
                 <w:szCs w:val="24"/>
@@ -5038,7 +5160,7 @@
           </w:tcPr>
           <w:p>
             <w:pPr>
-              <w:jc w:val="both"/>
+              <w:jc w:val="left"/>
               <w:rPr>
                 <w:sz w:val="24"/>
                 <w:szCs w:val="24"/>
@@ -5057,6 +5179,7 @@
       </w:tr>
       <w:tr>
         <w:trPr>
+          <w:cantSplit/>
           <w:jc w:val="center"/>
         </w:trPr>
         <w:tc>
@@ -5102,19 +5225,19 @@
           </w:tcPr>
           <w:p>
             <w:pPr>
-              <w:jc w:val="both"/>
-              <w:rPr>
-                <w:sz w:val="24"/>
-                <w:szCs w:val="24"/>
-              </w:rPr>
-            </w:pPr>
-            <w:r>
-              <w:rPr>
-                <w:b w:val="0"/>
-                <w:sz w:val="24"/>
-                <w:szCs w:val="24"/>
-              </w:rPr>
-              <w:t>Mengunduh software hanya dari sumber resmi dan memverifikasi checksum bila tersedia.</w:t>
+              <w:jc w:val="left"/>
+              <w:rPr>
+                <w:sz w:val="24"/>
+                <w:szCs w:val="24"/>
+              </w:rPr>
+            </w:pPr>
+            <w:r>
+              <w:rPr>
+                <w:b w:val="0"/>
+                <w:sz w:val="24"/>
+                <w:szCs w:val="24"/>
+              </w:rPr>
+              <w:t>Mengunduh software hanya dari sumber resmi dan memverifikasi checksum jika tersedia.</w:t>
             </w:r>
           </w:p>
         </w:tc>
@@ -5132,19 +5255,19 @@
           </w:tcPr>
           <w:p>
             <w:pPr>
-              <w:jc w:val="both"/>
-              <w:rPr>
-                <w:sz w:val="24"/>
-                <w:szCs w:val="24"/>
-              </w:rPr>
-            </w:pPr>
-            <w:r>
-              <w:rPr>
-                <w:b w:val="0"/>
-                <w:sz w:val="24"/>
-                <w:szCs w:val="24"/>
-              </w:rPr>
-              <w:t>Mengunduh software sebatas dari sumber resmi.</w:t>
+              <w:jc w:val="left"/>
+              <w:rPr>
+                <w:sz w:val="24"/>
+                <w:szCs w:val="24"/>
+              </w:rPr>
+            </w:pPr>
+            <w:r>
+              <w:rPr>
+                <w:b w:val="0"/>
+                <w:sz w:val="24"/>
+                <w:szCs w:val="24"/>
+              </w:rPr>
+              <w:t>Mengunduh software hanya dari sumber resmi.</w:t>
             </w:r>
           </w:p>
         </w:tc>
@@ -5198,6 +5321,7 @@
     </w:p>
     <w:p>
       <w:pPr>
+        <w:keepNext/>
         <w:pBdr>
           <w:top w:val="nil"/>
           <w:left w:val="nil"/>
@@ -5217,7 +5341,7 @@
           <w:sz w:val="24"/>
           <w:szCs w:val="24"/>
         </w:rPr>
-        <w:t xml:space="preserve">Sumber yang ditelaah tercantum di butir 4.1.</w:t>
+        <w:t xml:space="preserve">Lead SOC menelaah empat jenis sumber informasi vulnerability sesuai butir 4.1.</w:t>
       </w:r>
     </w:p>
     <w:tbl>
@@ -5230,27 +5354,30 @@
         <w:tblLook w:val="0400" w:firstRow="0" w:lastRow="0" w:firstColumn="0" w:lastColumn="0" w:noHBand="0" w:noVBand="1"/>
       </w:tblPr>
       <w:tblGrid>
-        <w:gridCol w:w="3367"/>
-        <w:gridCol w:w="2248"/>
-        <w:gridCol w:w="3913"/>
+        <w:gridCol w:w="4309"/>
+        <w:gridCol w:w="1927"/>
+        <w:gridCol w:w="2835"/>
       </w:tblGrid>
       <w:tr>
         <w:trPr>
+          <w:cantSplit/>
+          <w:tblHeader/>
           <w:jc w:val="center"/>
         </w:trPr>
         <w:tc>
           <w:tcPr>
-            <w:tcW w:w="3367" w:type="dxa"/>
-            <w:tcBorders>
-              <w:top w:val="single" w:sz="8" w:space="0" w:color="000000"/>
-              <w:left w:val="single" w:sz="8" w:space="0" w:color="000000"/>
-              <w:bottom w:val="single" w:sz="8" w:space="0" w:color="000000"/>
-              <w:right w:val="single" w:sz="8" w:space="0" w:color="000000"/>
-            </w:tcBorders>
-            <w:vAlign w:val="center"/>
-          </w:tcPr>
-          <w:p>
-            <w:pPr>
+            <w:tcW w:w="4309" w:type="dxa"/>
+            <w:tcBorders>
+              <w:top w:val="single" w:sz="8" w:space="0" w:color="000000"/>
+              <w:left w:val="single" w:sz="8" w:space="0" w:color="000000"/>
+              <w:bottom w:val="single" w:sz="8" w:space="0" w:color="000000"/>
+              <w:right w:val="single" w:sz="8" w:space="0" w:color="000000"/>
+            </w:tcBorders>
+            <w:vAlign w:val="center"/>
+          </w:tcPr>
+          <w:p>
+            <w:pPr>
+              <w:keepNext/>
               <w:jc w:val="center"/>
               <w:rPr>
                 <w:sz w:val="24"/>
@@ -5270,17 +5397,18 @@
         </w:tc>
         <w:tc>
           <w:tcPr>
-            <w:tcW w:w="2248" w:type="dxa"/>
-            <w:tcBorders>
-              <w:top w:val="single" w:sz="8" w:space="0" w:color="000000"/>
-              <w:left w:val="single" w:sz="8" w:space="0" w:color="000000"/>
-              <w:bottom w:val="single" w:sz="8" w:space="0" w:color="000000"/>
-              <w:right w:val="single" w:sz="8" w:space="0" w:color="000000"/>
-            </w:tcBorders>
-            <w:vAlign w:val="center"/>
-          </w:tcPr>
-          <w:p>
-            <w:pPr>
+            <w:tcW w:w="1927" w:type="dxa"/>
+            <w:tcBorders>
+              <w:top w:val="single" w:sz="8" w:space="0" w:color="000000"/>
+              <w:left w:val="single" w:sz="8" w:space="0" w:color="000000"/>
+              <w:bottom w:val="single" w:sz="8" w:space="0" w:color="000000"/>
+              <w:right w:val="single" w:sz="8" w:space="0" w:color="000000"/>
+            </w:tcBorders>
+            <w:vAlign w:val="center"/>
+          </w:tcPr>
+          <w:p>
+            <w:pPr>
+              <w:keepNext/>
               <w:jc w:val="center"/>
               <w:rPr>
                 <w:sz w:val="24"/>
@@ -5300,17 +5428,18 @@
         </w:tc>
         <w:tc>
           <w:tcPr>
-            <w:tcW w:w="3913" w:type="dxa"/>
-            <w:tcBorders>
-              <w:top w:val="single" w:sz="8" w:space="0" w:color="000000"/>
-              <w:left w:val="single" w:sz="8" w:space="0" w:color="000000"/>
-              <w:bottom w:val="single" w:sz="8" w:space="0" w:color="000000"/>
-              <w:right w:val="single" w:sz="8" w:space="0" w:color="000000"/>
-            </w:tcBorders>
-            <w:vAlign w:val="center"/>
-          </w:tcPr>
-          <w:p>
-            <w:pPr>
+            <w:tcW w:w="2835" w:type="dxa"/>
+            <w:tcBorders>
+              <w:top w:val="single" w:sz="8" w:space="0" w:color="000000"/>
+              <w:left w:val="single" w:sz="8" w:space="0" w:color="000000"/>
+              <w:bottom w:val="single" w:sz="8" w:space="0" w:color="000000"/>
+              <w:right w:val="single" w:sz="8" w:space="0" w:color="000000"/>
+            </w:tcBorders>
+            <w:vAlign w:val="center"/>
+          </w:tcPr>
+          <w:p>
+            <w:pPr>
+              <w:keepNext/>
               <w:jc w:val="center"/>
               <w:rPr>
                 <w:sz w:val="24"/>
@@ -5331,39 +5460,40 @@
       </w:tr>
       <w:tr>
         <w:trPr>
+          <w:cantSplit/>
           <w:jc w:val="center"/>
         </w:trPr>
         <w:tc>
           <w:tcPr>
-            <w:tcW w:w="3367" w:type="dxa"/>
-            <w:tcBorders>
-              <w:top w:val="single" w:sz="8" w:space="0" w:color="000000"/>
-              <w:left w:val="single" w:sz="8" w:space="0" w:color="000000"/>
-              <w:bottom w:val="single" w:sz="8" w:space="0" w:color="000000"/>
-              <w:right w:val="single" w:sz="8" w:space="0" w:color="000000"/>
-            </w:tcBorders>
-            <w:vAlign w:val="center"/>
-          </w:tcPr>
-          <w:p>
-            <w:pPr>
-              <w:rPr>
-                <w:sz w:val="24"/>
-                <w:szCs w:val="24"/>
-              </w:rPr>
-            </w:pPr>
-            <w:r>
-              <w:rPr>
-                <w:b w:val="0"/>
-                <w:sz w:val="24"/>
-                <w:szCs w:val="24"/>
-              </w:rPr>
-              <w:t>1. Telaah sumber informasi vulnerability pada butir 4.1 sesuai jadwal di bagian 8.</w:t>
-            </w:r>
-          </w:p>
-        </w:tc>
-        <w:tc>
-          <w:tcPr>
-            <w:tcW w:w="2248" w:type="dxa"/>
+            <w:tcW w:w="4309" w:type="dxa"/>
+            <w:tcBorders>
+              <w:top w:val="single" w:sz="8" w:space="0" w:color="000000"/>
+              <w:left w:val="single" w:sz="8" w:space="0" w:color="000000"/>
+              <w:bottom w:val="single" w:sz="8" w:space="0" w:color="000000"/>
+              <w:right w:val="single" w:sz="8" w:space="0" w:color="000000"/>
+            </w:tcBorders>
+            <w:vAlign w:val="center"/>
+          </w:tcPr>
+          <w:p>
+            <w:pPr>
+              <w:rPr>
+                <w:sz w:val="24"/>
+                <w:szCs w:val="24"/>
+              </w:rPr>
+            </w:pPr>
+            <w:r>
+              <w:rPr>
+                <w:b w:val="0"/>
+                <w:sz w:val="24"/>
+                <w:szCs w:val="24"/>
+              </w:rPr>
+              <w:t>1. Telaah sumber informasi vulnerability minimal mingguan, dan advisory kritis segera.</w:t>
+            </w:r>
+          </w:p>
+        </w:tc>
+        <w:tc>
+          <w:tcPr>
+            <w:tcW w:w="1927" w:type="dxa"/>
             <w:tcBorders>
               <w:top w:val="single" w:sz="8" w:space="0" w:color="000000"/>
               <w:left w:val="single" w:sz="8" w:space="0" w:color="000000"/>
@@ -5391,18 +5521,18 @@
         </w:tc>
         <w:tc>
           <w:tcPr>
-            <w:tcW w:w="3913" w:type="dxa"/>
-            <w:tcBorders>
-              <w:top w:val="single" w:sz="8" w:space="0" w:color="000000"/>
-              <w:left w:val="single" w:sz="8" w:space="0" w:color="000000"/>
-              <w:bottom w:val="single" w:sz="8" w:space="0" w:color="000000"/>
-              <w:right w:val="single" w:sz="8" w:space="0" w:color="000000"/>
-            </w:tcBorders>
-            <w:vAlign w:val="center"/>
-          </w:tcPr>
-          <w:p>
-            <w:pPr>
-              <w:jc w:val="both"/>
+            <w:tcW w:w="2835" w:type="dxa"/>
+            <w:tcBorders>
+              <w:top w:val="single" w:sz="8" w:space="0" w:color="000000"/>
+              <w:left w:val="single" w:sz="8" w:space="0" w:color="000000"/>
+              <w:bottom w:val="single" w:sz="8" w:space="0" w:color="000000"/>
+              <w:right w:val="single" w:sz="8" w:space="0" w:color="000000"/>
+            </w:tcBorders>
+            <w:vAlign w:val="center"/>
+          </w:tcPr>
+          <w:p>
+            <w:pPr>
+              <w:jc w:val="left"/>
               <w:rPr>
                 <w:sz w:val="24"/>
                 <w:szCs w:val="24"/>
@@ -5421,11 +5551,12 @@
       </w:tr>
       <w:tr>
         <w:trPr>
+          <w:cantSplit/>
           <w:jc w:val="center"/>
         </w:trPr>
         <w:tc>
           <w:tcPr>
-            <w:tcW w:w="3367" w:type="dxa"/>
+            <w:tcW w:w="4309" w:type="dxa"/>
             <w:tcBorders>
               <w:top w:val="single" w:sz="8" w:space="0" w:color="000000"/>
               <w:left w:val="single" w:sz="8" w:space="0" w:color="000000"/>
@@ -5453,7 +5584,7 @@
         </w:tc>
         <w:tc>
           <w:tcPr>
-            <w:tcW w:w="2248" w:type="dxa"/>
+            <w:tcW w:w="1927" w:type="dxa"/>
             <w:tcBorders>
               <w:top w:val="single" w:sz="8" w:space="0" w:color="000000"/>
               <w:left w:val="single" w:sz="8" w:space="0" w:color="000000"/>
@@ -5481,18 +5612,18 @@
         </w:tc>
         <w:tc>
           <w:tcPr>
-            <w:tcW w:w="3913" w:type="dxa"/>
-            <w:tcBorders>
-              <w:top w:val="single" w:sz="8" w:space="0" w:color="000000"/>
-              <w:left w:val="single" w:sz="8" w:space="0" w:color="000000"/>
-              <w:bottom w:val="single" w:sz="8" w:space="0" w:color="000000"/>
-              <w:right w:val="single" w:sz="8" w:space="0" w:color="000000"/>
-            </w:tcBorders>
-            <w:vAlign w:val="center"/>
-          </w:tcPr>
-          <w:p>
-            <w:pPr>
-              <w:jc w:val="both"/>
+            <w:tcW w:w="2835" w:type="dxa"/>
+            <w:tcBorders>
+              <w:top w:val="single" w:sz="8" w:space="0" w:color="000000"/>
+              <w:left w:val="single" w:sz="8" w:space="0" w:color="000000"/>
+              <w:bottom w:val="single" w:sz="8" w:space="0" w:color="000000"/>
+              <w:right w:val="single" w:sz="8" w:space="0" w:color="000000"/>
+            </w:tcBorders>
+            <w:vAlign w:val="center"/>
+          </w:tcPr>
+          <w:p>
+            <w:pPr>
+              <w:jc w:val="left"/>
               <w:rPr>
                 <w:sz w:val="24"/>
                 <w:szCs w:val="24"/>
@@ -5549,6 +5680,7 @@
     </w:p>
     <w:p>
       <w:pPr>
+        <w:keepNext/>
         <w:pBdr>
           <w:top w:val="nil"/>
           <w:left w:val="nil"/>
@@ -5568,7 +5700,7 @@
           <w:sz w:val="24"/>
           <w:szCs w:val="24"/>
         </w:rPr>
-        <w:t xml:space="preserve">Tiket temuan dibuat di Zammad dan direkap di SNX-OPS-FRM-08.</w:t>
+        <w:t xml:space="preserve">Ticket temuan dibuat di Zammad dan direkap di SNX-OPS-FRM-08.</w:t>
       </w:r>
     </w:p>
     <w:tbl>
@@ -5581,27 +5713,30 @@
         <w:tblLook w:val="0400" w:firstRow="0" w:lastRow="0" w:firstColumn="0" w:lastColumn="0" w:noHBand="0" w:noVBand="1"/>
       </w:tblPr>
       <w:tblGrid>
-        <w:gridCol w:w="3367"/>
-        <w:gridCol w:w="2248"/>
-        <w:gridCol w:w="3913"/>
+        <w:gridCol w:w="4309"/>
+        <w:gridCol w:w="1927"/>
+        <w:gridCol w:w="2835"/>
       </w:tblGrid>
       <w:tr>
         <w:trPr>
+          <w:cantSplit/>
+          <w:tblHeader/>
           <w:jc w:val="center"/>
         </w:trPr>
         <w:tc>
           <w:tcPr>
-            <w:tcW w:w="3367" w:type="dxa"/>
-            <w:tcBorders>
-              <w:top w:val="single" w:sz="8" w:space="0" w:color="000000"/>
-              <w:left w:val="single" w:sz="8" w:space="0" w:color="000000"/>
-              <w:bottom w:val="single" w:sz="8" w:space="0" w:color="000000"/>
-              <w:right w:val="single" w:sz="8" w:space="0" w:color="000000"/>
-            </w:tcBorders>
-            <w:vAlign w:val="center"/>
-          </w:tcPr>
-          <w:p>
-            <w:pPr>
+            <w:tcW w:w="4309" w:type="dxa"/>
+            <w:tcBorders>
+              <w:top w:val="single" w:sz="8" w:space="0" w:color="000000"/>
+              <w:left w:val="single" w:sz="8" w:space="0" w:color="000000"/>
+              <w:bottom w:val="single" w:sz="8" w:space="0" w:color="000000"/>
+              <w:right w:val="single" w:sz="8" w:space="0" w:color="000000"/>
+            </w:tcBorders>
+            <w:vAlign w:val="center"/>
+          </w:tcPr>
+          <w:p>
+            <w:pPr>
+              <w:keepNext/>
               <w:jc w:val="center"/>
               <w:rPr>
                 <w:sz w:val="24"/>
@@ -5621,17 +5756,18 @@
         </w:tc>
         <w:tc>
           <w:tcPr>
-            <w:tcW w:w="2248" w:type="dxa"/>
-            <w:tcBorders>
-              <w:top w:val="single" w:sz="8" w:space="0" w:color="000000"/>
-              <w:left w:val="single" w:sz="8" w:space="0" w:color="000000"/>
-              <w:bottom w:val="single" w:sz="8" w:space="0" w:color="000000"/>
-              <w:right w:val="single" w:sz="8" w:space="0" w:color="000000"/>
-            </w:tcBorders>
-            <w:vAlign w:val="center"/>
-          </w:tcPr>
-          <w:p>
-            <w:pPr>
+            <w:tcW w:w="1927" w:type="dxa"/>
+            <w:tcBorders>
+              <w:top w:val="single" w:sz="8" w:space="0" w:color="000000"/>
+              <w:left w:val="single" w:sz="8" w:space="0" w:color="000000"/>
+              <w:bottom w:val="single" w:sz="8" w:space="0" w:color="000000"/>
+              <w:right w:val="single" w:sz="8" w:space="0" w:color="000000"/>
+            </w:tcBorders>
+            <w:vAlign w:val="center"/>
+          </w:tcPr>
+          <w:p>
+            <w:pPr>
+              <w:keepNext/>
               <w:jc w:val="center"/>
               <w:rPr>
                 <w:sz w:val="24"/>
@@ -5651,17 +5787,18 @@
         </w:tc>
         <w:tc>
           <w:tcPr>
-            <w:tcW w:w="3913" w:type="dxa"/>
-            <w:tcBorders>
-              <w:top w:val="single" w:sz="8" w:space="0" w:color="000000"/>
-              <w:left w:val="single" w:sz="8" w:space="0" w:color="000000"/>
-              <w:bottom w:val="single" w:sz="8" w:space="0" w:color="000000"/>
-              <w:right w:val="single" w:sz="8" w:space="0" w:color="000000"/>
-            </w:tcBorders>
-            <w:vAlign w:val="center"/>
-          </w:tcPr>
-          <w:p>
-            <w:pPr>
+            <w:tcW w:w="2835" w:type="dxa"/>
+            <w:tcBorders>
+              <w:top w:val="single" w:sz="8" w:space="0" w:color="000000"/>
+              <w:left w:val="single" w:sz="8" w:space="0" w:color="000000"/>
+              <w:bottom w:val="single" w:sz="8" w:space="0" w:color="000000"/>
+              <w:right w:val="single" w:sz="8" w:space="0" w:color="000000"/>
+            </w:tcBorders>
+            <w:vAlign w:val="center"/>
+          </w:tcPr>
+          <w:p>
+            <w:pPr>
+              <w:keepNext/>
               <w:jc w:val="center"/>
               <w:rPr>
                 <w:sz w:val="24"/>
@@ -5682,39 +5819,40 @@
       </w:tr>
       <w:tr>
         <w:trPr>
+          <w:cantSplit/>
           <w:jc w:val="center"/>
         </w:trPr>
         <w:tc>
           <w:tcPr>
-            <w:tcW w:w="3367" w:type="dxa"/>
-            <w:tcBorders>
-              <w:top w:val="single" w:sz="8" w:space="0" w:color="000000"/>
-              <w:left w:val="single" w:sz="8" w:space="0" w:color="000000"/>
-              <w:bottom w:val="single" w:sz="8" w:space="0" w:color="000000"/>
-              <w:right w:val="single" w:sz="8" w:space="0" w:color="000000"/>
-            </w:tcBorders>
-            <w:vAlign w:val="center"/>
-          </w:tcPr>
-          <w:p>
-            <w:pPr>
-              <w:rPr>
-                <w:sz w:val="24"/>
-                <w:szCs w:val="24"/>
-              </w:rPr>
-            </w:pPr>
-            <w:r>
-              <w:rPr>
-                <w:b w:val="0"/>
-                <w:sz w:val="24"/>
-                <w:szCs w:val="24"/>
-              </w:rPr>
-              <w:t>1. Jalankan authenticated scan pada aset internal dan aset pelanggan yang dikelola SINUX sesuai jadwal di bagian 8.</w:t>
-            </w:r>
-          </w:p>
-        </w:tc>
-        <w:tc>
-          <w:tcPr>
-            <w:tcW w:w="2248" w:type="dxa"/>
+            <w:tcW w:w="4309" w:type="dxa"/>
+            <w:tcBorders>
+              <w:top w:val="single" w:sz="8" w:space="0" w:color="000000"/>
+              <w:left w:val="single" w:sz="8" w:space="0" w:color="000000"/>
+              <w:bottom w:val="single" w:sz="8" w:space="0" w:color="000000"/>
+              <w:right w:val="single" w:sz="8" w:space="0" w:color="000000"/>
+            </w:tcBorders>
+            <w:vAlign w:val="center"/>
+          </w:tcPr>
+          <w:p>
+            <w:pPr>
+              <w:rPr>
+                <w:sz w:val="24"/>
+                <w:szCs w:val="24"/>
+              </w:rPr>
+            </w:pPr>
+            <w:r>
+              <w:rPr>
+                <w:b w:val="0"/>
+                <w:sz w:val="24"/>
+                <w:szCs w:val="24"/>
+              </w:rPr>
+              <w:t>1. Jalankan authenticated scan pada aset internal dan aset pelanggan yang dikelola SINUX minimal bulanan dan setelah perubahan besar.</w:t>
+            </w:r>
+          </w:p>
+        </w:tc>
+        <w:tc>
+          <w:tcPr>
+            <w:tcW w:w="1927" w:type="dxa"/>
             <w:tcBorders>
               <w:top w:val="single" w:sz="8" w:space="0" w:color="000000"/>
               <w:left w:val="single" w:sz="8" w:space="0" w:color="000000"/>
@@ -5742,18 +5880,18 @@
         </w:tc>
         <w:tc>
           <w:tcPr>
-            <w:tcW w:w="3913" w:type="dxa"/>
-            <w:tcBorders>
-              <w:top w:val="single" w:sz="8" w:space="0" w:color="000000"/>
-              <w:left w:val="single" w:sz="8" w:space="0" w:color="000000"/>
-              <w:bottom w:val="single" w:sz="8" w:space="0" w:color="000000"/>
-              <w:right w:val="single" w:sz="8" w:space="0" w:color="000000"/>
-            </w:tcBorders>
-            <w:vAlign w:val="center"/>
-          </w:tcPr>
-          <w:p>
-            <w:pPr>
-              <w:jc w:val="both"/>
+            <w:tcW w:w="2835" w:type="dxa"/>
+            <w:tcBorders>
+              <w:top w:val="single" w:sz="8" w:space="0" w:color="000000"/>
+              <w:left w:val="single" w:sz="8" w:space="0" w:color="000000"/>
+              <w:bottom w:val="single" w:sz="8" w:space="0" w:color="000000"/>
+              <w:right w:val="single" w:sz="8" w:space="0" w:color="000000"/>
+            </w:tcBorders>
+            <w:vAlign w:val="center"/>
+          </w:tcPr>
+          <w:p>
+            <w:pPr>
+              <w:jc w:val="left"/>
               <w:rPr>
                 <w:sz w:val="24"/>
                 <w:szCs w:val="24"/>
@@ -5772,39 +5910,40 @@
       </w:tr>
       <w:tr>
         <w:trPr>
+          <w:cantSplit/>
           <w:jc w:val="center"/>
         </w:trPr>
         <w:tc>
           <w:tcPr>
-            <w:tcW w:w="3367" w:type="dxa"/>
-            <w:tcBorders>
-              <w:top w:val="single" w:sz="8" w:space="0" w:color="000000"/>
-              <w:left w:val="single" w:sz="8" w:space="0" w:color="000000"/>
-              <w:bottom w:val="single" w:sz="8" w:space="0" w:color="000000"/>
-              <w:right w:val="single" w:sz="8" w:space="0" w:color="000000"/>
-            </w:tcBorders>
-            <w:vAlign w:val="center"/>
-          </w:tcPr>
-          <w:p>
-            <w:pPr>
-              <w:rPr>
-                <w:sz w:val="24"/>
-                <w:szCs w:val="24"/>
-              </w:rPr>
-            </w:pPr>
-            <w:r>
-              <w:rPr>
-                <w:b w:val="0"/>
-                <w:sz w:val="24"/>
-                <w:szCs w:val="24"/>
-              </w:rPr>
-              <w:t>2. Jalankan scan eksternal sesuai jadwal di bagian 8.</w:t>
-            </w:r>
-          </w:p>
-        </w:tc>
-        <w:tc>
-          <w:tcPr>
-            <w:tcW w:w="2248" w:type="dxa"/>
+            <w:tcW w:w="4309" w:type="dxa"/>
+            <w:tcBorders>
+              <w:top w:val="single" w:sz="8" w:space="0" w:color="000000"/>
+              <w:left w:val="single" w:sz="8" w:space="0" w:color="000000"/>
+              <w:bottom w:val="single" w:sz="8" w:space="0" w:color="000000"/>
+              <w:right w:val="single" w:sz="8" w:space="0" w:color="000000"/>
+            </w:tcBorders>
+            <w:vAlign w:val="center"/>
+          </w:tcPr>
+          <w:p>
+            <w:pPr>
+              <w:rPr>
+                <w:sz w:val="24"/>
+                <w:szCs w:val="24"/>
+              </w:rPr>
+            </w:pPr>
+            <w:r>
+              <w:rPr>
+                <w:b w:val="0"/>
+                <w:sz w:val="24"/>
+                <w:szCs w:val="24"/>
+              </w:rPr>
+              <w:t>2. Jalankan scan eksternal minimal bulanan.</w:t>
+            </w:r>
+          </w:p>
+        </w:tc>
+        <w:tc>
+          <w:tcPr>
+            <w:tcW w:w="1927" w:type="dxa"/>
             <w:tcBorders>
               <w:top w:val="single" w:sz="8" w:space="0" w:color="000000"/>
               <w:left w:val="single" w:sz="8" w:space="0" w:color="000000"/>
@@ -5832,18 +5971,18 @@
         </w:tc>
         <w:tc>
           <w:tcPr>
-            <w:tcW w:w="3913" w:type="dxa"/>
-            <w:tcBorders>
-              <w:top w:val="single" w:sz="8" w:space="0" w:color="000000"/>
-              <w:left w:val="single" w:sz="8" w:space="0" w:color="000000"/>
-              <w:bottom w:val="single" w:sz="8" w:space="0" w:color="000000"/>
-              <w:right w:val="single" w:sz="8" w:space="0" w:color="000000"/>
-            </w:tcBorders>
-            <w:vAlign w:val="center"/>
-          </w:tcPr>
-          <w:p>
-            <w:pPr>
-              <w:jc w:val="both"/>
+            <w:tcW w:w="2835" w:type="dxa"/>
+            <w:tcBorders>
+              <w:top w:val="single" w:sz="8" w:space="0" w:color="000000"/>
+              <w:left w:val="single" w:sz="8" w:space="0" w:color="000000"/>
+              <w:bottom w:val="single" w:sz="8" w:space="0" w:color="000000"/>
+              <w:right w:val="single" w:sz="8" w:space="0" w:color="000000"/>
+            </w:tcBorders>
+            <w:vAlign w:val="center"/>
+          </w:tcPr>
+          <w:p>
+            <w:pPr>
+              <w:jc w:val="left"/>
               <w:rPr>
                 <w:sz w:val="24"/>
                 <w:szCs w:val="24"/>
@@ -5862,11 +6001,12 @@
       </w:tr>
       <w:tr>
         <w:trPr>
+          <w:cantSplit/>
           <w:jc w:val="center"/>
         </w:trPr>
         <w:tc>
           <w:tcPr>
-            <w:tcW w:w="3367" w:type="dxa"/>
+            <w:tcW w:w="4309" w:type="dxa"/>
             <w:tcBorders>
               <w:top w:val="single" w:sz="8" w:space="0" w:color="000000"/>
               <w:left w:val="single" w:sz="8" w:space="0" w:color="000000"/>
@@ -5894,7 +6034,7 @@
         </w:tc>
         <w:tc>
           <w:tcPr>
-            <w:tcW w:w="2248" w:type="dxa"/>
+            <w:tcW w:w="1927" w:type="dxa"/>
             <w:tcBorders>
               <w:top w:val="single" w:sz="8" w:space="0" w:color="000000"/>
               <w:left w:val="single" w:sz="8" w:space="0" w:color="000000"/>
@@ -5922,18 +6062,18 @@
         </w:tc>
         <w:tc>
           <w:tcPr>
-            <w:tcW w:w="3913" w:type="dxa"/>
-            <w:tcBorders>
-              <w:top w:val="single" w:sz="8" w:space="0" w:color="000000"/>
-              <w:left w:val="single" w:sz="8" w:space="0" w:color="000000"/>
-              <w:bottom w:val="single" w:sz="8" w:space="0" w:color="000000"/>
-              <w:right w:val="single" w:sz="8" w:space="0" w:color="000000"/>
-            </w:tcBorders>
-            <w:vAlign w:val="center"/>
-          </w:tcPr>
-          <w:p>
-            <w:pPr>
-              <w:jc w:val="both"/>
+            <w:tcW w:w="2835" w:type="dxa"/>
+            <w:tcBorders>
+              <w:top w:val="single" w:sz="8" w:space="0" w:color="000000"/>
+              <w:left w:val="single" w:sz="8" w:space="0" w:color="000000"/>
+              <w:bottom w:val="single" w:sz="8" w:space="0" w:color="000000"/>
+              <w:right w:val="single" w:sz="8" w:space="0" w:color="000000"/>
+            </w:tcBorders>
+            <w:vAlign w:val="center"/>
+          </w:tcPr>
+          <w:p>
+            <w:pPr>
+              <w:jc w:val="left"/>
               <w:rPr>
                 <w:sz w:val="24"/>
                 <w:szCs w:val="24"/>
@@ -5952,39 +6092,40 @@
       </w:tr>
       <w:tr>
         <w:trPr>
+          <w:cantSplit/>
           <w:jc w:val="center"/>
         </w:trPr>
         <w:tc>
           <w:tcPr>
-            <w:tcW w:w="3367" w:type="dxa"/>
-            <w:tcBorders>
-              <w:top w:val="single" w:sz="8" w:space="0" w:color="000000"/>
-              <w:left w:val="single" w:sz="8" w:space="0" w:color="000000"/>
-              <w:bottom w:val="single" w:sz="8" w:space="0" w:color="000000"/>
-              <w:right w:val="single" w:sz="8" w:space="0" w:color="000000"/>
-            </w:tcBorders>
-            <w:vAlign w:val="center"/>
-          </w:tcPr>
-          <w:p>
-            <w:pPr>
-              <w:rPr>
-                <w:sz w:val="24"/>
-                <w:szCs w:val="24"/>
-              </w:rPr>
-            </w:pPr>
-            <w:r>
-              <w:rPr>
-                <w:b w:val="0"/>
-                <w:sz w:val="24"/>
-                <w:szCs w:val="24"/>
-              </w:rPr>
-              <w:t>4. Buat tiket temuan berisi ID aset dari SNX-ISMS-REG-01 dan CVE untuk tiap temuan hasil triage dan tiap advisory yang diteruskan.</w:t>
-            </w:r>
-          </w:p>
-        </w:tc>
-        <w:tc>
-          <w:tcPr>
-            <w:tcW w:w="2248" w:type="dxa"/>
+            <w:tcW w:w="4309" w:type="dxa"/>
+            <w:tcBorders>
+              <w:top w:val="single" w:sz="8" w:space="0" w:color="000000"/>
+              <w:left w:val="single" w:sz="8" w:space="0" w:color="000000"/>
+              <w:bottom w:val="single" w:sz="8" w:space="0" w:color="000000"/>
+              <w:right w:val="single" w:sz="8" w:space="0" w:color="000000"/>
+            </w:tcBorders>
+            <w:vAlign w:val="center"/>
+          </w:tcPr>
+          <w:p>
+            <w:pPr>
+              <w:rPr>
+                <w:sz w:val="24"/>
+                <w:szCs w:val="24"/>
+              </w:rPr>
+            </w:pPr>
+            <w:r>
+              <w:rPr>
+                <w:b w:val="0"/>
+                <w:sz w:val="24"/>
+                <w:szCs w:val="24"/>
+              </w:rPr>
+              <w:t>4. Buat ticket temuan berisi ID aset dari SNX-ISMS-REG-01 dan CVE untuk tiap temuan hasil triage dan tiap advisory yang diteruskan.</w:t>
+            </w:r>
+          </w:p>
+        </w:tc>
+        <w:tc>
+          <w:tcPr>
+            <w:tcW w:w="1927" w:type="dxa"/>
             <w:tcBorders>
               <w:top w:val="single" w:sz="8" w:space="0" w:color="000000"/>
               <w:left w:val="single" w:sz="8" w:space="0" w:color="000000"/>
@@ -6012,69 +6153,70 @@
         </w:tc>
         <w:tc>
           <w:tcPr>
-            <w:tcW w:w="3913" w:type="dxa"/>
-            <w:tcBorders>
-              <w:top w:val="single" w:sz="8" w:space="0" w:color="000000"/>
-              <w:left w:val="single" w:sz="8" w:space="0" w:color="000000"/>
-              <w:bottom w:val="single" w:sz="8" w:space="0" w:color="000000"/>
-              <w:right w:val="single" w:sz="8" w:space="0" w:color="000000"/>
-            </w:tcBorders>
-            <w:vAlign w:val="center"/>
-          </w:tcPr>
-          <w:p>
-            <w:pPr>
-              <w:jc w:val="both"/>
-              <w:rPr>
-                <w:sz w:val="24"/>
-                <w:szCs w:val="24"/>
-              </w:rPr>
-            </w:pPr>
-            <w:r>
-              <w:rPr>
-                <w:b w:val="0"/>
-                <w:sz w:val="24"/>
-                <w:szCs w:val="24"/>
-              </w:rPr>
-              <w:t>Tiket temuan</w:t>
+            <w:tcW w:w="2835" w:type="dxa"/>
+            <w:tcBorders>
+              <w:top w:val="single" w:sz="8" w:space="0" w:color="000000"/>
+              <w:left w:val="single" w:sz="8" w:space="0" w:color="000000"/>
+              <w:bottom w:val="single" w:sz="8" w:space="0" w:color="000000"/>
+              <w:right w:val="single" w:sz="8" w:space="0" w:color="000000"/>
+            </w:tcBorders>
+            <w:vAlign w:val="center"/>
+          </w:tcPr>
+          <w:p>
+            <w:pPr>
+              <w:jc w:val="left"/>
+              <w:rPr>
+                <w:sz w:val="24"/>
+                <w:szCs w:val="24"/>
+              </w:rPr>
+            </w:pPr>
+            <w:r>
+              <w:rPr>
+                <w:b w:val="0"/>
+                <w:sz w:val="24"/>
+                <w:szCs w:val="24"/>
+              </w:rPr>
+              <w:t>Ticket temuan</w:t>
             </w:r>
           </w:p>
         </w:tc>
       </w:tr>
       <w:tr>
         <w:trPr>
+          <w:cantSplit/>
           <w:jc w:val="center"/>
         </w:trPr>
         <w:tc>
           <w:tcPr>
-            <w:tcW w:w="3367" w:type="dxa"/>
-            <w:tcBorders>
-              <w:top w:val="single" w:sz="8" w:space="0" w:color="000000"/>
-              <w:left w:val="single" w:sz="8" w:space="0" w:color="000000"/>
-              <w:bottom w:val="single" w:sz="8" w:space="0" w:color="000000"/>
-              <w:right w:val="single" w:sz="8" w:space="0" w:color="000000"/>
-            </w:tcBorders>
-            <w:vAlign w:val="center"/>
-          </w:tcPr>
-          <w:p>
-            <w:pPr>
-              <w:rPr>
-                <w:sz w:val="24"/>
-                <w:szCs w:val="24"/>
-              </w:rPr>
-            </w:pPr>
-            <w:r>
-              <w:rPr>
-                <w:b w:val="0"/>
-                <w:sz w:val="24"/>
-                <w:szCs w:val="24"/>
-              </w:rPr>
-              <w:t>5. Tetapkan prioritas sesuai butir 4.2 dan 4.3, lalu isi prioritas dan tenggat di tiket temuan.</w:t>
-            </w:r>
-          </w:p>
-        </w:tc>
-        <w:tc>
-          <w:tcPr>
-            <w:tcW w:w="2248" w:type="dxa"/>
+            <w:tcW w:w="4309" w:type="dxa"/>
+            <w:tcBorders>
+              <w:top w:val="single" w:sz="8" w:space="0" w:color="000000"/>
+              <w:left w:val="single" w:sz="8" w:space="0" w:color="000000"/>
+              <w:bottom w:val="single" w:sz="8" w:space="0" w:color="000000"/>
+              <w:right w:val="single" w:sz="8" w:space="0" w:color="000000"/>
+            </w:tcBorders>
+            <w:vAlign w:val="center"/>
+          </w:tcPr>
+          <w:p>
+            <w:pPr>
+              <w:rPr>
+                <w:sz w:val="24"/>
+                <w:szCs w:val="24"/>
+              </w:rPr>
+            </w:pPr>
+            <w:r>
+              <w:rPr>
+                <w:b w:val="0"/>
+                <w:sz w:val="24"/>
+                <w:szCs w:val="24"/>
+              </w:rPr>
+              <w:t>5. Tetapkan prioritas sesuai butir 4.2 dan 4.3, lalu isi prioritas dan tenggat di ticket temuan.</w:t>
+            </w:r>
+          </w:p>
+        </w:tc>
+        <w:tc>
+          <w:tcPr>
+            <w:tcW w:w="1927" w:type="dxa"/>
             <w:tcBorders>
               <w:top w:val="single" w:sz="8" w:space="0" w:color="000000"/>
               <w:left w:val="single" w:sz="8" w:space="0" w:color="000000"/>
@@ -6102,69 +6244,70 @@
         </w:tc>
         <w:tc>
           <w:tcPr>
-            <w:tcW w:w="3913" w:type="dxa"/>
-            <w:tcBorders>
-              <w:top w:val="single" w:sz="8" w:space="0" w:color="000000"/>
-              <w:left w:val="single" w:sz="8" w:space="0" w:color="000000"/>
-              <w:bottom w:val="single" w:sz="8" w:space="0" w:color="000000"/>
-              <w:right w:val="single" w:sz="8" w:space="0" w:color="000000"/>
-            </w:tcBorders>
-            <w:vAlign w:val="center"/>
-          </w:tcPr>
-          <w:p>
-            <w:pPr>
-              <w:jc w:val="both"/>
-              <w:rPr>
-                <w:sz w:val="24"/>
-                <w:szCs w:val="24"/>
-              </w:rPr>
-            </w:pPr>
-            <w:r>
-              <w:rPr>
-                <w:b w:val="0"/>
-                <w:sz w:val="24"/>
-                <w:szCs w:val="24"/>
-              </w:rPr>
-              <w:t>Tiket temuan berprioritas dan bertenggat</w:t>
+            <w:tcW w:w="2835" w:type="dxa"/>
+            <w:tcBorders>
+              <w:top w:val="single" w:sz="8" w:space="0" w:color="000000"/>
+              <w:left w:val="single" w:sz="8" w:space="0" w:color="000000"/>
+              <w:bottom w:val="single" w:sz="8" w:space="0" w:color="000000"/>
+              <w:right w:val="single" w:sz="8" w:space="0" w:color="000000"/>
+            </w:tcBorders>
+            <w:vAlign w:val="center"/>
+          </w:tcPr>
+          <w:p>
+            <w:pPr>
+              <w:jc w:val="left"/>
+              <w:rPr>
+                <w:sz w:val="24"/>
+                <w:szCs w:val="24"/>
+              </w:rPr>
+            </w:pPr>
+            <w:r>
+              <w:rPr>
+                <w:b w:val="0"/>
+                <w:sz w:val="24"/>
+                <w:szCs w:val="24"/>
+              </w:rPr>
+              <w:t>Ticket temuan berprioritas dan bertenggat</w:t>
             </w:r>
           </w:p>
         </w:tc>
       </w:tr>
       <w:tr>
         <w:trPr>
+          <w:cantSplit/>
           <w:jc w:val="center"/>
         </w:trPr>
         <w:tc>
           <w:tcPr>
-            <w:tcW w:w="3367" w:type="dxa"/>
-            <w:tcBorders>
-              <w:top w:val="single" w:sz="8" w:space="0" w:color="000000"/>
-              <w:left w:val="single" w:sz="8" w:space="0" w:color="000000"/>
-              <w:bottom w:val="single" w:sz="8" w:space="0" w:color="000000"/>
-              <w:right w:val="single" w:sz="8" w:space="0" w:color="000000"/>
-            </w:tcBorders>
-            <w:vAlign w:val="center"/>
-          </w:tcPr>
-          <w:p>
-            <w:pPr>
-              <w:rPr>
-                <w:sz w:val="24"/>
-                <w:szCs w:val="24"/>
-              </w:rPr>
-            </w:pPr>
-            <w:r>
-              <w:rPr>
-                <w:b w:val="0"/>
-                <w:sz w:val="24"/>
-                <w:szCs w:val="24"/>
-              </w:rPr>
-              <w:t>6. Teruskan tiket temuan ke Lead NOC untuk dijadwalkan.</w:t>
-            </w:r>
-          </w:p>
-        </w:tc>
-        <w:tc>
-          <w:tcPr>
-            <w:tcW w:w="2248" w:type="dxa"/>
+            <w:tcW w:w="4309" w:type="dxa"/>
+            <w:tcBorders>
+              <w:top w:val="single" w:sz="8" w:space="0" w:color="000000"/>
+              <w:left w:val="single" w:sz="8" w:space="0" w:color="000000"/>
+              <w:bottom w:val="single" w:sz="8" w:space="0" w:color="000000"/>
+              <w:right w:val="single" w:sz="8" w:space="0" w:color="000000"/>
+            </w:tcBorders>
+            <w:vAlign w:val="center"/>
+          </w:tcPr>
+          <w:p>
+            <w:pPr>
+              <w:rPr>
+                <w:sz w:val="24"/>
+                <w:szCs w:val="24"/>
+              </w:rPr>
+            </w:pPr>
+            <w:r>
+              <w:rPr>
+                <w:b w:val="0"/>
+                <w:sz w:val="24"/>
+                <w:szCs w:val="24"/>
+              </w:rPr>
+              <w:t>6. Teruskan ticket temuan ke Lead NOC untuk dijadwalkan.</w:t>
+            </w:r>
+          </w:p>
+        </w:tc>
+        <w:tc>
+          <w:tcPr>
+            <w:tcW w:w="1927" w:type="dxa"/>
             <w:tcBorders>
               <w:top w:val="single" w:sz="8" w:space="0" w:color="000000"/>
               <w:left w:val="single" w:sz="8" w:space="0" w:color="000000"/>
@@ -6192,30 +6335,30 @@
         </w:tc>
         <w:tc>
           <w:tcPr>
-            <w:tcW w:w="3913" w:type="dxa"/>
-            <w:tcBorders>
-              <w:top w:val="single" w:sz="8" w:space="0" w:color="000000"/>
-              <w:left w:val="single" w:sz="8" w:space="0" w:color="000000"/>
-              <w:bottom w:val="single" w:sz="8" w:space="0" w:color="000000"/>
-              <w:right w:val="single" w:sz="8" w:space="0" w:color="000000"/>
-            </w:tcBorders>
-            <w:vAlign w:val="center"/>
-          </w:tcPr>
-          <w:p>
-            <w:pPr>
-              <w:jc w:val="both"/>
-              <w:rPr>
-                <w:sz w:val="24"/>
-                <w:szCs w:val="24"/>
-              </w:rPr>
-            </w:pPr>
-            <w:r>
-              <w:rPr>
-                <w:b w:val="0"/>
-                <w:sz w:val="24"/>
-                <w:szCs w:val="24"/>
-              </w:rPr>
-              <w:t>Tiket temuan diteruskan ke Lead NOC</w:t>
+            <w:tcW w:w="2835" w:type="dxa"/>
+            <w:tcBorders>
+              <w:top w:val="single" w:sz="8" w:space="0" w:color="000000"/>
+              <w:left w:val="single" w:sz="8" w:space="0" w:color="000000"/>
+              <w:bottom w:val="single" w:sz="8" w:space="0" w:color="000000"/>
+              <w:right w:val="single" w:sz="8" w:space="0" w:color="000000"/>
+            </w:tcBorders>
+            <w:vAlign w:val="center"/>
+          </w:tcPr>
+          <w:p>
+            <w:pPr>
+              <w:jc w:val="left"/>
+              <w:rPr>
+                <w:sz w:val="24"/>
+                <w:szCs w:val="24"/>
+              </w:rPr>
+            </w:pPr>
+            <w:r>
+              <w:rPr>
+                <w:b w:val="0"/>
+                <w:sz w:val="24"/>
+                <w:szCs w:val="24"/>
+              </w:rPr>
+              <w:t>Ticket temuan diteruskan ke Lead NOC</w:t>
             </w:r>
           </w:p>
         </w:tc>
@@ -6260,6 +6403,7 @@
     </w:p>
     <w:p>
       <w:pPr>
+        <w:keepNext/>
         <w:pBdr>
           <w:top w:val="nil"/>
           <w:left w:val="nil"/>
@@ -6292,27 +6436,30 @@
         <w:tblLook w:val="0400" w:firstRow="0" w:lastRow="0" w:firstColumn="0" w:lastColumn="0" w:noHBand="0" w:noVBand="1"/>
       </w:tblPr>
       <w:tblGrid>
-        <w:gridCol w:w="3367"/>
-        <w:gridCol w:w="2248"/>
-        <w:gridCol w:w="3913"/>
+        <w:gridCol w:w="4309"/>
+        <w:gridCol w:w="1927"/>
+        <w:gridCol w:w="2835"/>
       </w:tblGrid>
       <w:tr>
         <w:trPr>
+          <w:cantSplit/>
+          <w:tblHeader/>
           <w:jc w:val="center"/>
         </w:trPr>
         <w:tc>
           <w:tcPr>
-            <w:tcW w:w="3367" w:type="dxa"/>
-            <w:tcBorders>
-              <w:top w:val="single" w:sz="8" w:space="0" w:color="000000"/>
-              <w:left w:val="single" w:sz="8" w:space="0" w:color="000000"/>
-              <w:bottom w:val="single" w:sz="8" w:space="0" w:color="000000"/>
-              <w:right w:val="single" w:sz="8" w:space="0" w:color="000000"/>
-            </w:tcBorders>
-            <w:vAlign w:val="center"/>
-          </w:tcPr>
-          <w:p>
-            <w:pPr>
+            <w:tcW w:w="4309" w:type="dxa"/>
+            <w:tcBorders>
+              <w:top w:val="single" w:sz="8" w:space="0" w:color="000000"/>
+              <w:left w:val="single" w:sz="8" w:space="0" w:color="000000"/>
+              <w:bottom w:val="single" w:sz="8" w:space="0" w:color="000000"/>
+              <w:right w:val="single" w:sz="8" w:space="0" w:color="000000"/>
+            </w:tcBorders>
+            <w:vAlign w:val="center"/>
+          </w:tcPr>
+          <w:p>
+            <w:pPr>
+              <w:keepNext/>
               <w:jc w:val="center"/>
               <w:rPr>
                 <w:sz w:val="24"/>
@@ -6332,17 +6479,18 @@
         </w:tc>
         <w:tc>
           <w:tcPr>
-            <w:tcW w:w="2248" w:type="dxa"/>
-            <w:tcBorders>
-              <w:top w:val="single" w:sz="8" w:space="0" w:color="000000"/>
-              <w:left w:val="single" w:sz="8" w:space="0" w:color="000000"/>
-              <w:bottom w:val="single" w:sz="8" w:space="0" w:color="000000"/>
-              <w:right w:val="single" w:sz="8" w:space="0" w:color="000000"/>
-            </w:tcBorders>
-            <w:vAlign w:val="center"/>
-          </w:tcPr>
-          <w:p>
-            <w:pPr>
+            <w:tcW w:w="1927" w:type="dxa"/>
+            <w:tcBorders>
+              <w:top w:val="single" w:sz="8" w:space="0" w:color="000000"/>
+              <w:left w:val="single" w:sz="8" w:space="0" w:color="000000"/>
+              <w:bottom w:val="single" w:sz="8" w:space="0" w:color="000000"/>
+              <w:right w:val="single" w:sz="8" w:space="0" w:color="000000"/>
+            </w:tcBorders>
+            <w:vAlign w:val="center"/>
+          </w:tcPr>
+          <w:p>
+            <w:pPr>
+              <w:keepNext/>
               <w:jc w:val="center"/>
               <w:rPr>
                 <w:sz w:val="24"/>
@@ -6362,17 +6510,18 @@
         </w:tc>
         <w:tc>
           <w:tcPr>
-            <w:tcW w:w="3913" w:type="dxa"/>
-            <w:tcBorders>
-              <w:top w:val="single" w:sz="8" w:space="0" w:color="000000"/>
-              <w:left w:val="single" w:sz="8" w:space="0" w:color="000000"/>
-              <w:bottom w:val="single" w:sz="8" w:space="0" w:color="000000"/>
-              <w:right w:val="single" w:sz="8" w:space="0" w:color="000000"/>
-            </w:tcBorders>
-            <w:vAlign w:val="center"/>
-          </w:tcPr>
-          <w:p>
-            <w:pPr>
+            <w:tcW w:w="2835" w:type="dxa"/>
+            <w:tcBorders>
+              <w:top w:val="single" w:sz="8" w:space="0" w:color="000000"/>
+              <w:left w:val="single" w:sz="8" w:space="0" w:color="000000"/>
+              <w:bottom w:val="single" w:sz="8" w:space="0" w:color="000000"/>
+              <w:right w:val="single" w:sz="8" w:space="0" w:color="000000"/>
+            </w:tcBorders>
+            <w:vAlign w:val="center"/>
+          </w:tcPr>
+          <w:p>
+            <w:pPr>
+              <w:keepNext/>
               <w:jc w:val="center"/>
               <w:rPr>
                 <w:sz w:val="24"/>
@@ -6393,39 +6542,40 @@
       </w:tr>
       <w:tr>
         <w:trPr>
+          <w:cantSplit/>
           <w:jc w:val="center"/>
         </w:trPr>
         <w:tc>
           <w:tcPr>
-            <w:tcW w:w="3367" w:type="dxa"/>
-            <w:tcBorders>
-              <w:top w:val="single" w:sz="8" w:space="0" w:color="000000"/>
-              <w:left w:val="single" w:sz="8" w:space="0" w:color="000000"/>
-              <w:bottom w:val="single" w:sz="8" w:space="0" w:color="000000"/>
-              <w:right w:val="single" w:sz="8" w:space="0" w:color="000000"/>
-            </w:tcBorders>
-            <w:vAlign w:val="center"/>
-          </w:tcPr>
-          <w:p>
-            <w:pPr>
-              <w:rPr>
-                <w:sz w:val="24"/>
-                <w:szCs w:val="24"/>
-              </w:rPr>
-            </w:pPr>
-            <w:r>
-              <w:rPr>
-                <w:b w:val="0"/>
-                <w:sz w:val="24"/>
-                <w:szCs w:val="24"/>
-              </w:rPr>
-              <w:t>1. Uji patch pada sistem non-produksi atau satu host perwakilan bila memungkinkan.</w:t>
-            </w:r>
-          </w:p>
-        </w:tc>
-        <w:tc>
-          <w:tcPr>
-            <w:tcW w:w="2248" w:type="dxa"/>
+            <w:tcW w:w="4309" w:type="dxa"/>
+            <w:tcBorders>
+              <w:top w:val="single" w:sz="8" w:space="0" w:color="000000"/>
+              <w:left w:val="single" w:sz="8" w:space="0" w:color="000000"/>
+              <w:bottom w:val="single" w:sz="8" w:space="0" w:color="000000"/>
+              <w:right w:val="single" w:sz="8" w:space="0" w:color="000000"/>
+            </w:tcBorders>
+            <w:vAlign w:val="center"/>
+          </w:tcPr>
+          <w:p>
+            <w:pPr>
+              <w:rPr>
+                <w:sz w:val="24"/>
+                <w:szCs w:val="24"/>
+              </w:rPr>
+            </w:pPr>
+            <w:r>
+              <w:rPr>
+                <w:b w:val="0"/>
+                <w:sz w:val="24"/>
+                <w:szCs w:val="24"/>
+              </w:rPr>
+              <w:t>1. Uji patch pada sistem non-produksi atau satu host perwakilan jika memungkinkan.</w:t>
+            </w:r>
+          </w:p>
+        </w:tc>
+        <w:tc>
+          <w:tcPr>
+            <w:tcW w:w="1927" w:type="dxa"/>
             <w:tcBorders>
               <w:top w:val="single" w:sz="8" w:space="0" w:color="000000"/>
               <w:left w:val="single" w:sz="8" w:space="0" w:color="000000"/>
@@ -6453,41 +6603,42 @@
         </w:tc>
         <w:tc>
           <w:tcPr>
-            <w:tcW w:w="3913" w:type="dxa"/>
-            <w:tcBorders>
-              <w:top w:val="single" w:sz="8" w:space="0" w:color="000000"/>
-              <w:left w:val="single" w:sz="8" w:space="0" w:color="000000"/>
-              <w:bottom w:val="single" w:sz="8" w:space="0" w:color="000000"/>
-              <w:right w:val="single" w:sz="8" w:space="0" w:color="000000"/>
-            </w:tcBorders>
-            <w:vAlign w:val="center"/>
-          </w:tcPr>
-          <w:p>
-            <w:pPr>
-              <w:jc w:val="both"/>
-              <w:rPr>
-                <w:sz w:val="24"/>
-                <w:szCs w:val="24"/>
-              </w:rPr>
-            </w:pPr>
-            <w:r>
-              <w:rPr>
-                <w:b w:val="0"/>
-                <w:sz w:val="24"/>
-                <w:szCs w:val="24"/>
-              </w:rPr>
-              <w:t>Hasil uji di tiket temuan</w:t>
+            <w:tcW w:w="2835" w:type="dxa"/>
+            <w:tcBorders>
+              <w:top w:val="single" w:sz="8" w:space="0" w:color="000000"/>
+              <w:left w:val="single" w:sz="8" w:space="0" w:color="000000"/>
+              <w:bottom w:val="single" w:sz="8" w:space="0" w:color="000000"/>
+              <w:right w:val="single" w:sz="8" w:space="0" w:color="000000"/>
+            </w:tcBorders>
+            <w:vAlign w:val="center"/>
+          </w:tcPr>
+          <w:p>
+            <w:pPr>
+              <w:jc w:val="left"/>
+              <w:rPr>
+                <w:sz w:val="24"/>
+                <w:szCs w:val="24"/>
+              </w:rPr>
+            </w:pPr>
+            <w:r>
+              <w:rPr>
+                <w:b w:val="0"/>
+                <w:sz w:val="24"/>
+                <w:szCs w:val="24"/>
+              </w:rPr>
+              <w:t>Hasil uji di ticket temuan</w:t>
             </w:r>
           </w:p>
         </w:tc>
       </w:tr>
       <w:tr>
         <w:trPr>
+          <w:cantSplit/>
           <w:jc w:val="center"/>
         </w:trPr>
         <w:tc>
           <w:tcPr>
-            <w:tcW w:w="3367" w:type="dxa"/>
+            <w:tcW w:w="4309" w:type="dxa"/>
             <w:tcBorders>
               <w:top w:val="single" w:sz="8" w:space="0" w:color="000000"/>
               <w:left w:val="single" w:sz="8" w:space="0" w:color="000000"/>
@@ -6515,7 +6666,7 @@
         </w:tc>
         <w:tc>
           <w:tcPr>
-            <w:tcW w:w="2248" w:type="dxa"/>
+            <w:tcW w:w="1927" w:type="dxa"/>
             <w:tcBorders>
               <w:top w:val="single" w:sz="8" w:space="0" w:color="000000"/>
               <w:left w:val="single" w:sz="8" w:space="0" w:color="000000"/>
@@ -6543,41 +6694,42 @@
         </w:tc>
         <w:tc>
           <w:tcPr>
-            <w:tcW w:w="3913" w:type="dxa"/>
-            <w:tcBorders>
-              <w:top w:val="single" w:sz="8" w:space="0" w:color="000000"/>
-              <w:left w:val="single" w:sz="8" w:space="0" w:color="000000"/>
-              <w:bottom w:val="single" w:sz="8" w:space="0" w:color="000000"/>
-              <w:right w:val="single" w:sz="8" w:space="0" w:color="000000"/>
-            </w:tcBorders>
-            <w:vAlign w:val="center"/>
-          </w:tcPr>
-          <w:p>
-            <w:pPr>
-              <w:jc w:val="both"/>
-              <w:rPr>
-                <w:sz w:val="24"/>
-                <w:szCs w:val="24"/>
-              </w:rPr>
-            </w:pPr>
-            <w:r>
-              <w:rPr>
-                <w:b w:val="0"/>
-                <w:sz w:val="24"/>
-                <w:szCs w:val="24"/>
-              </w:rPr>
-              <w:t>Hasil sweep IOC di tiket temuan</w:t>
+            <w:tcW w:w="2835" w:type="dxa"/>
+            <w:tcBorders>
+              <w:top w:val="single" w:sz="8" w:space="0" w:color="000000"/>
+              <w:left w:val="single" w:sz="8" w:space="0" w:color="000000"/>
+              <w:bottom w:val="single" w:sz="8" w:space="0" w:color="000000"/>
+              <w:right w:val="single" w:sz="8" w:space="0" w:color="000000"/>
+            </w:tcBorders>
+            <w:vAlign w:val="center"/>
+          </w:tcPr>
+          <w:p>
+            <w:pPr>
+              <w:jc w:val="left"/>
+              <w:rPr>
+                <w:sz w:val="24"/>
+                <w:szCs w:val="24"/>
+              </w:rPr>
+            </w:pPr>
+            <w:r>
+              <w:rPr>
+                <w:b w:val="0"/>
+                <w:sz w:val="24"/>
+                <w:szCs w:val="24"/>
+              </w:rPr>
+              <w:t>Hasil sweep IOC di ticket temuan</w:t>
             </w:r>
           </w:p>
         </w:tc>
       </w:tr>
       <w:tr>
         <w:trPr>
+          <w:cantSplit/>
           <w:jc w:val="center"/>
         </w:trPr>
         <w:tc>
           <w:tcPr>
-            <w:tcW w:w="3367" w:type="dxa"/>
+            <w:tcW w:w="4309" w:type="dxa"/>
             <w:tcBorders>
               <w:top w:val="single" w:sz="8" w:space="0" w:color="000000"/>
               <w:left w:val="single" w:sz="8" w:space="0" w:color="000000"/>
@@ -6605,7 +6757,7 @@
         </w:tc>
         <w:tc>
           <w:tcPr>
-            <w:tcW w:w="2248" w:type="dxa"/>
+            <w:tcW w:w="1927" w:type="dxa"/>
             <w:tcBorders>
               <w:top w:val="single" w:sz="8" w:space="0" w:color="000000"/>
               <w:left w:val="single" w:sz="8" w:space="0" w:color="000000"/>
@@ -6633,18 +6785,18 @@
         </w:tc>
         <w:tc>
           <w:tcPr>
-            <w:tcW w:w="3913" w:type="dxa"/>
-            <w:tcBorders>
-              <w:top w:val="single" w:sz="8" w:space="0" w:color="000000"/>
-              <w:left w:val="single" w:sz="8" w:space="0" w:color="000000"/>
-              <w:bottom w:val="single" w:sz="8" w:space="0" w:color="000000"/>
-              <w:right w:val="single" w:sz="8" w:space="0" w:color="000000"/>
-            </w:tcBorders>
-            <w:vAlign w:val="center"/>
-          </w:tcPr>
-          <w:p>
-            <w:pPr>
-              <w:jc w:val="both"/>
+            <w:tcW w:w="2835" w:type="dxa"/>
+            <w:tcBorders>
+              <w:top w:val="single" w:sz="8" w:space="0" w:color="000000"/>
+              <w:left w:val="single" w:sz="8" w:space="0" w:color="000000"/>
+              <w:bottom w:val="single" w:sz="8" w:space="0" w:color="000000"/>
+              <w:right w:val="single" w:sz="8" w:space="0" w:color="000000"/>
+            </w:tcBorders>
+            <w:vAlign w:val="center"/>
+          </w:tcPr>
+          <w:p>
+            <w:pPr>
+              <w:jc w:val="left"/>
               <w:rPr>
                 <w:sz w:val="24"/>
                 <w:szCs w:val="24"/>
@@ -6663,11 +6815,12 @@
       </w:tr>
       <w:tr>
         <w:trPr>
+          <w:cantSplit/>
           <w:jc w:val="center"/>
         </w:trPr>
         <w:tc>
           <w:tcPr>
-            <w:tcW w:w="3367" w:type="dxa"/>
+            <w:tcW w:w="4309" w:type="dxa"/>
             <w:tcBorders>
               <w:top w:val="single" w:sz="8" w:space="0" w:color="000000"/>
               <w:left w:val="single" w:sz="8" w:space="0" w:color="000000"/>
@@ -6695,7 +6848,7 @@
         </w:tc>
         <w:tc>
           <w:tcPr>
-            <w:tcW w:w="2248" w:type="dxa"/>
+            <w:tcW w:w="1927" w:type="dxa"/>
             <w:tcBorders>
               <w:top w:val="single" w:sz="8" w:space="0" w:color="000000"/>
               <w:left w:val="single" w:sz="8" w:space="0" w:color="000000"/>
@@ -6723,41 +6876,42 @@
         </w:tc>
         <w:tc>
           <w:tcPr>
-            <w:tcW w:w="3913" w:type="dxa"/>
-            <w:tcBorders>
-              <w:top w:val="single" w:sz="8" w:space="0" w:color="000000"/>
-              <w:left w:val="single" w:sz="8" w:space="0" w:color="000000"/>
-              <w:bottom w:val="single" w:sz="8" w:space="0" w:color="000000"/>
-              <w:right w:val="single" w:sz="8" w:space="0" w:color="000000"/>
-            </w:tcBorders>
-            <w:vAlign w:val="center"/>
-          </w:tcPr>
-          <w:p>
-            <w:pPr>
-              <w:jc w:val="both"/>
-              <w:rPr>
-                <w:sz w:val="24"/>
-                <w:szCs w:val="24"/>
-              </w:rPr>
-            </w:pPr>
-            <w:r>
-              <w:rPr>
-                <w:b w:val="0"/>
-                <w:sz w:val="24"/>
-                <w:szCs w:val="24"/>
-              </w:rPr>
-              <w:t>Persetujuan window patch di tiket temuan</w:t>
+            <w:tcW w:w="2835" w:type="dxa"/>
+            <w:tcBorders>
+              <w:top w:val="single" w:sz="8" w:space="0" w:color="000000"/>
+              <w:left w:val="single" w:sz="8" w:space="0" w:color="000000"/>
+              <w:bottom w:val="single" w:sz="8" w:space="0" w:color="000000"/>
+              <w:right w:val="single" w:sz="8" w:space="0" w:color="000000"/>
+            </w:tcBorders>
+            <w:vAlign w:val="center"/>
+          </w:tcPr>
+          <w:p>
+            <w:pPr>
+              <w:jc w:val="left"/>
+              <w:rPr>
+                <w:sz w:val="24"/>
+                <w:szCs w:val="24"/>
+              </w:rPr>
+            </w:pPr>
+            <w:r>
+              <w:rPr>
+                <w:b w:val="0"/>
+                <w:sz w:val="24"/>
+                <w:szCs w:val="24"/>
+              </w:rPr>
+              <w:t>Persetujuan window patch di ticket temuan</w:t>
             </w:r>
           </w:p>
         </w:tc>
       </w:tr>
       <w:tr>
         <w:trPr>
+          <w:cantSplit/>
           <w:jc w:val="center"/>
         </w:trPr>
         <w:tc>
           <w:tcPr>
-            <w:tcW w:w="3367" w:type="dxa"/>
+            <w:tcW w:w="4309" w:type="dxa"/>
             <w:tcBorders>
               <w:top w:val="single" w:sz="8" w:space="0" w:color="000000"/>
               <w:left w:val="single" w:sz="8" w:space="0" w:color="000000"/>
@@ -6785,7 +6939,7 @@
         </w:tc>
         <w:tc>
           <w:tcPr>
-            <w:tcW w:w="2248" w:type="dxa"/>
+            <w:tcW w:w="1927" w:type="dxa"/>
             <w:tcBorders>
               <w:top w:val="single" w:sz="8" w:space="0" w:color="000000"/>
               <w:left w:val="single" w:sz="8" w:space="0" w:color="000000"/>
@@ -6813,69 +6967,70 @@
         </w:tc>
         <w:tc>
           <w:tcPr>
-            <w:tcW w:w="3913" w:type="dxa"/>
-            <w:tcBorders>
-              <w:top w:val="single" w:sz="8" w:space="0" w:color="000000"/>
-              <w:left w:val="single" w:sz="8" w:space="0" w:color="000000"/>
-              <w:bottom w:val="single" w:sz="8" w:space="0" w:color="000000"/>
-              <w:right w:val="single" w:sz="8" w:space="0" w:color="000000"/>
-            </w:tcBorders>
-            <w:vAlign w:val="center"/>
-          </w:tcPr>
-          <w:p>
-            <w:pPr>
-              <w:jc w:val="both"/>
-              <w:rPr>
-                <w:sz w:val="24"/>
-                <w:szCs w:val="24"/>
-              </w:rPr>
-            </w:pPr>
-            <w:r>
-              <w:rPr>
-                <w:b w:val="0"/>
-                <w:sz w:val="24"/>
-                <w:szCs w:val="24"/>
-              </w:rPr>
-              <w:t>Pemberitahuan ke PIC pelanggan di tiket temuan</w:t>
+            <w:tcW w:w="2835" w:type="dxa"/>
+            <w:tcBorders>
+              <w:top w:val="single" w:sz="8" w:space="0" w:color="000000"/>
+              <w:left w:val="single" w:sz="8" w:space="0" w:color="000000"/>
+              <w:bottom w:val="single" w:sz="8" w:space="0" w:color="000000"/>
+              <w:right w:val="single" w:sz="8" w:space="0" w:color="000000"/>
+            </w:tcBorders>
+            <w:vAlign w:val="center"/>
+          </w:tcPr>
+          <w:p>
+            <w:pPr>
+              <w:jc w:val="left"/>
+              <w:rPr>
+                <w:sz w:val="24"/>
+                <w:szCs w:val="24"/>
+              </w:rPr>
+            </w:pPr>
+            <w:r>
+              <w:rPr>
+                <w:b w:val="0"/>
+                <w:sz w:val="24"/>
+                <w:szCs w:val="24"/>
+              </w:rPr>
+              <w:t>Pemberitahuan ke PIC pelanggan di ticket temuan</w:t>
             </w:r>
           </w:p>
         </w:tc>
       </w:tr>
       <w:tr>
         <w:trPr>
+          <w:cantSplit/>
           <w:jc w:val="center"/>
         </w:trPr>
         <w:tc>
           <w:tcPr>
-            <w:tcW w:w="3367" w:type="dxa"/>
-            <w:tcBorders>
-              <w:top w:val="single" w:sz="8" w:space="0" w:color="000000"/>
-              <w:left w:val="single" w:sz="8" w:space="0" w:color="000000"/>
-              <w:bottom w:val="single" w:sz="8" w:space="0" w:color="000000"/>
-              <w:right w:val="single" w:sz="8" w:space="0" w:color="000000"/>
-            </w:tcBorders>
-            <w:vAlign w:val="center"/>
-          </w:tcPr>
-          <w:p>
-            <w:pPr>
-              <w:rPr>
-                <w:sz w:val="24"/>
-                <w:szCs w:val="24"/>
-              </w:rPr>
-            </w:pPr>
-            <w:r>
-              <w:rPr>
-                <w:b w:val="0"/>
-                <w:sz w:val="24"/>
-                <w:szCs w:val="24"/>
-              </w:rPr>
-              <w:t>6. Ajukan change request pemasangan patch menurut SNX-OPS-SOP-02: Standar atau Normal, dan Emergency boleh untuk prioritas Darurat.</w:t>
-            </w:r>
-          </w:p>
-        </w:tc>
-        <w:tc>
-          <w:tcPr>
-            <w:tcW w:w="2248" w:type="dxa"/>
+            <w:tcW w:w="4309" w:type="dxa"/>
+            <w:tcBorders>
+              <w:top w:val="single" w:sz="8" w:space="0" w:color="000000"/>
+              <w:left w:val="single" w:sz="8" w:space="0" w:color="000000"/>
+              <w:bottom w:val="single" w:sz="8" w:space="0" w:color="000000"/>
+              <w:right w:val="single" w:sz="8" w:space="0" w:color="000000"/>
+            </w:tcBorders>
+            <w:vAlign w:val="center"/>
+          </w:tcPr>
+          <w:p>
+            <w:pPr>
+              <w:rPr>
+                <w:sz w:val="24"/>
+                <w:szCs w:val="24"/>
+              </w:rPr>
+            </w:pPr>
+            <w:r>
+              <w:rPr>
+                <w:b w:val="0"/>
+                <w:sz w:val="24"/>
+                <w:szCs w:val="24"/>
+              </w:rPr>
+              <w:t>6. Ajukan change request pemasangan patch sesuai SNX-OPS-SOP-02, jenis Standar atau Normal; untuk prioritas Darurat boleh jenis Emergency.</w:t>
+            </w:r>
+          </w:p>
+        </w:tc>
+        <w:tc>
+          <w:tcPr>
+            <w:tcW w:w="1927" w:type="dxa"/>
             <w:tcBorders>
               <w:top w:val="single" w:sz="8" w:space="0" w:color="000000"/>
               <w:left w:val="single" w:sz="8" w:space="0" w:color="000000"/>
@@ -6903,18 +7058,18 @@
         </w:tc>
         <w:tc>
           <w:tcPr>
-            <w:tcW w:w="3913" w:type="dxa"/>
-            <w:tcBorders>
-              <w:top w:val="single" w:sz="8" w:space="0" w:color="000000"/>
-              <w:left w:val="single" w:sz="8" w:space="0" w:color="000000"/>
-              <w:bottom w:val="single" w:sz="8" w:space="0" w:color="000000"/>
-              <w:right w:val="single" w:sz="8" w:space="0" w:color="000000"/>
-            </w:tcBorders>
-            <w:vAlign w:val="center"/>
-          </w:tcPr>
-          <w:p>
-            <w:pPr>
-              <w:jc w:val="both"/>
+            <w:tcW w:w="2835" w:type="dxa"/>
+            <w:tcBorders>
+              <w:top w:val="single" w:sz="8" w:space="0" w:color="000000"/>
+              <w:left w:val="single" w:sz="8" w:space="0" w:color="000000"/>
+              <w:bottom w:val="single" w:sz="8" w:space="0" w:color="000000"/>
+              <w:right w:val="single" w:sz="8" w:space="0" w:color="000000"/>
+            </w:tcBorders>
+            <w:vAlign w:val="center"/>
+          </w:tcPr>
+          <w:p>
+            <w:pPr>
+              <w:jc w:val="left"/>
               <w:rPr>
                 <w:sz w:val="24"/>
                 <w:szCs w:val="24"/>
@@ -6933,39 +7088,40 @@
       </w:tr>
       <w:tr>
         <w:trPr>
+          <w:cantSplit/>
           <w:jc w:val="center"/>
         </w:trPr>
         <w:tc>
           <w:tcPr>
-            <w:tcW w:w="3367" w:type="dxa"/>
-            <w:tcBorders>
-              <w:top w:val="single" w:sz="8" w:space="0" w:color="000000"/>
-              <w:left w:val="single" w:sz="8" w:space="0" w:color="000000"/>
-              <w:bottom w:val="single" w:sz="8" w:space="0" w:color="000000"/>
-              <w:right w:val="single" w:sz="8" w:space="0" w:color="000000"/>
-            </w:tcBorders>
-            <w:vAlign w:val="center"/>
-          </w:tcPr>
-          <w:p>
-            <w:pPr>
-              <w:rPr>
-                <w:sz w:val="24"/>
-                <w:szCs w:val="24"/>
-              </w:rPr>
-            </w:pPr>
-            <w:r>
-              <w:rPr>
-                <w:b w:val="0"/>
-                <w:sz w:val="24"/>
-                <w:szCs w:val="24"/>
-              </w:rPr>
-              <w:t>7. Pasang patch sesudah change request disetujui; di server cPanel pakai mekanisme update resmi panel (butir 4.4).</w:t>
-            </w:r>
-          </w:p>
-        </w:tc>
-        <w:tc>
-          <w:tcPr>
-            <w:tcW w:w="2248" w:type="dxa"/>
+            <w:tcW w:w="4309" w:type="dxa"/>
+            <w:tcBorders>
+              <w:top w:val="single" w:sz="8" w:space="0" w:color="000000"/>
+              <w:left w:val="single" w:sz="8" w:space="0" w:color="000000"/>
+              <w:bottom w:val="single" w:sz="8" w:space="0" w:color="000000"/>
+              <w:right w:val="single" w:sz="8" w:space="0" w:color="000000"/>
+            </w:tcBorders>
+            <w:vAlign w:val="center"/>
+          </w:tcPr>
+          <w:p>
+            <w:pPr>
+              <w:rPr>
+                <w:sz w:val="24"/>
+                <w:szCs w:val="24"/>
+              </w:rPr>
+            </w:pPr>
+            <w:r>
+              <w:rPr>
+                <w:b w:val="0"/>
+                <w:sz w:val="24"/>
+                <w:szCs w:val="24"/>
+              </w:rPr>
+              <w:t>7. Pasang patch setelah change request disetujui; di server cPanel gunakan mekanisme update resmi panel (butir 4.4).</w:t>
+            </w:r>
+          </w:p>
+        </w:tc>
+        <w:tc>
+          <w:tcPr>
+            <w:tcW w:w="1927" w:type="dxa"/>
             <w:tcBorders>
               <w:top w:val="single" w:sz="8" w:space="0" w:color="000000"/>
               <w:left w:val="single" w:sz="8" w:space="0" w:color="000000"/>
@@ -6993,18 +7149,18 @@
         </w:tc>
         <w:tc>
           <w:tcPr>
-            <w:tcW w:w="3913" w:type="dxa"/>
-            <w:tcBorders>
-              <w:top w:val="single" w:sz="8" w:space="0" w:color="000000"/>
-              <w:left w:val="single" w:sz="8" w:space="0" w:color="000000"/>
-              <w:bottom w:val="single" w:sz="8" w:space="0" w:color="000000"/>
-              <w:right w:val="single" w:sz="8" w:space="0" w:color="000000"/>
-            </w:tcBorders>
-            <w:vAlign w:val="center"/>
-          </w:tcPr>
-          <w:p>
-            <w:pPr>
-              <w:jc w:val="both"/>
+            <w:tcW w:w="2835" w:type="dxa"/>
+            <w:tcBorders>
+              <w:top w:val="single" w:sz="8" w:space="0" w:color="000000"/>
+              <w:left w:val="single" w:sz="8" w:space="0" w:color="000000"/>
+              <w:bottom w:val="single" w:sz="8" w:space="0" w:color="000000"/>
+              <w:right w:val="single" w:sz="8" w:space="0" w:color="000000"/>
+            </w:tcBorders>
+            <w:vAlign w:val="center"/>
+          </w:tcPr>
+          <w:p>
+            <w:pPr>
+              <w:jc w:val="left"/>
               <w:rPr>
                 <w:sz w:val="24"/>
                 <w:szCs w:val="24"/>
@@ -7023,39 +7179,40 @@
       </w:tr>
       <w:tr>
         <w:trPr>
+          <w:cantSplit/>
           <w:jc w:val="center"/>
         </w:trPr>
         <w:tc>
           <w:tcPr>
-            <w:tcW w:w="3367" w:type="dxa"/>
-            <w:tcBorders>
-              <w:top w:val="single" w:sz="8" w:space="0" w:color="000000"/>
-              <w:left w:val="single" w:sz="8" w:space="0" w:color="000000"/>
-              <w:bottom w:val="single" w:sz="8" w:space="0" w:color="000000"/>
-              <w:right w:val="single" w:sz="8" w:space="0" w:color="000000"/>
-            </w:tcBorders>
-            <w:vAlign w:val="center"/>
-          </w:tcPr>
-          <w:p>
-            <w:pPr>
-              <w:rPr>
-                <w:sz w:val="24"/>
-                <w:szCs w:val="24"/>
-              </w:rPr>
-            </w:pPr>
-            <w:r>
-              <w:rPr>
-                <w:b w:val="0"/>
-                <w:sz w:val="24"/>
-                <w:szCs w:val="24"/>
-              </w:rPr>
-              <w:t>8. Lakukan sweep IOC sesudah patch dipasang, sesuai SNX-ISMS-SOP-01.</w:t>
-            </w:r>
-          </w:p>
-        </w:tc>
-        <w:tc>
-          <w:tcPr>
-            <w:tcW w:w="2248" w:type="dxa"/>
+            <w:tcW w:w="4309" w:type="dxa"/>
+            <w:tcBorders>
+              <w:top w:val="single" w:sz="8" w:space="0" w:color="000000"/>
+              <w:left w:val="single" w:sz="8" w:space="0" w:color="000000"/>
+              <w:bottom w:val="single" w:sz="8" w:space="0" w:color="000000"/>
+              <w:right w:val="single" w:sz="8" w:space="0" w:color="000000"/>
+            </w:tcBorders>
+            <w:vAlign w:val="center"/>
+          </w:tcPr>
+          <w:p>
+            <w:pPr>
+              <w:rPr>
+                <w:sz w:val="24"/>
+                <w:szCs w:val="24"/>
+              </w:rPr>
+            </w:pPr>
+            <w:r>
+              <w:rPr>
+                <w:b w:val="0"/>
+                <w:sz w:val="24"/>
+                <w:szCs w:val="24"/>
+              </w:rPr>
+              <w:t>8. Lakukan sweep IOC setelah patch dipasang, sesuai SNX-ISMS-SOP-01.</w:t>
+            </w:r>
+          </w:p>
+        </w:tc>
+        <w:tc>
+          <w:tcPr>
+            <w:tcW w:w="1927" w:type="dxa"/>
             <w:tcBorders>
               <w:top w:val="single" w:sz="8" w:space="0" w:color="000000"/>
               <w:left w:val="single" w:sz="8" w:space="0" w:color="000000"/>
@@ -7083,30 +7240,30 @@
         </w:tc>
         <w:tc>
           <w:tcPr>
-            <w:tcW w:w="3913" w:type="dxa"/>
-            <w:tcBorders>
-              <w:top w:val="single" w:sz="8" w:space="0" w:color="000000"/>
-              <w:left w:val="single" w:sz="8" w:space="0" w:color="000000"/>
-              <w:bottom w:val="single" w:sz="8" w:space="0" w:color="000000"/>
-              <w:right w:val="single" w:sz="8" w:space="0" w:color="000000"/>
-            </w:tcBorders>
-            <w:vAlign w:val="center"/>
-          </w:tcPr>
-          <w:p>
-            <w:pPr>
-              <w:jc w:val="both"/>
-              <w:rPr>
-                <w:sz w:val="24"/>
-                <w:szCs w:val="24"/>
-              </w:rPr>
-            </w:pPr>
-            <w:r>
-              <w:rPr>
-                <w:b w:val="0"/>
-                <w:sz w:val="24"/>
-                <w:szCs w:val="24"/>
-              </w:rPr>
-              <w:t>Hasil sweep IOC di tiket temuan</w:t>
+            <w:tcW w:w="2835" w:type="dxa"/>
+            <w:tcBorders>
+              <w:top w:val="single" w:sz="8" w:space="0" w:color="000000"/>
+              <w:left w:val="single" w:sz="8" w:space="0" w:color="000000"/>
+              <w:bottom w:val="single" w:sz="8" w:space="0" w:color="000000"/>
+              <w:right w:val="single" w:sz="8" w:space="0" w:color="000000"/>
+            </w:tcBorders>
+            <w:vAlign w:val="center"/>
+          </w:tcPr>
+          <w:p>
+            <w:pPr>
+              <w:jc w:val="left"/>
+              <w:rPr>
+                <w:sz w:val="24"/>
+                <w:szCs w:val="24"/>
+              </w:rPr>
+            </w:pPr>
+            <w:r>
+              <w:rPr>
+                <w:b w:val="0"/>
+                <w:sz w:val="24"/>
+                <w:szCs w:val="24"/>
+              </w:rPr>
+              <w:t>Hasil sweep IOC di ticket temuan</w:t>
             </w:r>
           </w:p>
         </w:tc>
@@ -7151,6 +7308,7 @@
     </w:p>
     <w:p>
       <w:pPr>
+        <w:keepNext/>
         <w:pBdr>
           <w:top w:val="nil"/>
           <w:left w:val="nil"/>
@@ -7170,7 +7328,7 @@
           <w:sz w:val="24"/>
           <w:szCs w:val="24"/>
         </w:rPr>
-        <w:t xml:space="preserve">Mitigasi kompensasi dipakai bila patch belum tersedia atau tidak bisa dipasang. Vulnerability prioritas Darurat punya batas waktu mitigasi sendiri di bagian 8. Mitigasi yang mengubah production mengikuti SNX-OPS-SOP-02.</w:t>
+        <w:t xml:space="preserve">Mitigasi kompensasi dipakai jika patch belum tersedia atau tidak bisa dipasang. Vulnerability prioritas Darurat memiliki batas waktu mitigasi tersendiri (bagian 8). Mitigasi yang mengubah production mengikuti SNX-OPS-SOP-02.</w:t>
       </w:r>
     </w:p>
     <w:tbl>
@@ -7183,27 +7341,30 @@
         <w:tblLook w:val="0400" w:firstRow="0" w:lastRow="0" w:firstColumn="0" w:lastColumn="0" w:noHBand="0" w:noVBand="1"/>
       </w:tblPr>
       <w:tblGrid>
-        <w:gridCol w:w="3367"/>
-        <w:gridCol w:w="2248"/>
-        <w:gridCol w:w="3913"/>
+        <w:gridCol w:w="4309"/>
+        <w:gridCol w:w="1927"/>
+        <w:gridCol w:w="2835"/>
       </w:tblGrid>
       <w:tr>
         <w:trPr>
+          <w:cantSplit/>
+          <w:tblHeader/>
           <w:jc w:val="center"/>
         </w:trPr>
         <w:tc>
           <w:tcPr>
-            <w:tcW w:w="3367" w:type="dxa"/>
-            <w:tcBorders>
-              <w:top w:val="single" w:sz="8" w:space="0" w:color="000000"/>
-              <w:left w:val="single" w:sz="8" w:space="0" w:color="000000"/>
-              <w:bottom w:val="single" w:sz="8" w:space="0" w:color="000000"/>
-              <w:right w:val="single" w:sz="8" w:space="0" w:color="000000"/>
-            </w:tcBorders>
-            <w:vAlign w:val="center"/>
-          </w:tcPr>
-          <w:p>
-            <w:pPr>
+            <w:tcW w:w="4309" w:type="dxa"/>
+            <w:tcBorders>
+              <w:top w:val="single" w:sz="8" w:space="0" w:color="000000"/>
+              <w:left w:val="single" w:sz="8" w:space="0" w:color="000000"/>
+              <w:bottom w:val="single" w:sz="8" w:space="0" w:color="000000"/>
+              <w:right w:val="single" w:sz="8" w:space="0" w:color="000000"/>
+            </w:tcBorders>
+            <w:vAlign w:val="center"/>
+          </w:tcPr>
+          <w:p>
+            <w:pPr>
+              <w:keepNext/>
               <w:jc w:val="center"/>
               <w:rPr>
                 <w:sz w:val="24"/>
@@ -7223,17 +7384,18 @@
         </w:tc>
         <w:tc>
           <w:tcPr>
-            <w:tcW w:w="2248" w:type="dxa"/>
-            <w:tcBorders>
-              <w:top w:val="single" w:sz="8" w:space="0" w:color="000000"/>
-              <w:left w:val="single" w:sz="8" w:space="0" w:color="000000"/>
-              <w:bottom w:val="single" w:sz="8" w:space="0" w:color="000000"/>
-              <w:right w:val="single" w:sz="8" w:space="0" w:color="000000"/>
-            </w:tcBorders>
-            <w:vAlign w:val="center"/>
-          </w:tcPr>
-          <w:p>
-            <w:pPr>
+            <w:tcW w:w="1927" w:type="dxa"/>
+            <w:tcBorders>
+              <w:top w:val="single" w:sz="8" w:space="0" w:color="000000"/>
+              <w:left w:val="single" w:sz="8" w:space="0" w:color="000000"/>
+              <w:bottom w:val="single" w:sz="8" w:space="0" w:color="000000"/>
+              <w:right w:val="single" w:sz="8" w:space="0" w:color="000000"/>
+            </w:tcBorders>
+            <w:vAlign w:val="center"/>
+          </w:tcPr>
+          <w:p>
+            <w:pPr>
+              <w:keepNext/>
               <w:jc w:val="center"/>
               <w:rPr>
                 <w:sz w:val="24"/>
@@ -7253,17 +7415,18 @@
         </w:tc>
         <w:tc>
           <w:tcPr>
-            <w:tcW w:w="3913" w:type="dxa"/>
-            <w:tcBorders>
-              <w:top w:val="single" w:sz="8" w:space="0" w:color="000000"/>
-              <w:left w:val="single" w:sz="8" w:space="0" w:color="000000"/>
-              <w:bottom w:val="single" w:sz="8" w:space="0" w:color="000000"/>
-              <w:right w:val="single" w:sz="8" w:space="0" w:color="000000"/>
-            </w:tcBorders>
-            <w:vAlign w:val="center"/>
-          </w:tcPr>
-          <w:p>
-            <w:pPr>
+            <w:tcW w:w="2835" w:type="dxa"/>
+            <w:tcBorders>
+              <w:top w:val="single" w:sz="8" w:space="0" w:color="000000"/>
+              <w:left w:val="single" w:sz="8" w:space="0" w:color="000000"/>
+              <w:bottom w:val="single" w:sz="8" w:space="0" w:color="000000"/>
+              <w:right w:val="single" w:sz="8" w:space="0" w:color="000000"/>
+            </w:tcBorders>
+            <w:vAlign w:val="center"/>
+          </w:tcPr>
+          <w:p>
+            <w:pPr>
+              <w:keepNext/>
               <w:jc w:val="center"/>
               <w:rPr>
                 <w:sz w:val="24"/>
@@ -7284,11 +7447,12 @@
       </w:tr>
       <w:tr>
         <w:trPr>
+          <w:cantSplit/>
           <w:jc w:val="center"/>
         </w:trPr>
         <w:tc>
           <w:tcPr>
-            <w:tcW w:w="3367" w:type="dxa"/>
+            <w:tcW w:w="4309" w:type="dxa"/>
             <w:tcBorders>
               <w:top w:val="single" w:sz="8" w:space="0" w:color="000000"/>
               <w:left w:val="single" w:sz="8" w:space="0" w:color="000000"/>
@@ -7316,7 +7480,7 @@
         </w:tc>
         <w:tc>
           <w:tcPr>
-            <w:tcW w:w="2248" w:type="dxa"/>
+            <w:tcW w:w="1927" w:type="dxa"/>
             <w:tcBorders>
               <w:top w:val="single" w:sz="8" w:space="0" w:color="000000"/>
               <w:left w:val="single" w:sz="8" w:space="0" w:color="000000"/>
@@ -7344,18 +7508,18 @@
         </w:tc>
         <w:tc>
           <w:tcPr>
-            <w:tcW w:w="3913" w:type="dxa"/>
-            <w:tcBorders>
-              <w:top w:val="single" w:sz="8" w:space="0" w:color="000000"/>
-              <w:left w:val="single" w:sz="8" w:space="0" w:color="000000"/>
-              <w:bottom w:val="single" w:sz="8" w:space="0" w:color="000000"/>
-              <w:right w:val="single" w:sz="8" w:space="0" w:color="000000"/>
-            </w:tcBorders>
-            <w:vAlign w:val="center"/>
-          </w:tcPr>
-          <w:p>
-            <w:pPr>
-              <w:jc w:val="both"/>
+            <w:tcW w:w="2835" w:type="dxa"/>
+            <w:tcBorders>
+              <w:top w:val="single" w:sz="8" w:space="0" w:color="000000"/>
+              <w:left w:val="single" w:sz="8" w:space="0" w:color="000000"/>
+              <w:bottom w:val="single" w:sz="8" w:space="0" w:color="000000"/>
+              <w:right w:val="single" w:sz="8" w:space="0" w:color="000000"/>
+            </w:tcBorders>
+            <w:vAlign w:val="center"/>
+          </w:tcPr>
+          <w:p>
+            <w:pPr>
+              <w:jc w:val="left"/>
               <w:rPr>
                 <w:sz w:val="24"/>
                 <w:szCs w:val="24"/>
@@ -7374,39 +7538,40 @@
       </w:tr>
       <w:tr>
         <w:trPr>
+          <w:cantSplit/>
           <w:jc w:val="center"/>
         </w:trPr>
         <w:tc>
           <w:tcPr>
-            <w:tcW w:w="3367" w:type="dxa"/>
-            <w:tcBorders>
-              <w:top w:val="single" w:sz="8" w:space="0" w:color="000000"/>
-              <w:left w:val="single" w:sz="8" w:space="0" w:color="000000"/>
-              <w:bottom w:val="single" w:sz="8" w:space="0" w:color="000000"/>
-              <w:right w:val="single" w:sz="8" w:space="0" w:color="000000"/>
-            </w:tcBorders>
-            <w:vAlign w:val="center"/>
-          </w:tcPr>
-          <w:p>
-            <w:pPr>
-              <w:rPr>
-                <w:sz w:val="24"/>
-                <w:szCs w:val="24"/>
-              </w:rPr>
-            </w:pPr>
-            <w:r>
-              <w:rPr>
-                <w:b w:val="0"/>
-                <w:sz w:val="24"/>
-                <w:szCs w:val="24"/>
-              </w:rPr>
-              <w:t>2. Catat mitigasi di tiket temuan.</w:t>
-            </w:r>
-          </w:p>
-        </w:tc>
-        <w:tc>
-          <w:tcPr>
-            <w:tcW w:w="2248" w:type="dxa"/>
+            <w:tcW w:w="4309" w:type="dxa"/>
+            <w:tcBorders>
+              <w:top w:val="single" w:sz="8" w:space="0" w:color="000000"/>
+              <w:left w:val="single" w:sz="8" w:space="0" w:color="000000"/>
+              <w:bottom w:val="single" w:sz="8" w:space="0" w:color="000000"/>
+              <w:right w:val="single" w:sz="8" w:space="0" w:color="000000"/>
+            </w:tcBorders>
+            <w:vAlign w:val="center"/>
+          </w:tcPr>
+          <w:p>
+            <w:pPr>
+              <w:rPr>
+                <w:sz w:val="24"/>
+                <w:szCs w:val="24"/>
+              </w:rPr>
+            </w:pPr>
+            <w:r>
+              <w:rPr>
+                <w:b w:val="0"/>
+                <w:sz w:val="24"/>
+                <w:szCs w:val="24"/>
+              </w:rPr>
+              <w:t>2. Catat mitigasi di ticket temuan.</w:t>
+            </w:r>
+          </w:p>
+        </w:tc>
+        <w:tc>
+          <w:tcPr>
+            <w:tcW w:w="1927" w:type="dxa"/>
             <w:tcBorders>
               <w:top w:val="single" w:sz="8" w:space="0" w:color="000000"/>
               <w:left w:val="single" w:sz="8" w:space="0" w:color="000000"/>
@@ -7434,30 +7599,30 @@
         </w:tc>
         <w:tc>
           <w:tcPr>
-            <w:tcW w:w="3913" w:type="dxa"/>
-            <w:tcBorders>
-              <w:top w:val="single" w:sz="8" w:space="0" w:color="000000"/>
-              <w:left w:val="single" w:sz="8" w:space="0" w:color="000000"/>
-              <w:bottom w:val="single" w:sz="8" w:space="0" w:color="000000"/>
-              <w:right w:val="single" w:sz="8" w:space="0" w:color="000000"/>
-            </w:tcBorders>
-            <w:vAlign w:val="center"/>
-          </w:tcPr>
-          <w:p>
-            <w:pPr>
-              <w:jc w:val="both"/>
-              <w:rPr>
-                <w:sz w:val="24"/>
-                <w:szCs w:val="24"/>
-              </w:rPr>
-            </w:pPr>
-            <w:r>
-              <w:rPr>
-                <w:b w:val="0"/>
-                <w:sz w:val="24"/>
-                <w:szCs w:val="24"/>
-              </w:rPr>
-              <w:t>Catatan mitigasi di tiket temuan</w:t>
+            <w:tcW w:w="2835" w:type="dxa"/>
+            <w:tcBorders>
+              <w:top w:val="single" w:sz="8" w:space="0" w:color="000000"/>
+              <w:left w:val="single" w:sz="8" w:space="0" w:color="000000"/>
+              <w:bottom w:val="single" w:sz="8" w:space="0" w:color="000000"/>
+              <w:right w:val="single" w:sz="8" w:space="0" w:color="000000"/>
+            </w:tcBorders>
+            <w:vAlign w:val="center"/>
+          </w:tcPr>
+          <w:p>
+            <w:pPr>
+              <w:jc w:val="left"/>
+              <w:rPr>
+                <w:sz w:val="24"/>
+                <w:szCs w:val="24"/>
+              </w:rPr>
+            </w:pPr>
+            <w:r>
+              <w:rPr>
+                <w:b w:val="0"/>
+                <w:sz w:val="24"/>
+                <w:szCs w:val="24"/>
+              </w:rPr>
+              <w:t>Catatan mitigasi di ticket temuan</w:t>
             </w:r>
           </w:p>
         </w:tc>
@@ -7490,6 +7655,7 @@
     <w:p>
       <w:pPr>
         <w:pStyle w:val="Heading2"/>
+        <w:keepNext/>
         <w:numPr>
           <w:ilvl w:val="1"/>
           <w:numId w:val="7"/>
@@ -7510,27 +7676,30 @@
         <w:tblLook w:val="0400" w:firstRow="0" w:lastRow="0" w:firstColumn="0" w:lastColumn="0" w:noHBand="0" w:noVBand="1"/>
       </w:tblPr>
       <w:tblGrid>
-        <w:gridCol w:w="3367"/>
-        <w:gridCol w:w="2248"/>
-        <w:gridCol w:w="3913"/>
+        <w:gridCol w:w="4309"/>
+        <w:gridCol w:w="1927"/>
+        <w:gridCol w:w="2835"/>
       </w:tblGrid>
       <w:tr>
         <w:trPr>
+          <w:cantSplit/>
+          <w:tblHeader/>
           <w:jc w:val="center"/>
         </w:trPr>
         <w:tc>
           <w:tcPr>
-            <w:tcW w:w="3367" w:type="dxa"/>
-            <w:tcBorders>
-              <w:top w:val="single" w:sz="8" w:space="0" w:color="000000"/>
-              <w:left w:val="single" w:sz="8" w:space="0" w:color="000000"/>
-              <w:bottom w:val="single" w:sz="8" w:space="0" w:color="000000"/>
-              <w:right w:val="single" w:sz="8" w:space="0" w:color="000000"/>
-            </w:tcBorders>
-            <w:vAlign w:val="center"/>
-          </w:tcPr>
-          <w:p>
-            <w:pPr>
+            <w:tcW w:w="4309" w:type="dxa"/>
+            <w:tcBorders>
+              <w:top w:val="single" w:sz="8" w:space="0" w:color="000000"/>
+              <w:left w:val="single" w:sz="8" w:space="0" w:color="000000"/>
+              <w:bottom w:val="single" w:sz="8" w:space="0" w:color="000000"/>
+              <w:right w:val="single" w:sz="8" w:space="0" w:color="000000"/>
+            </w:tcBorders>
+            <w:vAlign w:val="center"/>
+          </w:tcPr>
+          <w:p>
+            <w:pPr>
+              <w:keepNext/>
               <w:jc w:val="center"/>
               <w:rPr>
                 <w:sz w:val="24"/>
@@ -7550,17 +7719,18 @@
         </w:tc>
         <w:tc>
           <w:tcPr>
-            <w:tcW w:w="2248" w:type="dxa"/>
-            <w:tcBorders>
-              <w:top w:val="single" w:sz="8" w:space="0" w:color="000000"/>
-              <w:left w:val="single" w:sz="8" w:space="0" w:color="000000"/>
-              <w:bottom w:val="single" w:sz="8" w:space="0" w:color="000000"/>
-              <w:right w:val="single" w:sz="8" w:space="0" w:color="000000"/>
-            </w:tcBorders>
-            <w:vAlign w:val="center"/>
-          </w:tcPr>
-          <w:p>
-            <w:pPr>
+            <w:tcW w:w="1927" w:type="dxa"/>
+            <w:tcBorders>
+              <w:top w:val="single" w:sz="8" w:space="0" w:color="000000"/>
+              <w:left w:val="single" w:sz="8" w:space="0" w:color="000000"/>
+              <w:bottom w:val="single" w:sz="8" w:space="0" w:color="000000"/>
+              <w:right w:val="single" w:sz="8" w:space="0" w:color="000000"/>
+            </w:tcBorders>
+            <w:vAlign w:val="center"/>
+          </w:tcPr>
+          <w:p>
+            <w:pPr>
+              <w:keepNext/>
               <w:jc w:val="center"/>
               <w:rPr>
                 <w:sz w:val="24"/>
@@ -7580,17 +7750,18 @@
         </w:tc>
         <w:tc>
           <w:tcPr>
-            <w:tcW w:w="3913" w:type="dxa"/>
-            <w:tcBorders>
-              <w:top w:val="single" w:sz="8" w:space="0" w:color="000000"/>
-              <w:left w:val="single" w:sz="8" w:space="0" w:color="000000"/>
-              <w:bottom w:val="single" w:sz="8" w:space="0" w:color="000000"/>
-              <w:right w:val="single" w:sz="8" w:space="0" w:color="000000"/>
-            </w:tcBorders>
-            <w:vAlign w:val="center"/>
-          </w:tcPr>
-          <w:p>
-            <w:pPr>
+            <w:tcW w:w="2835" w:type="dxa"/>
+            <w:tcBorders>
+              <w:top w:val="single" w:sz="8" w:space="0" w:color="000000"/>
+              <w:left w:val="single" w:sz="8" w:space="0" w:color="000000"/>
+              <w:bottom w:val="single" w:sz="8" w:space="0" w:color="000000"/>
+              <w:right w:val="single" w:sz="8" w:space="0" w:color="000000"/>
+            </w:tcBorders>
+            <w:vAlign w:val="center"/>
+          </w:tcPr>
+          <w:p>
+            <w:pPr>
+              <w:keepNext/>
               <w:jc w:val="center"/>
               <w:rPr>
                 <w:sz w:val="24"/>
@@ -7611,11 +7782,12 @@
       </w:tr>
       <w:tr>
         <w:trPr>
+          <w:cantSplit/>
           <w:jc w:val="center"/>
         </w:trPr>
         <w:tc>
           <w:tcPr>
-            <w:tcW w:w="3367" w:type="dxa"/>
+            <w:tcW w:w="4309" w:type="dxa"/>
             <w:tcBorders>
               <w:top w:val="single" w:sz="8" w:space="0" w:color="000000"/>
               <w:left w:val="single" w:sz="8" w:space="0" w:color="000000"/>
@@ -7643,7 +7815,7 @@
         </w:tc>
         <w:tc>
           <w:tcPr>
-            <w:tcW w:w="2248" w:type="dxa"/>
+            <w:tcW w:w="1927" w:type="dxa"/>
             <w:tcBorders>
               <w:top w:val="single" w:sz="8" w:space="0" w:color="000000"/>
               <w:left w:val="single" w:sz="8" w:space="0" w:color="000000"/>
@@ -7671,41 +7843,42 @@
         </w:tc>
         <w:tc>
           <w:tcPr>
-            <w:tcW w:w="3913" w:type="dxa"/>
-            <w:tcBorders>
-              <w:top w:val="single" w:sz="8" w:space="0" w:color="000000"/>
-              <w:left w:val="single" w:sz="8" w:space="0" w:color="000000"/>
-              <w:bottom w:val="single" w:sz="8" w:space="0" w:color="000000"/>
-              <w:right w:val="single" w:sz="8" w:space="0" w:color="000000"/>
-            </w:tcBorders>
-            <w:vAlign w:val="center"/>
-          </w:tcPr>
-          <w:p>
-            <w:pPr>
-              <w:jc w:val="both"/>
-              <w:rPr>
-                <w:sz w:val="24"/>
-                <w:szCs w:val="24"/>
-              </w:rPr>
-            </w:pPr>
-            <w:r>
-              <w:rPr>
-                <w:b w:val="0"/>
-                <w:sz w:val="24"/>
-                <w:szCs w:val="24"/>
-              </w:rPr>
-              <w:t>Hasil scan ulang atau pemeriksaan versi di tiket temuan</w:t>
+            <w:tcW w:w="2835" w:type="dxa"/>
+            <w:tcBorders>
+              <w:top w:val="single" w:sz="8" w:space="0" w:color="000000"/>
+              <w:left w:val="single" w:sz="8" w:space="0" w:color="000000"/>
+              <w:bottom w:val="single" w:sz="8" w:space="0" w:color="000000"/>
+              <w:right w:val="single" w:sz="8" w:space="0" w:color="000000"/>
+            </w:tcBorders>
+            <w:vAlign w:val="center"/>
+          </w:tcPr>
+          <w:p>
+            <w:pPr>
+              <w:jc w:val="left"/>
+              <w:rPr>
+                <w:sz w:val="24"/>
+                <w:szCs w:val="24"/>
+              </w:rPr>
+            </w:pPr>
+            <w:r>
+              <w:rPr>
+                <w:b w:val="0"/>
+                <w:sz w:val="24"/>
+                <w:szCs w:val="24"/>
+              </w:rPr>
+              <w:t>Hasil scan ulang atau pemeriksaan versi di ticket temuan</w:t>
             </w:r>
           </w:p>
         </w:tc>
       </w:tr>
       <w:tr>
         <w:trPr>
+          <w:cantSplit/>
           <w:jc w:val="center"/>
         </w:trPr>
         <w:tc>
           <w:tcPr>
-            <w:tcW w:w="3367" w:type="dxa"/>
+            <w:tcW w:w="4309" w:type="dxa"/>
             <w:tcBorders>
               <w:top w:val="single" w:sz="8" w:space="0" w:color="000000"/>
               <w:left w:val="single" w:sz="8" w:space="0" w:color="000000"/>
@@ -7733,7 +7906,7 @@
         </w:tc>
         <w:tc>
           <w:tcPr>
-            <w:tcW w:w="2248" w:type="dxa"/>
+            <w:tcW w:w="1927" w:type="dxa"/>
             <w:tcBorders>
               <w:top w:val="single" w:sz="8" w:space="0" w:color="000000"/>
               <w:left w:val="single" w:sz="8" w:space="0" w:color="000000"/>
@@ -7761,69 +7934,70 @@
         </w:tc>
         <w:tc>
           <w:tcPr>
-            <w:tcW w:w="3913" w:type="dxa"/>
-            <w:tcBorders>
-              <w:top w:val="single" w:sz="8" w:space="0" w:color="000000"/>
-              <w:left w:val="single" w:sz="8" w:space="0" w:color="000000"/>
-              <w:bottom w:val="single" w:sz="8" w:space="0" w:color="000000"/>
-              <w:right w:val="single" w:sz="8" w:space="0" w:color="000000"/>
-            </w:tcBorders>
-            <w:vAlign w:val="center"/>
-          </w:tcPr>
-          <w:p>
-            <w:pPr>
-              <w:jc w:val="both"/>
-              <w:rPr>
-                <w:sz w:val="24"/>
-                <w:szCs w:val="24"/>
-              </w:rPr>
-            </w:pPr>
-            <w:r>
-              <w:rPr>
-                <w:b w:val="0"/>
-                <w:sz w:val="24"/>
-                <w:szCs w:val="24"/>
-              </w:rPr>
-              <w:t>Verifikasi penutupan di tiket temuan</w:t>
+            <w:tcW w:w="2835" w:type="dxa"/>
+            <w:tcBorders>
+              <w:top w:val="single" w:sz="8" w:space="0" w:color="000000"/>
+              <w:left w:val="single" w:sz="8" w:space="0" w:color="000000"/>
+              <w:bottom w:val="single" w:sz="8" w:space="0" w:color="000000"/>
+              <w:right w:val="single" w:sz="8" w:space="0" w:color="000000"/>
+            </w:tcBorders>
+            <w:vAlign w:val="center"/>
+          </w:tcPr>
+          <w:p>
+            <w:pPr>
+              <w:jc w:val="left"/>
+              <w:rPr>
+                <w:sz w:val="24"/>
+                <w:szCs w:val="24"/>
+              </w:rPr>
+            </w:pPr>
+            <w:r>
+              <w:rPr>
+                <w:b w:val="0"/>
+                <w:sz w:val="24"/>
+                <w:szCs w:val="24"/>
+              </w:rPr>
+              <w:t>Verifikasi penutupan di ticket temuan</w:t>
             </w:r>
           </w:p>
         </w:tc>
       </w:tr>
       <w:tr>
         <w:trPr>
+          <w:cantSplit/>
           <w:jc w:val="center"/>
         </w:trPr>
         <w:tc>
           <w:tcPr>
-            <w:tcW w:w="3367" w:type="dxa"/>
-            <w:tcBorders>
-              <w:top w:val="single" w:sz="8" w:space="0" w:color="000000"/>
-              <w:left w:val="single" w:sz="8" w:space="0" w:color="000000"/>
-              <w:bottom w:val="single" w:sz="8" w:space="0" w:color="000000"/>
-              <w:right w:val="single" w:sz="8" w:space="0" w:color="000000"/>
-            </w:tcBorders>
-            <w:vAlign w:val="center"/>
-          </w:tcPr>
-          <w:p>
-            <w:pPr>
-              <w:rPr>
-                <w:sz w:val="24"/>
-                <w:szCs w:val="24"/>
-              </w:rPr>
-            </w:pPr>
-            <w:r>
-              <w:rPr>
-                <w:b w:val="0"/>
-                <w:sz w:val="24"/>
-                <w:szCs w:val="24"/>
-              </w:rPr>
-              <w:t>3. Tutup tiket temuan dengan bukti verifikasi.</w:t>
-            </w:r>
-          </w:p>
-        </w:tc>
-        <w:tc>
-          <w:tcPr>
-            <w:tcW w:w="2248" w:type="dxa"/>
+            <w:tcW w:w="4309" w:type="dxa"/>
+            <w:tcBorders>
+              <w:top w:val="single" w:sz="8" w:space="0" w:color="000000"/>
+              <w:left w:val="single" w:sz="8" w:space="0" w:color="000000"/>
+              <w:bottom w:val="single" w:sz="8" w:space="0" w:color="000000"/>
+              <w:right w:val="single" w:sz="8" w:space="0" w:color="000000"/>
+            </w:tcBorders>
+            <w:vAlign w:val="center"/>
+          </w:tcPr>
+          <w:p>
+            <w:pPr>
+              <w:rPr>
+                <w:sz w:val="24"/>
+                <w:szCs w:val="24"/>
+              </w:rPr>
+            </w:pPr>
+            <w:r>
+              <w:rPr>
+                <w:b w:val="0"/>
+                <w:sz w:val="24"/>
+                <w:szCs w:val="24"/>
+              </w:rPr>
+              <w:t>3. Tutup ticket temuan dengan bukti verifikasi.</w:t>
+            </w:r>
+          </w:p>
+        </w:tc>
+        <w:tc>
+          <w:tcPr>
+            <w:tcW w:w="1927" w:type="dxa"/>
             <w:tcBorders>
               <w:top w:val="single" w:sz="8" w:space="0" w:color="000000"/>
               <w:left w:val="single" w:sz="8" w:space="0" w:color="000000"/>
@@ -7851,30 +8025,30 @@
         </w:tc>
         <w:tc>
           <w:tcPr>
-            <w:tcW w:w="3913" w:type="dxa"/>
-            <w:tcBorders>
-              <w:top w:val="single" w:sz="8" w:space="0" w:color="000000"/>
-              <w:left w:val="single" w:sz="8" w:space="0" w:color="000000"/>
-              <w:bottom w:val="single" w:sz="8" w:space="0" w:color="000000"/>
-              <w:right w:val="single" w:sz="8" w:space="0" w:color="000000"/>
-            </w:tcBorders>
-            <w:vAlign w:val="center"/>
-          </w:tcPr>
-          <w:p>
-            <w:pPr>
-              <w:jc w:val="both"/>
-              <w:rPr>
-                <w:sz w:val="24"/>
-                <w:szCs w:val="24"/>
-              </w:rPr>
-            </w:pPr>
-            <w:r>
-              <w:rPr>
-                <w:b w:val="0"/>
-                <w:sz w:val="24"/>
-                <w:szCs w:val="24"/>
-              </w:rPr>
-              <w:t>Tiket temuan tertutup dengan bukti verifikasi</w:t>
+            <w:tcW w:w="2835" w:type="dxa"/>
+            <w:tcBorders>
+              <w:top w:val="single" w:sz="8" w:space="0" w:color="000000"/>
+              <w:left w:val="single" w:sz="8" w:space="0" w:color="000000"/>
+              <w:bottom w:val="single" w:sz="8" w:space="0" w:color="000000"/>
+              <w:right w:val="single" w:sz="8" w:space="0" w:color="000000"/>
+            </w:tcBorders>
+            <w:vAlign w:val="center"/>
+          </w:tcPr>
+          <w:p>
+            <w:pPr>
+              <w:jc w:val="left"/>
+              <w:rPr>
+                <w:sz w:val="24"/>
+                <w:szCs w:val="24"/>
+              </w:rPr>
+            </w:pPr>
+            <w:r>
+              <w:rPr>
+                <w:b w:val="0"/>
+                <w:sz w:val="24"/>
+                <w:szCs w:val="24"/>
+              </w:rPr>
+              <w:t>Ticket temuan tertutup dengan bukti verifikasi</w:t>
             </w:r>
           </w:p>
         </w:tc>
@@ -7919,6 +8093,7 @@
     </w:p>
     <w:p>
       <w:pPr>
+        <w:keepNext/>
         <w:pBdr>
           <w:top w:val="nil"/>
           <w:left w:val="nil"/>
@@ -7951,27 +8126,30 @@
         <w:tblLook w:val="0400" w:firstRow="0" w:lastRow="0" w:firstColumn="0" w:lastColumn="0" w:noHBand="0" w:noVBand="1"/>
       </w:tblPr>
       <w:tblGrid>
-        <w:gridCol w:w="3367"/>
-        <w:gridCol w:w="2248"/>
-        <w:gridCol w:w="3913"/>
+        <w:gridCol w:w="4309"/>
+        <w:gridCol w:w="1927"/>
+        <w:gridCol w:w="2835"/>
       </w:tblGrid>
       <w:tr>
         <w:trPr>
+          <w:cantSplit/>
+          <w:tblHeader/>
           <w:jc w:val="center"/>
         </w:trPr>
         <w:tc>
           <w:tcPr>
-            <w:tcW w:w="3367" w:type="dxa"/>
-            <w:tcBorders>
-              <w:top w:val="single" w:sz="8" w:space="0" w:color="000000"/>
-              <w:left w:val="single" w:sz="8" w:space="0" w:color="000000"/>
-              <w:bottom w:val="single" w:sz="8" w:space="0" w:color="000000"/>
-              <w:right w:val="single" w:sz="8" w:space="0" w:color="000000"/>
-            </w:tcBorders>
-            <w:vAlign w:val="center"/>
-          </w:tcPr>
-          <w:p>
-            <w:pPr>
+            <w:tcW w:w="4309" w:type="dxa"/>
+            <w:tcBorders>
+              <w:top w:val="single" w:sz="8" w:space="0" w:color="000000"/>
+              <w:left w:val="single" w:sz="8" w:space="0" w:color="000000"/>
+              <w:bottom w:val="single" w:sz="8" w:space="0" w:color="000000"/>
+              <w:right w:val="single" w:sz="8" w:space="0" w:color="000000"/>
+            </w:tcBorders>
+            <w:vAlign w:val="center"/>
+          </w:tcPr>
+          <w:p>
+            <w:pPr>
+              <w:keepNext/>
               <w:jc w:val="center"/>
               <w:rPr>
                 <w:sz w:val="24"/>
@@ -7991,17 +8169,18 @@
         </w:tc>
         <w:tc>
           <w:tcPr>
-            <w:tcW w:w="2248" w:type="dxa"/>
-            <w:tcBorders>
-              <w:top w:val="single" w:sz="8" w:space="0" w:color="000000"/>
-              <w:left w:val="single" w:sz="8" w:space="0" w:color="000000"/>
-              <w:bottom w:val="single" w:sz="8" w:space="0" w:color="000000"/>
-              <w:right w:val="single" w:sz="8" w:space="0" w:color="000000"/>
-            </w:tcBorders>
-            <w:vAlign w:val="center"/>
-          </w:tcPr>
-          <w:p>
-            <w:pPr>
+            <w:tcW w:w="1927" w:type="dxa"/>
+            <w:tcBorders>
+              <w:top w:val="single" w:sz="8" w:space="0" w:color="000000"/>
+              <w:left w:val="single" w:sz="8" w:space="0" w:color="000000"/>
+              <w:bottom w:val="single" w:sz="8" w:space="0" w:color="000000"/>
+              <w:right w:val="single" w:sz="8" w:space="0" w:color="000000"/>
+            </w:tcBorders>
+            <w:vAlign w:val="center"/>
+          </w:tcPr>
+          <w:p>
+            <w:pPr>
+              <w:keepNext/>
               <w:jc w:val="center"/>
               <w:rPr>
                 <w:sz w:val="24"/>
@@ -8021,17 +8200,18 @@
         </w:tc>
         <w:tc>
           <w:tcPr>
-            <w:tcW w:w="3913" w:type="dxa"/>
-            <w:tcBorders>
-              <w:top w:val="single" w:sz="8" w:space="0" w:color="000000"/>
-              <w:left w:val="single" w:sz="8" w:space="0" w:color="000000"/>
-              <w:bottom w:val="single" w:sz="8" w:space="0" w:color="000000"/>
-              <w:right w:val="single" w:sz="8" w:space="0" w:color="000000"/>
-            </w:tcBorders>
-            <w:vAlign w:val="center"/>
-          </w:tcPr>
-          <w:p>
-            <w:pPr>
+            <w:tcW w:w="2835" w:type="dxa"/>
+            <w:tcBorders>
+              <w:top w:val="single" w:sz="8" w:space="0" w:color="000000"/>
+              <w:left w:val="single" w:sz="8" w:space="0" w:color="000000"/>
+              <w:bottom w:val="single" w:sz="8" w:space="0" w:color="000000"/>
+              <w:right w:val="single" w:sz="8" w:space="0" w:color="000000"/>
+            </w:tcBorders>
+            <w:vAlign w:val="center"/>
+          </w:tcPr>
+          <w:p>
+            <w:pPr>
+              <w:keepNext/>
               <w:jc w:val="center"/>
               <w:rPr>
                 <w:sz w:val="24"/>
@@ -8052,39 +8232,40 @@
       </w:tr>
       <w:tr>
         <w:trPr>
+          <w:cantSplit/>
           <w:jc w:val="center"/>
         </w:trPr>
         <w:tc>
           <w:tcPr>
-            <w:tcW w:w="3367" w:type="dxa"/>
-            <w:tcBorders>
-              <w:top w:val="single" w:sz="8" w:space="0" w:color="000000"/>
-              <w:left w:val="single" w:sz="8" w:space="0" w:color="000000"/>
-              <w:bottom w:val="single" w:sz="8" w:space="0" w:color="000000"/>
-              <w:right w:val="single" w:sz="8" w:space="0" w:color="000000"/>
-            </w:tcBorders>
-            <w:vAlign w:val="center"/>
-          </w:tcPr>
-          <w:p>
-            <w:pPr>
-              <w:rPr>
-                <w:sz w:val="24"/>
-                <w:szCs w:val="24"/>
-              </w:rPr>
-            </w:pPr>
-            <w:r>
-              <w:rPr>
-                <w:b w:val="0"/>
-                <w:sz w:val="24"/>
-                <w:szCs w:val="24"/>
-              </w:rPr>
-              <w:t>1. Catat pengecualian di tiket temuan: alasan, mitigasi, dan tanggal tinjau ulang.</w:t>
-            </w:r>
-          </w:p>
-        </w:tc>
-        <w:tc>
-          <w:tcPr>
-            <w:tcW w:w="2248" w:type="dxa"/>
+            <w:tcW w:w="4309" w:type="dxa"/>
+            <w:tcBorders>
+              <w:top w:val="single" w:sz="8" w:space="0" w:color="000000"/>
+              <w:left w:val="single" w:sz="8" w:space="0" w:color="000000"/>
+              <w:bottom w:val="single" w:sz="8" w:space="0" w:color="000000"/>
+              <w:right w:val="single" w:sz="8" w:space="0" w:color="000000"/>
+            </w:tcBorders>
+            <w:vAlign w:val="center"/>
+          </w:tcPr>
+          <w:p>
+            <w:pPr>
+              <w:rPr>
+                <w:sz w:val="24"/>
+                <w:szCs w:val="24"/>
+              </w:rPr>
+            </w:pPr>
+            <w:r>
+              <w:rPr>
+                <w:b w:val="0"/>
+                <w:sz w:val="24"/>
+                <w:szCs w:val="24"/>
+              </w:rPr>
+              <w:t>1. Catat pengecualian di ticket temuan: alasan, mitigasi, dan tanggal tinjau ulang.</w:t>
+            </w:r>
+          </w:p>
+        </w:tc>
+        <w:tc>
+          <w:tcPr>
+            <w:tcW w:w="1927" w:type="dxa"/>
             <w:tcBorders>
               <w:top w:val="single" w:sz="8" w:space="0" w:color="000000"/>
               <w:left w:val="single" w:sz="8" w:space="0" w:color="000000"/>
@@ -8112,41 +8293,42 @@
         </w:tc>
         <w:tc>
           <w:tcPr>
-            <w:tcW w:w="3913" w:type="dxa"/>
-            <w:tcBorders>
-              <w:top w:val="single" w:sz="8" w:space="0" w:color="000000"/>
-              <w:left w:val="single" w:sz="8" w:space="0" w:color="000000"/>
-              <w:bottom w:val="single" w:sz="8" w:space="0" w:color="000000"/>
-              <w:right w:val="single" w:sz="8" w:space="0" w:color="000000"/>
-            </w:tcBorders>
-            <w:vAlign w:val="center"/>
-          </w:tcPr>
-          <w:p>
-            <w:pPr>
-              <w:jc w:val="both"/>
-              <w:rPr>
-                <w:sz w:val="24"/>
-                <w:szCs w:val="24"/>
-              </w:rPr>
-            </w:pPr>
-            <w:r>
-              <w:rPr>
-                <w:b w:val="0"/>
-                <w:sz w:val="24"/>
-                <w:szCs w:val="24"/>
-              </w:rPr>
-              <w:t>Pengecualian di tiket temuan</w:t>
+            <w:tcW w:w="2835" w:type="dxa"/>
+            <w:tcBorders>
+              <w:top w:val="single" w:sz="8" w:space="0" w:color="000000"/>
+              <w:left w:val="single" w:sz="8" w:space="0" w:color="000000"/>
+              <w:bottom w:val="single" w:sz="8" w:space="0" w:color="000000"/>
+              <w:right w:val="single" w:sz="8" w:space="0" w:color="000000"/>
+            </w:tcBorders>
+            <w:vAlign w:val="center"/>
+          </w:tcPr>
+          <w:p>
+            <w:pPr>
+              <w:jc w:val="left"/>
+              <w:rPr>
+                <w:sz w:val="24"/>
+                <w:szCs w:val="24"/>
+              </w:rPr>
+            </w:pPr>
+            <w:r>
+              <w:rPr>
+                <w:b w:val="0"/>
+                <w:sz w:val="24"/>
+                <w:szCs w:val="24"/>
+              </w:rPr>
+              <w:t>Pengecualian di ticket temuan</w:t>
             </w:r>
           </w:p>
         </w:tc>
       </w:tr>
       <w:tr>
         <w:trPr>
+          <w:cantSplit/>
           <w:jc w:val="center"/>
         </w:trPr>
         <w:tc>
           <w:tcPr>
-            <w:tcW w:w="3367" w:type="dxa"/>
+            <w:tcW w:w="4309" w:type="dxa"/>
             <w:tcBorders>
               <w:top w:val="single" w:sz="8" w:space="0" w:color="000000"/>
               <w:left w:val="single" w:sz="8" w:space="0" w:color="000000"/>
@@ -8174,7 +8356,7 @@
         </w:tc>
         <w:tc>
           <w:tcPr>
-            <w:tcW w:w="2248" w:type="dxa"/>
+            <w:tcW w:w="1927" w:type="dxa"/>
             <w:tcBorders>
               <w:top w:val="single" w:sz="8" w:space="0" w:color="000000"/>
               <w:left w:val="single" w:sz="8" w:space="0" w:color="000000"/>
@@ -8202,41 +8384,42 @@
         </w:tc>
         <w:tc>
           <w:tcPr>
-            <w:tcW w:w="3913" w:type="dxa"/>
-            <w:tcBorders>
-              <w:top w:val="single" w:sz="8" w:space="0" w:color="000000"/>
-              <w:left w:val="single" w:sz="8" w:space="0" w:color="000000"/>
-              <w:bottom w:val="single" w:sz="8" w:space="0" w:color="000000"/>
-              <w:right w:val="single" w:sz="8" w:space="0" w:color="000000"/>
-            </w:tcBorders>
-            <w:vAlign w:val="center"/>
-          </w:tcPr>
-          <w:p>
-            <w:pPr>
-              <w:jc w:val="both"/>
-              <w:rPr>
-                <w:sz w:val="24"/>
-                <w:szCs w:val="24"/>
-              </w:rPr>
-            </w:pPr>
-            <w:r>
-              <w:rPr>
-                <w:b w:val="0"/>
-                <w:sz w:val="24"/>
-                <w:szCs w:val="24"/>
-              </w:rPr>
-              <w:t>Persetujuan Pemilik aset di tiket temuan</w:t>
+            <w:tcW w:w="2835" w:type="dxa"/>
+            <w:tcBorders>
+              <w:top w:val="single" w:sz="8" w:space="0" w:color="000000"/>
+              <w:left w:val="single" w:sz="8" w:space="0" w:color="000000"/>
+              <w:bottom w:val="single" w:sz="8" w:space="0" w:color="000000"/>
+              <w:right w:val="single" w:sz="8" w:space="0" w:color="000000"/>
+            </w:tcBorders>
+            <w:vAlign w:val="center"/>
+          </w:tcPr>
+          <w:p>
+            <w:pPr>
+              <w:jc w:val="left"/>
+              <w:rPr>
+                <w:sz w:val="24"/>
+                <w:szCs w:val="24"/>
+              </w:rPr>
+            </w:pPr>
+            <w:r>
+              <w:rPr>
+                <w:b w:val="0"/>
+                <w:sz w:val="24"/>
+                <w:szCs w:val="24"/>
+              </w:rPr>
+              <w:t>Persetujuan Pemilik aset di ticket temuan</w:t>
             </w:r>
           </w:p>
         </w:tc>
       </w:tr>
       <w:tr>
         <w:trPr>
+          <w:cantSplit/>
           <w:jc w:val="center"/>
         </w:trPr>
         <w:tc>
           <w:tcPr>
-            <w:tcW w:w="3367" w:type="dxa"/>
+            <w:tcW w:w="4309" w:type="dxa"/>
             <w:tcBorders>
               <w:top w:val="single" w:sz="8" w:space="0" w:color="000000"/>
               <w:left w:val="single" w:sz="8" w:space="0" w:color="000000"/>
@@ -8264,7 +8447,7 @@
         </w:tc>
         <w:tc>
           <w:tcPr>
-            <w:tcW w:w="2248" w:type="dxa"/>
+            <w:tcW w:w="1927" w:type="dxa"/>
             <w:tcBorders>
               <w:top w:val="single" w:sz="8" w:space="0" w:color="000000"/>
               <w:left w:val="single" w:sz="8" w:space="0" w:color="000000"/>
@@ -8292,41 +8475,42 @@
         </w:tc>
         <w:tc>
           <w:tcPr>
-            <w:tcW w:w="3913" w:type="dxa"/>
-            <w:tcBorders>
-              <w:top w:val="single" w:sz="8" w:space="0" w:color="000000"/>
-              <w:left w:val="single" w:sz="8" w:space="0" w:color="000000"/>
-              <w:bottom w:val="single" w:sz="8" w:space="0" w:color="000000"/>
-              <w:right w:val="single" w:sz="8" w:space="0" w:color="000000"/>
-            </w:tcBorders>
-            <w:vAlign w:val="center"/>
-          </w:tcPr>
-          <w:p>
-            <w:pPr>
-              <w:jc w:val="both"/>
-              <w:rPr>
-                <w:sz w:val="24"/>
-                <w:szCs w:val="24"/>
-              </w:rPr>
-            </w:pPr>
-            <w:r>
-              <w:rPr>
-                <w:b w:val="0"/>
-                <w:sz w:val="24"/>
-                <w:szCs w:val="24"/>
-              </w:rPr>
-              <w:t>Persetujuan Head of Operation di tiket temuan</w:t>
+            <w:tcW w:w="2835" w:type="dxa"/>
+            <w:tcBorders>
+              <w:top w:val="single" w:sz="8" w:space="0" w:color="000000"/>
+              <w:left w:val="single" w:sz="8" w:space="0" w:color="000000"/>
+              <w:bottom w:val="single" w:sz="8" w:space="0" w:color="000000"/>
+              <w:right w:val="single" w:sz="8" w:space="0" w:color="000000"/>
+            </w:tcBorders>
+            <w:vAlign w:val="center"/>
+          </w:tcPr>
+          <w:p>
+            <w:pPr>
+              <w:jc w:val="left"/>
+              <w:rPr>
+                <w:sz w:val="24"/>
+                <w:szCs w:val="24"/>
+              </w:rPr>
+            </w:pPr>
+            <w:r>
+              <w:rPr>
+                <w:b w:val="0"/>
+                <w:sz w:val="24"/>
+                <w:szCs w:val="24"/>
+              </w:rPr>
+              <w:t>Persetujuan Head of Operation di ticket temuan</w:t>
             </w:r>
           </w:p>
         </w:tc>
       </w:tr>
       <w:tr>
         <w:trPr>
+          <w:cantSplit/>
           <w:jc w:val="center"/>
         </w:trPr>
         <w:tc>
           <w:tcPr>
-            <w:tcW w:w="3367" w:type="dxa"/>
+            <w:tcW w:w="4309" w:type="dxa"/>
             <w:tcBorders>
               <w:top w:val="single" w:sz="8" w:space="0" w:color="000000"/>
               <w:left w:val="single" w:sz="8" w:space="0" w:color="000000"/>
@@ -8354,7 +8538,7 @@
         </w:tc>
         <w:tc>
           <w:tcPr>
-            <w:tcW w:w="2248" w:type="dxa"/>
+            <w:tcW w:w="1927" w:type="dxa"/>
             <w:tcBorders>
               <w:top w:val="single" w:sz="8" w:space="0" w:color="000000"/>
               <w:left w:val="single" w:sz="8" w:space="0" w:color="000000"/>
@@ -8382,18 +8566,18 @@
         </w:tc>
         <w:tc>
           <w:tcPr>
-            <w:tcW w:w="3913" w:type="dxa"/>
-            <w:tcBorders>
-              <w:top w:val="single" w:sz="8" w:space="0" w:color="000000"/>
-              <w:left w:val="single" w:sz="8" w:space="0" w:color="000000"/>
-              <w:bottom w:val="single" w:sz="8" w:space="0" w:color="000000"/>
-              <w:right w:val="single" w:sz="8" w:space="0" w:color="000000"/>
-            </w:tcBorders>
-            <w:vAlign w:val="center"/>
-          </w:tcPr>
-          <w:p>
-            <w:pPr>
-              <w:jc w:val="both"/>
+            <w:tcW w:w="2835" w:type="dxa"/>
+            <w:tcBorders>
+              <w:top w:val="single" w:sz="8" w:space="0" w:color="000000"/>
+              <w:left w:val="single" w:sz="8" w:space="0" w:color="000000"/>
+              <w:bottom w:val="single" w:sz="8" w:space="0" w:color="000000"/>
+              <w:right w:val="single" w:sz="8" w:space="0" w:color="000000"/>
+            </w:tcBorders>
+            <w:vAlign w:val="center"/>
+          </w:tcPr>
+          <w:p>
+            <w:pPr>
+              <w:jc w:val="left"/>
               <w:rPr>
                 <w:sz w:val="24"/>
                 <w:szCs w:val="24"/>
@@ -8412,11 +8596,12 @@
       </w:tr>
       <w:tr>
         <w:trPr>
+          <w:cantSplit/>
           <w:jc w:val="center"/>
         </w:trPr>
         <w:tc>
           <w:tcPr>
-            <w:tcW w:w="3367" w:type="dxa"/>
+            <w:tcW w:w="4309" w:type="dxa"/>
             <w:tcBorders>
               <w:top w:val="single" w:sz="8" w:space="0" w:color="000000"/>
               <w:left w:val="single" w:sz="8" w:space="0" w:color="000000"/>
@@ -8444,7 +8629,7 @@
         </w:tc>
         <w:tc>
           <w:tcPr>
-            <w:tcW w:w="2248" w:type="dxa"/>
+            <w:tcW w:w="1927" w:type="dxa"/>
             <w:tcBorders>
               <w:top w:val="single" w:sz="8" w:space="0" w:color="000000"/>
               <w:left w:val="single" w:sz="8" w:space="0" w:color="000000"/>
@@ -8472,30 +8657,30 @@
         </w:tc>
         <w:tc>
           <w:tcPr>
-            <w:tcW w:w="3913" w:type="dxa"/>
-            <w:tcBorders>
-              <w:top w:val="single" w:sz="8" w:space="0" w:color="000000"/>
-              <w:left w:val="single" w:sz="8" w:space="0" w:color="000000"/>
-              <w:bottom w:val="single" w:sz="8" w:space="0" w:color="000000"/>
-              <w:right w:val="single" w:sz="8" w:space="0" w:color="000000"/>
-            </w:tcBorders>
-            <w:vAlign w:val="center"/>
-          </w:tcPr>
-          <w:p>
-            <w:pPr>
-              <w:jc w:val="both"/>
-              <w:rPr>
-                <w:sz w:val="24"/>
-                <w:szCs w:val="24"/>
-              </w:rPr>
-            </w:pPr>
-            <w:r>
-              <w:rPr>
-                <w:b w:val="0"/>
-                <w:sz w:val="24"/>
-                <w:szCs w:val="24"/>
-              </w:rPr>
-              <w:t>Hasil tinjau ulang di tiket temuan</w:t>
+            <w:tcW w:w="2835" w:type="dxa"/>
+            <w:tcBorders>
+              <w:top w:val="single" w:sz="8" w:space="0" w:color="000000"/>
+              <w:left w:val="single" w:sz="8" w:space="0" w:color="000000"/>
+              <w:bottom w:val="single" w:sz="8" w:space="0" w:color="000000"/>
+              <w:right w:val="single" w:sz="8" w:space="0" w:color="000000"/>
+            </w:tcBorders>
+            <w:vAlign w:val="center"/>
+          </w:tcPr>
+          <w:p>
+            <w:pPr>
+              <w:jc w:val="left"/>
+              <w:rPr>
+                <w:sz w:val="24"/>
+                <w:szCs w:val="24"/>
+              </w:rPr>
+            </w:pPr>
+            <w:r>
+              <w:rPr>
+                <w:b w:val="0"/>
+                <w:sz w:val="24"/>
+                <w:szCs w:val="24"/>
+              </w:rPr>
+              <w:t>Hasil tinjau ulang di ticket temuan</w:t>
             </w:r>
           </w:p>
         </w:tc>
@@ -8528,6 +8713,7 @@
     <w:p>
       <w:pPr>
         <w:pStyle w:val="Heading2"/>
+        <w:keepNext/>
         <w:numPr>
           <w:ilvl w:val="1"/>
           <w:numId w:val="7"/>
@@ -8548,27 +8734,30 @@
         <w:tblLook w:val="0400" w:firstRow="0" w:lastRow="0" w:firstColumn="0" w:lastColumn="0" w:noHBand="0" w:noVBand="1"/>
       </w:tblPr>
       <w:tblGrid>
-        <w:gridCol w:w="3367"/>
-        <w:gridCol w:w="2248"/>
-        <w:gridCol w:w="3913"/>
+        <w:gridCol w:w="4309"/>
+        <w:gridCol w:w="1927"/>
+        <w:gridCol w:w="2835"/>
       </w:tblGrid>
       <w:tr>
         <w:trPr>
+          <w:cantSplit/>
+          <w:tblHeader/>
           <w:jc w:val="center"/>
         </w:trPr>
         <w:tc>
           <w:tcPr>
-            <w:tcW w:w="3367" w:type="dxa"/>
-            <w:tcBorders>
-              <w:top w:val="single" w:sz="8" w:space="0" w:color="000000"/>
-              <w:left w:val="single" w:sz="8" w:space="0" w:color="000000"/>
-              <w:bottom w:val="single" w:sz="8" w:space="0" w:color="000000"/>
-              <w:right w:val="single" w:sz="8" w:space="0" w:color="000000"/>
-            </w:tcBorders>
-            <w:vAlign w:val="center"/>
-          </w:tcPr>
-          <w:p>
-            <w:pPr>
+            <w:tcW w:w="4309" w:type="dxa"/>
+            <w:tcBorders>
+              <w:top w:val="single" w:sz="8" w:space="0" w:color="000000"/>
+              <w:left w:val="single" w:sz="8" w:space="0" w:color="000000"/>
+              <w:bottom w:val="single" w:sz="8" w:space="0" w:color="000000"/>
+              <w:right w:val="single" w:sz="8" w:space="0" w:color="000000"/>
+            </w:tcBorders>
+            <w:vAlign w:val="center"/>
+          </w:tcPr>
+          <w:p>
+            <w:pPr>
+              <w:keepNext/>
               <w:jc w:val="center"/>
               <w:rPr>
                 <w:sz w:val="24"/>
@@ -8588,17 +8777,18 @@
         </w:tc>
         <w:tc>
           <w:tcPr>
-            <w:tcW w:w="2248" w:type="dxa"/>
-            <w:tcBorders>
-              <w:top w:val="single" w:sz="8" w:space="0" w:color="000000"/>
-              <w:left w:val="single" w:sz="8" w:space="0" w:color="000000"/>
-              <w:bottom w:val="single" w:sz="8" w:space="0" w:color="000000"/>
-              <w:right w:val="single" w:sz="8" w:space="0" w:color="000000"/>
-            </w:tcBorders>
-            <w:vAlign w:val="center"/>
-          </w:tcPr>
-          <w:p>
-            <w:pPr>
+            <w:tcW w:w="1927" w:type="dxa"/>
+            <w:tcBorders>
+              <w:top w:val="single" w:sz="8" w:space="0" w:color="000000"/>
+              <w:left w:val="single" w:sz="8" w:space="0" w:color="000000"/>
+              <w:bottom w:val="single" w:sz="8" w:space="0" w:color="000000"/>
+              <w:right w:val="single" w:sz="8" w:space="0" w:color="000000"/>
+            </w:tcBorders>
+            <w:vAlign w:val="center"/>
+          </w:tcPr>
+          <w:p>
+            <w:pPr>
+              <w:keepNext/>
               <w:jc w:val="center"/>
               <w:rPr>
                 <w:sz w:val="24"/>
@@ -8618,17 +8808,18 @@
         </w:tc>
         <w:tc>
           <w:tcPr>
-            <w:tcW w:w="3913" w:type="dxa"/>
-            <w:tcBorders>
-              <w:top w:val="single" w:sz="8" w:space="0" w:color="000000"/>
-              <w:left w:val="single" w:sz="8" w:space="0" w:color="000000"/>
-              <w:bottom w:val="single" w:sz="8" w:space="0" w:color="000000"/>
-              <w:right w:val="single" w:sz="8" w:space="0" w:color="000000"/>
-            </w:tcBorders>
-            <w:vAlign w:val="center"/>
-          </w:tcPr>
-          <w:p>
-            <w:pPr>
+            <w:tcW w:w="2835" w:type="dxa"/>
+            <w:tcBorders>
+              <w:top w:val="single" w:sz="8" w:space="0" w:color="000000"/>
+              <w:left w:val="single" w:sz="8" w:space="0" w:color="000000"/>
+              <w:bottom w:val="single" w:sz="8" w:space="0" w:color="000000"/>
+              <w:right w:val="single" w:sz="8" w:space="0" w:color="000000"/>
+            </w:tcBorders>
+            <w:vAlign w:val="center"/>
+          </w:tcPr>
+          <w:p>
+            <w:pPr>
+              <w:keepNext/>
               <w:jc w:val="center"/>
               <w:rPr>
                 <w:sz w:val="24"/>
@@ -8649,11 +8840,12 @@
       </w:tr>
       <w:tr>
         <w:trPr>
+          <w:cantSplit/>
           <w:jc w:val="center"/>
         </w:trPr>
         <w:tc>
           <w:tcPr>
-            <w:tcW w:w="3367" w:type="dxa"/>
+            <w:tcW w:w="4309" w:type="dxa"/>
             <w:tcBorders>
               <w:top w:val="single" w:sz="8" w:space="0" w:color="000000"/>
               <w:left w:val="single" w:sz="8" w:space="0" w:color="000000"/>
@@ -8681,7 +8873,7 @@
         </w:tc>
         <w:tc>
           <w:tcPr>
-            <w:tcW w:w="2248" w:type="dxa"/>
+            <w:tcW w:w="1927" w:type="dxa"/>
             <w:tcBorders>
               <w:top w:val="single" w:sz="8" w:space="0" w:color="000000"/>
               <w:left w:val="single" w:sz="8" w:space="0" w:color="000000"/>
@@ -8709,18 +8901,18 @@
         </w:tc>
         <w:tc>
           <w:tcPr>
-            <w:tcW w:w="3913" w:type="dxa"/>
-            <w:tcBorders>
-              <w:top w:val="single" w:sz="8" w:space="0" w:color="000000"/>
-              <w:left w:val="single" w:sz="8" w:space="0" w:color="000000"/>
-              <w:bottom w:val="single" w:sz="8" w:space="0" w:color="000000"/>
-              <w:right w:val="single" w:sz="8" w:space="0" w:color="000000"/>
-            </w:tcBorders>
-            <w:vAlign w:val="center"/>
-          </w:tcPr>
-          <w:p>
-            <w:pPr>
-              <w:jc w:val="both"/>
+            <w:tcW w:w="2835" w:type="dxa"/>
+            <w:tcBorders>
+              <w:top w:val="single" w:sz="8" w:space="0" w:color="000000"/>
+              <w:left w:val="single" w:sz="8" w:space="0" w:color="000000"/>
+              <w:bottom w:val="single" w:sz="8" w:space="0" w:color="000000"/>
+              <w:right w:val="single" w:sz="8" w:space="0" w:color="000000"/>
+            </w:tcBorders>
+            <w:vAlign w:val="center"/>
+          </w:tcPr>
+          <w:p>
+            <w:pPr>
+              <w:jc w:val="left"/>
               <w:rPr>
                 <w:sz w:val="24"/>
                 <w:szCs w:val="24"/>
@@ -8739,11 +8931,12 @@
       </w:tr>
       <w:tr>
         <w:trPr>
+          <w:cantSplit/>
           <w:jc w:val="center"/>
         </w:trPr>
         <w:tc>
           <w:tcPr>
-            <w:tcW w:w="3367" w:type="dxa"/>
+            <w:tcW w:w="4309" w:type="dxa"/>
             <w:tcBorders>
               <w:top w:val="single" w:sz="8" w:space="0" w:color="000000"/>
               <w:left w:val="single" w:sz="8" w:space="0" w:color="000000"/>
@@ -8771,7 +8964,7 @@
         </w:tc>
         <w:tc>
           <w:tcPr>
-            <w:tcW w:w="2248" w:type="dxa"/>
+            <w:tcW w:w="1927" w:type="dxa"/>
             <w:tcBorders>
               <w:top w:val="single" w:sz="8" w:space="0" w:color="000000"/>
               <w:left w:val="single" w:sz="8" w:space="0" w:color="000000"/>
@@ -8799,18 +8992,18 @@
         </w:tc>
         <w:tc>
           <w:tcPr>
-            <w:tcW w:w="3913" w:type="dxa"/>
-            <w:tcBorders>
-              <w:top w:val="single" w:sz="8" w:space="0" w:color="000000"/>
-              <w:left w:val="single" w:sz="8" w:space="0" w:color="000000"/>
-              <w:bottom w:val="single" w:sz="8" w:space="0" w:color="000000"/>
-              <w:right w:val="single" w:sz="8" w:space="0" w:color="000000"/>
-            </w:tcBorders>
-            <w:vAlign w:val="center"/>
-          </w:tcPr>
-          <w:p>
-            <w:pPr>
-              <w:jc w:val="both"/>
+            <w:tcW w:w="2835" w:type="dxa"/>
+            <w:tcBorders>
+              <w:top w:val="single" w:sz="8" w:space="0" w:color="000000"/>
+              <w:left w:val="single" w:sz="8" w:space="0" w:color="000000"/>
+              <w:bottom w:val="single" w:sz="8" w:space="0" w:color="000000"/>
+              <w:right w:val="single" w:sz="8" w:space="0" w:color="000000"/>
+            </w:tcBorders>
+            <w:vAlign w:val="center"/>
+          </w:tcPr>
+          <w:p>
+            <w:pPr>
+              <w:jc w:val="left"/>
               <w:rPr>
                 <w:sz w:val="24"/>
                 <w:szCs w:val="24"/>
@@ -8829,11 +9022,12 @@
       </w:tr>
       <w:tr>
         <w:trPr>
+          <w:cantSplit/>
           <w:jc w:val="center"/>
         </w:trPr>
         <w:tc>
           <w:tcPr>
-            <w:tcW w:w="3367" w:type="dxa"/>
+            <w:tcW w:w="4309" w:type="dxa"/>
             <w:tcBorders>
               <w:top w:val="single" w:sz="8" w:space="0" w:color="000000"/>
               <w:left w:val="single" w:sz="8" w:space="0" w:color="000000"/>
@@ -8861,7 +9055,7 @@
         </w:tc>
         <w:tc>
           <w:tcPr>
-            <w:tcW w:w="2248" w:type="dxa"/>
+            <w:tcW w:w="1927" w:type="dxa"/>
             <w:tcBorders>
               <w:top w:val="single" w:sz="8" w:space="0" w:color="000000"/>
               <w:left w:val="single" w:sz="8" w:space="0" w:color="000000"/>
@@ -8889,18 +9083,18 @@
         </w:tc>
         <w:tc>
           <w:tcPr>
-            <w:tcW w:w="3913" w:type="dxa"/>
-            <w:tcBorders>
-              <w:top w:val="single" w:sz="8" w:space="0" w:color="000000"/>
-              <w:left w:val="single" w:sz="8" w:space="0" w:color="000000"/>
-              <w:bottom w:val="single" w:sz="8" w:space="0" w:color="000000"/>
-              <w:right w:val="single" w:sz="8" w:space="0" w:color="000000"/>
-            </w:tcBorders>
-            <w:vAlign w:val="center"/>
-          </w:tcPr>
-          <w:p>
-            <w:pPr>
-              <w:jc w:val="both"/>
+            <w:tcW w:w="2835" w:type="dxa"/>
+            <w:tcBorders>
+              <w:top w:val="single" w:sz="8" w:space="0" w:color="000000"/>
+              <w:left w:val="single" w:sz="8" w:space="0" w:color="000000"/>
+              <w:bottom w:val="single" w:sz="8" w:space="0" w:color="000000"/>
+              <w:right w:val="single" w:sz="8" w:space="0" w:color="000000"/>
+            </w:tcBorders>
+            <w:vAlign w:val="center"/>
+          </w:tcPr>
+          <w:p>
+            <w:pPr>
+              <w:jc w:val="left"/>
               <w:rPr>
                 <w:sz w:val="24"/>
                 <w:szCs w:val="24"/>
@@ -8919,39 +9113,40 @@
       </w:tr>
       <w:tr>
         <w:trPr>
+          <w:cantSplit/>
           <w:jc w:val="center"/>
         </w:trPr>
         <w:tc>
           <w:tcPr>
-            <w:tcW w:w="3367" w:type="dxa"/>
-            <w:tcBorders>
-              <w:top w:val="single" w:sz="8" w:space="0" w:color="000000"/>
-              <w:left w:val="single" w:sz="8" w:space="0" w:color="000000"/>
-              <w:bottom w:val="single" w:sz="8" w:space="0" w:color="000000"/>
-              <w:right w:val="single" w:sz="8" w:space="0" w:color="000000"/>
-            </w:tcBorders>
-            <w:vAlign w:val="center"/>
-          </w:tcPr>
-          <w:p>
-            <w:pPr>
-              <w:rPr>
-                <w:sz w:val="24"/>
-                <w:szCs w:val="24"/>
-              </w:rPr>
-            </w:pPr>
-            <w:r>
-              <w:rPr>
-                <w:b w:val="0"/>
-                <w:sz w:val="24"/>
-                <w:szCs w:val="24"/>
-              </w:rPr>
-              <w:t>4. Unduh software hanya dari sumber resmi dan verifikasi checksum bila tersedia.</w:t>
-            </w:r>
-          </w:p>
-        </w:tc>
-        <w:tc>
-          <w:tcPr>
-            <w:tcW w:w="2248" w:type="dxa"/>
+            <w:tcW w:w="4309" w:type="dxa"/>
+            <w:tcBorders>
+              <w:top w:val="single" w:sz="8" w:space="0" w:color="000000"/>
+              <w:left w:val="single" w:sz="8" w:space="0" w:color="000000"/>
+              <w:bottom w:val="single" w:sz="8" w:space="0" w:color="000000"/>
+              <w:right w:val="single" w:sz="8" w:space="0" w:color="000000"/>
+            </w:tcBorders>
+            <w:vAlign w:val="center"/>
+          </w:tcPr>
+          <w:p>
+            <w:pPr>
+              <w:rPr>
+                <w:sz w:val="24"/>
+                <w:szCs w:val="24"/>
+              </w:rPr>
+            </w:pPr>
+            <w:r>
+              <w:rPr>
+                <w:b w:val="0"/>
+                <w:sz w:val="24"/>
+                <w:szCs w:val="24"/>
+              </w:rPr>
+              <w:t>4. Unduh software hanya dari sumber resmi dan verifikasi checksum jika tersedia.</w:t>
+            </w:r>
+          </w:p>
+        </w:tc>
+        <w:tc>
+          <w:tcPr>
+            <w:tcW w:w="1927" w:type="dxa"/>
             <w:tcBorders>
               <w:top w:val="single" w:sz="8" w:space="0" w:color="000000"/>
               <w:left w:val="single" w:sz="8" w:space="0" w:color="000000"/>
@@ -8979,30 +9174,30 @@
         </w:tc>
         <w:tc>
           <w:tcPr>
-            <w:tcW w:w="3913" w:type="dxa"/>
-            <w:tcBorders>
-              <w:top w:val="single" w:sz="8" w:space="0" w:color="000000"/>
-              <w:left w:val="single" w:sz="8" w:space="0" w:color="000000"/>
-              <w:bottom w:val="single" w:sz="8" w:space="0" w:color="000000"/>
-              <w:right w:val="single" w:sz="8" w:space="0" w:color="000000"/>
-            </w:tcBorders>
-            <w:vAlign w:val="center"/>
-          </w:tcPr>
-          <w:p>
-            <w:pPr>
-              <w:jc w:val="both"/>
-              <w:rPr>
-                <w:sz w:val="24"/>
-                <w:szCs w:val="24"/>
-              </w:rPr>
-            </w:pPr>
-            <w:r>
-              <w:rPr>
-                <w:b w:val="0"/>
-                <w:sz w:val="24"/>
-                <w:szCs w:val="24"/>
-              </w:rPr>
-              <w:t>Software dari sumber resmi, checksum terverifikasi bila tersedia</w:t>
+            <w:tcW w:w="2835" w:type="dxa"/>
+            <w:tcBorders>
+              <w:top w:val="single" w:sz="8" w:space="0" w:color="000000"/>
+              <w:left w:val="single" w:sz="8" w:space="0" w:color="000000"/>
+              <w:bottom w:val="single" w:sz="8" w:space="0" w:color="000000"/>
+              <w:right w:val="single" w:sz="8" w:space="0" w:color="000000"/>
+            </w:tcBorders>
+            <w:vAlign w:val="center"/>
+          </w:tcPr>
+          <w:p>
+            <w:pPr>
+              <w:jc w:val="left"/>
+              <w:rPr>
+                <w:sz w:val="24"/>
+                <w:szCs w:val="24"/>
+              </w:rPr>
+            </w:pPr>
+            <w:r>
+              <w:rPr>
+                <w:b w:val="0"/>
+                <w:sz w:val="24"/>
+                <w:szCs w:val="24"/>
+              </w:rPr>
+              <w:t>Software dari sumber resmi, checksum terverifikasi jika tersedia</w:t>
             </w:r>
           </w:p>
         </w:tc>
@@ -9163,6 +9358,7 @@
     <w:p>
       <w:pPr>
         <w:pStyle w:val="Heading1"/>
+        <w:keepNext/>
         <w:numPr>
           <w:ilvl w:val="0"/>
           <w:numId w:val="7"/>
@@ -9191,6 +9387,8 @@
       </w:tblGrid>
       <w:tr>
         <w:trPr>
+          <w:cantSplit/>
+          <w:tblHeader/>
           <w:jc w:val="center"/>
         </w:trPr>
         <w:tc>
@@ -9206,6 +9404,7 @@
           </w:tcPr>
           <w:p>
             <w:pPr>
+              <w:keepNext/>
               <w:jc w:val="center"/>
               <w:rPr>
                 <w:sz w:val="24"/>
@@ -9236,6 +9435,7 @@
           </w:tcPr>
           <w:p>
             <w:pPr>
+              <w:keepNext/>
               <w:jc w:val="center"/>
               <w:rPr>
                 <w:sz w:val="24"/>
@@ -9266,6 +9466,7 @@
           </w:tcPr>
           <w:p>
             <w:pPr>
+              <w:keepNext/>
               <w:jc w:val="center"/>
               <w:rPr>
                 <w:sz w:val="24"/>
@@ -9286,6 +9487,7 @@
       </w:tr>
       <w:tr>
         <w:trPr>
+          <w:cantSplit/>
           <w:jc w:val="center"/>
         </w:trPr>
         <w:tc>
@@ -9357,7 +9559,7 @@
           </w:tcPr>
           <w:p>
             <w:pPr>
-              <w:jc w:val="both"/>
+              <w:jc w:val="left"/>
               <w:rPr>
                 <w:sz w:val="24"/>
                 <w:szCs w:val="24"/>
@@ -9376,6 +9578,7 @@
       </w:tr>
       <w:tr>
         <w:trPr>
+          <w:cantSplit/>
           <w:jc w:val="center"/>
         </w:trPr>
         <w:tc>
@@ -9447,25 +9650,26 @@
           </w:tcPr>
           <w:p>
             <w:pPr>
-              <w:jc w:val="both"/>
-              <w:rPr>
-                <w:sz w:val="24"/>
-                <w:szCs w:val="24"/>
-              </w:rPr>
-            </w:pPr>
-            <w:r>
-              <w:rPr>
-                <w:b w:val="0"/>
-                <w:sz w:val="24"/>
-                <w:szCs w:val="24"/>
-              </w:rPr>
-              <w:t>Minimal bulanan, dan sesudah perubahan besar</w:t>
+              <w:jc w:val="left"/>
+              <w:rPr>
+                <w:sz w:val="24"/>
+                <w:szCs w:val="24"/>
+              </w:rPr>
+            </w:pPr>
+            <w:r>
+              <w:rPr>
+                <w:b w:val="0"/>
+                <w:sz w:val="24"/>
+                <w:szCs w:val="24"/>
+              </w:rPr>
+              <w:t>Minimal bulanan, dan setelah perubahan besar</w:t>
             </w:r>
           </w:p>
         </w:tc>
       </w:tr>
       <w:tr>
         <w:trPr>
+          <w:cantSplit/>
           <w:jc w:val="center"/>
         </w:trPr>
         <w:tc>
@@ -9537,7 +9741,7 @@
           </w:tcPr>
           <w:p>
             <w:pPr>
-              <w:jc w:val="both"/>
+              <w:jc w:val="left"/>
               <w:rPr>
                 <w:sz w:val="24"/>
                 <w:szCs w:val="24"/>
@@ -9556,6 +9760,7 @@
       </w:tr>
       <w:tr>
         <w:trPr>
+          <w:cantSplit/>
           <w:jc w:val="center"/>
         </w:trPr>
         <w:tc>
@@ -9627,7 +9832,7 @@
           </w:tcPr>
           <w:p>
             <w:pPr>
-              <w:jc w:val="both"/>
+              <w:jc w:val="left"/>
               <w:rPr>
                 <w:sz w:val="24"/>
                 <w:szCs w:val="24"/>
@@ -9646,6 +9851,7 @@
       </w:tr>
       <w:tr>
         <w:trPr>
+          <w:cantSplit/>
           <w:jc w:val="center"/>
         </w:trPr>
         <w:tc>
@@ -9717,7 +9923,7 @@
           </w:tcPr>
           <w:p>
             <w:pPr>
-              <w:jc w:val="both"/>
+              <w:jc w:val="left"/>
               <w:rPr>
                 <w:sz w:val="24"/>
                 <w:szCs w:val="24"/>
@@ -9736,6 +9942,7 @@
       </w:tr>
       <w:tr>
         <w:trPr>
+          <w:cantSplit/>
           <w:jc w:val="center"/>
         </w:trPr>
         <w:tc>
@@ -9807,7 +10014,7 @@
           </w:tcPr>
           <w:p>
             <w:pPr>
-              <w:jc w:val="both"/>
+              <w:jc w:val="left"/>
               <w:rPr>
                 <w:sz w:val="24"/>
                 <w:szCs w:val="24"/>
@@ -9826,6 +10033,7 @@
       </w:tr>
       <w:tr>
         <w:trPr>
+          <w:cantSplit/>
           <w:jc w:val="center"/>
         </w:trPr>
         <w:tc>
@@ -9897,7 +10105,7 @@
           </w:tcPr>
           <w:p>
             <w:pPr>
-              <w:jc w:val="both"/>
+              <w:jc w:val="left"/>
               <w:rPr>
                 <w:sz w:val="24"/>
                 <w:szCs w:val="24"/>
@@ -9916,6 +10124,7 @@
       </w:tr>
       <w:tr>
         <w:trPr>
+          <w:cantSplit/>
           <w:jc w:val="center"/>
         </w:trPr>
         <w:tc>
@@ -9987,7 +10196,7 @@
           </w:tcPr>
           <w:p>
             <w:pPr>
-              <w:jc w:val="both"/>
+              <w:jc w:val="left"/>
               <w:rPr>
                 <w:sz w:val="24"/>
                 <w:szCs w:val="24"/>
@@ -10006,6 +10215,7 @@
       </w:tr>
       <w:tr>
         <w:trPr>
+          <w:cantSplit/>
           <w:jc w:val="center"/>
         </w:trPr>
         <w:tc>
@@ -10077,7 +10287,7 @@
           </w:tcPr>
           <w:p>
             <w:pPr>
-              <w:jc w:val="both"/>
+              <w:jc w:val="left"/>
               <w:rPr>
                 <w:sz w:val="24"/>
                 <w:szCs w:val="24"/>
@@ -10096,6 +10306,7 @@
       </w:tr>
       <w:tr>
         <w:trPr>
+          <w:cantSplit/>
           <w:jc w:val="center"/>
         </w:trPr>
         <w:tc>
@@ -10167,7 +10378,7 @@
           </w:tcPr>
           <w:p>
             <w:pPr>
-              <w:jc w:val="both"/>
+              <w:jc w:val="left"/>
               <w:rPr>
                 <w:sz w:val="24"/>
                 <w:szCs w:val="24"/>
@@ -10186,6 +10397,7 @@
       </w:tr>
       <w:tr>
         <w:trPr>
+          <w:cantSplit/>
           <w:jc w:val="center"/>
         </w:trPr>
         <w:tc>
@@ -10257,7 +10469,7 @@
           </w:tcPr>
           <w:p>
             <w:pPr>
-              <w:jc w:val="both"/>
+              <w:jc w:val="left"/>
               <w:rPr>
                 <w:sz w:val="24"/>
                 <w:szCs w:val="24"/>
@@ -10276,6 +10488,7 @@
       </w:tr>
       <w:tr>
         <w:trPr>
+          <w:cantSplit/>
           <w:jc w:val="center"/>
         </w:trPr>
         <w:tc>
@@ -10347,7 +10560,7 @@
           </w:tcPr>
           <w:p>
             <w:pPr>
-              <w:jc w:val="both"/>
+              <w:jc w:val="left"/>
               <w:rPr>
                 <w:sz w:val="24"/>
                 <w:szCs w:val="24"/>
@@ -10366,6 +10579,7 @@
       </w:tr>
       <w:tr>
         <w:trPr>
+          <w:cantSplit/>
           <w:jc w:val="center"/>
         </w:trPr>
         <w:tc>
@@ -10437,7 +10651,7 @@
           </w:tcPr>
           <w:p>
             <w:pPr>
-              <w:jc w:val="both"/>
+              <w:jc w:val="left"/>
               <w:rPr>
                 <w:sz w:val="24"/>
                 <w:szCs w:val="24"/>
@@ -10466,6 +10680,7 @@
     <w:p>
       <w:pPr>
         <w:pStyle w:val="Heading1"/>
+        <w:keepNext/>
         <w:numPr>
           <w:ilvl w:val="0"/>
           <w:numId w:val="7"/>
@@ -10498,6 +10713,10 @@
         <w:gridCol w:w="6765"/>
       </w:tblGrid>
       <w:tr>
+        <w:trPr>
+          <w:cantSplit/>
+          <w:tblHeader/>
+        </w:trPr>
         <w:tc>
           <w:tcPr>
             <w:tcW w:w="2745" w:type="dxa"/>
@@ -10510,6 +10729,7 @@
           </w:tcPr>
           <w:p>
             <w:pPr>
+              <w:keepNext/>
               <w:spacing w:after="120" w:line="252" w:lineRule="auto"/>
               <w:rPr>
                 <w:sz w:val="24"/>
@@ -10538,8 +10758,9 @@
           </w:tcPr>
           <w:p>
             <w:pPr>
+              <w:keepNext/>
               <w:spacing w:after="120" w:line="252" w:lineRule="auto"/>
-              <w:jc w:val="both"/>
+              <w:jc w:val="left"/>
               <w:rPr>
                 <w:sz w:val="24"/>
                 <w:szCs w:val="24"/>
@@ -10557,6 +10778,9 @@
         </w:tc>
       </w:tr>
       <w:tr>
+        <w:trPr>
+          <w:cantSplit/>
+        </w:trPr>
         <w:tc>
           <w:tcPr>
             <w:tcW w:w="2745" w:type="dxa"/>
@@ -10598,7 +10822,7 @@
           <w:p>
             <w:pPr>
               <w:spacing w:after="120" w:line="252" w:lineRule="auto"/>
-              <w:jc w:val="both"/>
+              <w:jc w:val="left"/>
               <w:rPr>
                 <w:sz w:val="24"/>
                 <w:szCs w:val="24"/>
@@ -10616,6 +10840,9 @@
         </w:tc>
       </w:tr>
       <w:tr>
+        <w:trPr>
+          <w:cantSplit/>
+        </w:trPr>
         <w:tc>
           <w:tcPr>
             <w:tcW w:w="2745" w:type="dxa"/>
@@ -10657,24 +10884,27 @@
           <w:p>
             <w:pPr>
               <w:spacing w:after="120" w:line="252" w:lineRule="auto"/>
-              <w:jc w:val="both"/>
-              <w:rPr>
-                <w:sz w:val="24"/>
-                <w:szCs w:val="24"/>
-              </w:rPr>
-            </w:pPr>
-            <w:r>
-              <w:rPr>
-                <w:b w:val="0"/>
-                <w:sz w:val="24"/>
-                <w:szCs w:val="24"/>
-              </w:rPr>
-              <w:t>Lead SOC mencatat pengecualian, Pemilik aset menyetujuinya, dan untuk prioritas Darurat dan Kritis Head of Operation juga menyetujuinya (butir 6.6).</w:t>
+              <w:jc w:val="left"/>
+              <w:rPr>
+                <w:sz w:val="24"/>
+                <w:szCs w:val="24"/>
+              </w:rPr>
+            </w:pPr>
+            <w:r>
+              <w:rPr>
+                <w:b w:val="0"/>
+                <w:sz w:val="24"/>
+                <w:szCs w:val="24"/>
+              </w:rPr>
+              <w:t>Lead SOC mencatat pengecualian, lalu meminta persetujuan Pemilik aset, serta persetujuan Head of Operation untuk prioritas Darurat dan Kritis (butir 6.6).</w:t>
             </w:r>
           </w:p>
         </w:tc>
       </w:tr>
       <w:tr>
+        <w:trPr>
+          <w:cantSplit/>
+        </w:trPr>
         <w:tc>
           <w:tcPr>
             <w:tcW w:w="2745" w:type="dxa"/>
@@ -10716,24 +10946,27 @@
           <w:p>
             <w:pPr>
               <w:spacing w:after="120" w:line="252" w:lineRule="auto"/>
-              <w:jc w:val="both"/>
-              <w:rPr>
-                <w:sz w:val="24"/>
-                <w:szCs w:val="24"/>
-              </w:rPr>
-            </w:pPr>
-            <w:r>
-              <w:rPr>
-                <w:b w:val="0"/>
-                <w:sz w:val="24"/>
-                <w:szCs w:val="24"/>
-              </w:rPr>
-              <w:t>NOC Engineer boleh mengajukan change Emergency menurut SNX-OPS-SOP-02 (butir 6.3).</w:t>
+              <w:jc w:val="left"/>
+              <w:rPr>
+                <w:sz w:val="24"/>
+                <w:szCs w:val="24"/>
+              </w:rPr>
+            </w:pPr>
+            <w:r>
+              <w:rPr>
+                <w:b w:val="0"/>
+                <w:sz w:val="24"/>
+                <w:szCs w:val="24"/>
+              </w:rPr>
+              <w:t>NOC Engineer boleh mengajukan change Emergency sesuai SNX-OPS-SOP-02 (butir 6.3).</w:t>
             </w:r>
           </w:p>
         </w:tc>
       </w:tr>
       <w:tr>
+        <w:trPr>
+          <w:cantSplit/>
+        </w:trPr>
         <w:tc>
           <w:tcPr>
             <w:tcW w:w="2745" w:type="dxa"/>
@@ -10775,7 +11008,7 @@
           <w:p>
             <w:pPr>
               <w:spacing w:after="120" w:line="252" w:lineRule="auto"/>
-              <w:jc w:val="both"/>
+              <w:jc w:val="left"/>
               <w:rPr>
                 <w:sz w:val="24"/>
                 <w:szCs w:val="24"/>
@@ -10793,6 +11026,9 @@
         </w:tc>
       </w:tr>
       <w:tr>
+        <w:trPr>
+          <w:cantSplit/>
+        </w:trPr>
         <w:tc>
           <w:tcPr>
             <w:tcW w:w="2745" w:type="dxa"/>
@@ -10834,24 +11070,27 @@
           <w:p>
             <w:pPr>
               <w:spacing w:after="120" w:line="252" w:lineRule="auto"/>
-              <w:jc w:val="both"/>
-              <w:rPr>
-                <w:sz w:val="24"/>
-                <w:szCs w:val="24"/>
-              </w:rPr>
-            </w:pPr>
-            <w:r>
-              <w:rPr>
-                <w:b w:val="0"/>
-                <w:sz w:val="24"/>
-                <w:szCs w:val="24"/>
-              </w:rPr>
-              <w:t>Service Delivery Manager menyampaikan temuan dan rekomendasi ke developer atau PIC pelanggan; pihak pelanggan memasang patch-nya.</w:t>
+              <w:jc w:val="left"/>
+              <w:rPr>
+                <w:sz w:val="24"/>
+                <w:szCs w:val="24"/>
+              </w:rPr>
+            </w:pPr>
+            <w:r>
+              <w:rPr>
+                <w:b w:val="0"/>
+                <w:sz w:val="24"/>
+                <w:szCs w:val="24"/>
+              </w:rPr>
+              <w:t>Service Delivery Manager menyampaikan temuan dan rekomendasi ke developer atau PIC pelanggan, yang kemudian memasang patch-nya.</w:t>
             </w:r>
           </w:p>
         </w:tc>
       </w:tr>
       <w:tr>
+        <w:trPr>
+          <w:cantSplit/>
+        </w:trPr>
         <w:tc>
           <w:tcPr>
             <w:tcW w:w="2745" w:type="dxa"/>
@@ -10893,7 +11132,7 @@
           <w:p>
             <w:pPr>
               <w:spacing w:after="120" w:line="252" w:lineRule="auto"/>
-              <w:jc w:val="both"/>
+              <w:jc w:val="left"/>
               <w:rPr>
                 <w:sz w:val="24"/>
                 <w:szCs w:val="24"/>
@@ -10964,7 +11203,7 @@
           <w:sz w:val="24"/>
           <w:szCs w:val="24"/>
         </w:rPr>
-        <w:t xml:space="preserve">Lead SOC memantau kepatuhan terhadap SOP ini lewat empat indikator kinerja di bagian 8.</w:t>
+        <w:t xml:space="preserve">Lead SOC memantau kepatuhan terhadap SOP ini melalui empat indikator kinerja di bagian 8.</w:t>
       </w:r>
     </w:p>
     <w:p>
@@ -11040,6 +11279,7 @@
     </w:p>
     <w:p>
       <w:pPr>
+        <w:keepNext/>
         <w:pBdr>
           <w:top w:val="nil"/>
           <w:left w:val="nil"/>
@@ -11086,6 +11326,8 @@
       </w:tblGrid>
       <w:tr>
         <w:trPr>
+          <w:cantSplit/>
+          <w:tblHeader/>
           <w:jc w:val="center"/>
         </w:trPr>
         <w:tc>
@@ -11095,6 +11337,7 @@
           </w:tcPr>
           <w:p>
             <w:pPr>
+              <w:keepNext/>
               <w:jc w:val="center"/>
               <w:rPr>
                 <w:sz w:val="24"/>
@@ -11119,6 +11362,7 @@
           </w:tcPr>
           <w:p>
             <w:pPr>
+              <w:keepNext/>
               <w:jc w:val="center"/>
               <w:rPr>
                 <w:sz w:val="24"/>
@@ -11139,6 +11383,7 @@
       </w:tr>
       <w:tr>
         <w:trPr>
+          <w:cantSplit/>
           <w:jc w:val="center"/>
         </w:trPr>
         <w:tc>
@@ -11188,6 +11433,7 @@
       </w:tr>
       <w:tr>
         <w:trPr>
+          <w:cantSplit/>
           <w:jc w:val="center"/>
         </w:trPr>
         <w:tc>
@@ -11237,6 +11483,7 @@
       </w:tr>
       <w:tr>
         <w:trPr>
+          <w:cantSplit/>
           <w:jc w:val="center"/>
         </w:trPr>
         <w:tc>
@@ -11279,13 +11526,14 @@
                 <w:sz w:val="24"/>
                 <w:szCs w:val="24"/>
               </w:rPr>
-              <w:t>Information Asset Register; ID aset di tiket temuan dan kolom Pemilik menentukan Pemilik aset.</w:t>
+              <w:t>Information Asset Register; ID aset di ticket temuan dan kolom Pemilik menentukan Pemilik aset.</w:t>
             </w:r>
           </w:p>
         </w:tc>
       </w:tr>
       <w:tr>
         <w:trPr>
+          <w:cantSplit/>
           <w:jc w:val="center"/>
         </w:trPr>
         <w:tc>
@@ -11335,6 +11583,7 @@
       </w:tr>
       <w:tr>
         <w:trPr>
+          <w:cantSplit/>
           <w:jc w:val="center"/>
         </w:trPr>
         <w:tc>
@@ -11384,6 +11633,7 @@
       </w:tr>
       <w:tr>
         <w:trPr>
+          <w:cantSplit/>
           <w:jc w:val="center"/>
         </w:trPr>
         <w:tc>
@@ -11433,6 +11683,7 @@
       </w:tr>
       <w:tr>
         <w:trPr>
+          <w:cantSplit/>
           <w:jc w:val="center"/>
         </w:trPr>
         <w:tc>
@@ -11482,6 +11733,7 @@
       </w:tr>
       <w:tr>
         <w:trPr>
+          <w:cantSplit/>
           <w:jc w:val="center"/>
         </w:trPr>
         <w:tc>
@@ -11531,6 +11783,7 @@
       </w:tr>
       <w:tr>
         <w:trPr>
+          <w:cantSplit/>
           <w:jc w:val="center"/>
         </w:trPr>
         <w:tc>
@@ -11573,13 +11826,14 @@
                 <w:sz w:val="24"/>
                 <w:szCs w:val="24"/>
               </w:rPr>
-              <w:t>Technical Ticket / Incident Register; rekap tiket temuan vulnerability dan patch.</w:t>
+              <w:t>Technical Ticket / Incident Register; rekap ticket temuan vulnerability dan patch.</w:t>
             </w:r>
           </w:p>
         </w:tc>
       </w:tr>
       <w:tr>
         <w:trPr>
+          <w:cantSplit/>
           <w:jc w:val="center"/>
         </w:trPr>
         <w:tc>
@@ -11629,6 +11883,7 @@
       </w:tr>
       <w:tr>
         <w:trPr>
+          <w:cantSplit/>
           <w:jc w:val="center"/>
         </w:trPr>
         <w:tc>
@@ -11678,6 +11933,7 @@
       </w:tr>
       <w:tr>
         <w:trPr>
+          <w:cantSplit/>
           <w:jc w:val="center"/>
         </w:trPr>
         <w:tc>
@@ -11720,7 +11976,7 @@
                 <w:sz w:val="24"/>
                 <w:szCs w:val="24"/>
               </w:rPr>
-              <w:t>SOP Technical Incident Handling &amp; Escalation; severity tiket P1 sampai P4, skala yang terpisah dari prioritas patch.</w:t>
+              <w:t>SOP Technical Incident Handling &amp; Escalation; severity ticket P1 sampai P4, skala yang terpisah dari prioritas patch.</w:t>
             </w:r>
           </w:p>
         </w:tc>
@@ -11728,6 +11984,7 @@
     </w:tbl>
     <w:p>
       <w:pPr>
+        <w:keepNext/>
         <w:pBdr>
           <w:top w:val="nil"/>
           <w:left w:val="nil"/>
@@ -11767,6 +12024,8 @@
       </w:tblGrid>
       <w:tr>
         <w:trPr>
+          <w:cantSplit/>
+          <w:tblHeader/>
           <w:jc w:val="center"/>
         </w:trPr>
         <w:tc>
@@ -11782,6 +12041,7 @@
           </w:tcPr>
           <w:p>
             <w:pPr>
+              <w:keepNext/>
               <w:jc w:val="center"/>
               <w:rPr>
                 <w:sz w:val="24"/>
@@ -11812,6 +12072,7 @@
           </w:tcPr>
           <w:p>
             <w:pPr>
+              <w:keepNext/>
               <w:jc w:val="center"/>
               <w:rPr>
                 <w:sz w:val="24"/>
@@ -11842,6 +12103,7 @@
           </w:tcPr>
           <w:p>
             <w:pPr>
+              <w:keepNext/>
               <w:jc w:val="center"/>
               <w:rPr>
                 <w:sz w:val="24"/>
@@ -11862,6 +12124,7 @@
       </w:tr>
       <w:tr>
         <w:trPr>
+          <w:cantSplit/>
           <w:jc w:val="center"/>
         </w:trPr>
         <w:tc>
@@ -11888,7 +12151,7 @@
                 <w:sz w:val="24"/>
                 <w:szCs w:val="24"/>
               </w:rPr>
-              <w:t>Tiket temuan vulnerability dan patch (SNX-OPS-FRM-08)</w:t>
+              <w:t>Ticket temuan vulnerability dan patch (SNX-OPS-FRM-08)</w:t>
             </w:r>
           </w:p>
         </w:tc>
@@ -11933,7 +12196,7 @@
           </w:tcPr>
           <w:p>
             <w:pPr>
-              <w:jc w:val="both"/>
+              <w:jc w:val="left"/>
               <w:rPr>
                 <w:sz w:val="24"/>
                 <w:szCs w:val="24"/>
@@ -11952,6 +12215,7 @@
       </w:tr>
       <w:tr>
         <w:trPr>
+          <w:cantSplit/>
           <w:jc w:val="center"/>
         </w:trPr>
         <w:tc>
@@ -12023,7 +12287,7 @@
           </w:tcPr>
           <w:p>
             <w:pPr>
-              <w:jc w:val="both"/>
+              <w:jc w:val="left"/>
               <w:rPr>
                 <w:sz w:val="24"/>
                 <w:szCs w:val="24"/>
@@ -12042,6 +12306,7 @@
       </w:tr>
       <w:tr>
         <w:trPr>
+          <w:cantSplit/>
           <w:jc w:val="center"/>
         </w:trPr>
         <w:tc>
@@ -12113,7 +12378,7 @@
           </w:tcPr>
           <w:p>
             <w:pPr>
-              <w:jc w:val="both"/>
+              <w:jc w:val="left"/>
               <w:rPr>
                 <w:sz w:val="24"/>
                 <w:szCs w:val="24"/>
@@ -12132,6 +12397,7 @@
       </w:tr>
       <w:tr>
         <w:trPr>
+          <w:cantSplit/>
           <w:jc w:val="center"/>
         </w:trPr>
         <w:tc>
@@ -12203,7 +12469,7 @@
           </w:tcPr>
           <w:p>
             <w:pPr>
-              <w:jc w:val="both"/>
+              <w:jc w:val="left"/>
               <w:rPr>
                 <w:sz w:val="24"/>
                 <w:szCs w:val="24"/>
@@ -12222,6 +12488,7 @@
       </w:tr>
       <w:tr>
         <w:trPr>
+          <w:cantSplit/>
           <w:jc w:val="center"/>
         </w:trPr>
         <w:tc>
@@ -12293,7 +12560,7 @@
           </w:tcPr>
           <w:p>
             <w:pPr>
-              <w:jc w:val="both"/>
+              <w:jc w:val="left"/>
               <w:rPr>
                 <w:sz w:val="24"/>
                 <w:szCs w:val="24"/>

--- a/out/08_ISMS/SNX-ISMS-SOP-05 Vulnerability & Patch Management (Rev00 DRAFT).docx
+++ b/out/08_ISMS/SNX-ISMS-SOP-05 Vulnerability & Patch Management (Rev00 DRAFT).docx
@@ -3803,7 +3803,7 @@
                 <w:sz w:val="24"/>
                 <w:szCs w:val="24"/>
               </w:rPr>
-              <w:t>Batas waktu pemasangan patch atau penerapan mitigasi kompensasi untuk satu vulnerability sesuai prioritasnya (bagian 8), dihitung dalam hari kalender sejak Lead SOC menetapkan prioritas di ticket temuan (USULAN).</w:t>
+              <w:t>Batas waktu pemasangan patch atau penerapan mitigasi kompensasi untuk satu vulnerability sesuai prioritasnya (bagian 8). Dihitung dalam hari kalender sejak Lead SOC menetapkan prioritas di ticket temuan (USULAN).</w:t>
             </w:r>
           </w:p>
         </w:tc>
